--- a/결과물/혼공독해교재_공통영어2_YBM(박)_1과FurtherReading_전체통합본.docx
+++ b/결과물/혼공독해교재_공통영어2_YBM(박)_1과FurtherReading_전체통합본.docx
@@ -815,7 +815,7 @@
               <w:sz w:val="15"/>
               <w:szCs w:val="15"/>
             </w:rPr>
-            <w:t xml:space="preserve">S: everyone, V: accesses takes ／ [that] V′: suits</w:t>
+            <w:t xml:space="preserve">S: everyone, V: accesses and takes ／ [that] V′: suits</w:t>
           </w:r>
         </w:p>
         <w:p>
@@ -1594,23 +1594,23 @@
               <w:sz w:val="17"/>
               <w:szCs w:val="17"/>
             </w:rPr>
-            <w:t xml:space="preserve">lead A to V — A가 ~하게 이끌다, 만들다</w:t>
-          </w:r>
-          <w:r>
-            <w:rPr>
-              <w:color w:val="333333"/>
-              <w:sz w:val="17"/>
-              <w:szCs w:val="17"/>
-            </w:rPr>
-            <w:t xml:space="preserve"> / </w:t>
-          </w:r>
-          <w:r>
-            <w:rPr>
-              <w:color w:val="333333"/>
-              <w:sz w:val="17"/>
-              <w:szCs w:val="17"/>
-            </w:rPr>
-            <w:t xml:space="preserve">be p.p. — ~되다, ~당하다</w:t>
+            <w:t xml:space="preserve">lead A to V — A(이/가) ~하게 이끌다, 만들다</w:t>
+          </w:r>
+          <w:r>
+            <w:rPr>
+              <w:color w:val="333333"/>
+              <w:sz w:val="17"/>
+              <w:szCs w:val="17"/>
+            </w:rPr>
+            <w:t xml:space="preserve"> / </w:t>
+          </w:r>
+          <w:r>
+            <w:rPr>
+              <w:color w:val="333333"/>
+              <w:sz w:val="17"/>
+              <w:szCs w:val="17"/>
+            </w:rPr>
+            <w:t xml:space="preserve">be p.p. — ~되다</w:t>
           </w:r>
           <w:r>
             <w:rPr>
@@ -1993,7 +1993,7 @@
               <w:sz w:val="15"/>
               <w:szCs w:val="15"/>
             </w:rPr>
-            <w:t xml:space="preserve">S: An echo chamber, V: refers ／ [where] S′: sound, V′: doesn’t leak returns</w:t>
+            <w:t xml:space="preserve">S: An echo chamber, V: refers ／ [where] S′: sound, V′: doesn’t leak and returns</w:t>
           </w:r>
         </w:p>
         <w:p>
@@ -2012,11 +2012,20 @@
           </w:r>
           <w:r>
             <w:rPr>
-              <w:color w:val="333333"/>
-              <w:sz w:val="17"/>
-              <w:szCs w:val="17"/>
-            </w:rPr>
-            <w:t xml:space="preserve">echo chamber — 에코 챔버, 반향실</w:t>
+              <w:color w:val="203864"/>
+              <w:sz w:val="17"/>
+              <w:szCs w:val="17"/>
+              <w:b/>
+            </w:rPr>
+            <w:t xml:space="preserve">★</w:t>
+          </w:r>
+          <w:r>
+            <w:rPr>
+              <w:color w:val="333333"/>
+              <w:sz w:val="17"/>
+              <w:szCs w:val="17"/>
+            </w:rPr>
+            <w:t xml:space="preserve"> echo chamber — 에코 챔버, 반향실</w:t>
           </w:r>
           <w:r>
             <w:rPr>
@@ -2169,7 +2178,7 @@
               <w:sz w:val="17"/>
               <w:szCs w:val="17"/>
             </w:rPr>
-            <w:t xml:space="preserve">as — ~로 (자격·형태)</w:t>
+            <w:t xml:space="preserve">as — ~로</w:t>
           </w:r>
           <w:r>
             <w:rPr>
@@ -2492,11 +2501,20 @@
           </w:r>
           <w:r>
             <w:rPr>
-              <w:color w:val="333333"/>
-              <w:sz w:val="17"/>
-              <w:szCs w:val="17"/>
-            </w:rPr>
-            <w:t xml:space="preserve">echo chamber — 에코 챔버, 반향실</w:t>
+              <w:color w:val="203864"/>
+              <w:sz w:val="17"/>
+              <w:szCs w:val="17"/>
+              <w:b/>
+            </w:rPr>
+            <w:t xml:space="preserve">★</w:t>
+          </w:r>
+          <w:r>
+            <w:rPr>
+              <w:color w:val="333333"/>
+              <w:sz w:val="17"/>
+              <w:szCs w:val="17"/>
+            </w:rPr>
+            <w:t xml:space="preserve"> echo chamber — 에코 챔버, 반향실</w:t>
           </w:r>
           <w:r>
             <w:rPr>
@@ -2624,7 +2642,7 @@
               <w:sz w:val="17"/>
               <w:szCs w:val="17"/>
             </w:rPr>
-            <w:t xml:space="preserve">in which S′ V′ — S′(이/가) V′하는 (전치사 + 관계대명사)</w:t>
+            <w:t xml:space="preserve">in which S′ V′ — S′(이/가) V′하는 (관계대명사)</w:t>
           </w:r>
           <w:r>
             <w:rPr>
@@ -2767,7 +2785,7 @@
               <w:szCs w:val="15"/>
               <w:u w:val="none"/>
             </w:rPr>
-            <w:t xml:space="preserve">[당신</w:t>
+            <w:t xml:space="preserve">[당신[독자]</w:t>
           </w:r>
           <w:r>
             <w:rPr>
@@ -2882,7 +2900,7 @@
               <w:szCs w:val="15"/>
               <w:u w:val="none"/>
             </w:rPr>
-            <w:t xml:space="preserve">[당신</w:t>
+            <w:t xml:space="preserve">[당신[독자]</w:t>
           </w:r>
           <w:r>
             <w:rPr>
@@ -3091,7 +3109,7 @@
               <w:sz w:val="15"/>
               <w:szCs w:val="15"/>
             </w:rPr>
-            <w:t xml:space="preserve">S: This, V: can distort limit</w:t>
+            <w:t xml:space="preserve">S: This, V: can distort and limit</w:t>
           </w:r>
         </w:p>
         <w:p>
@@ -3155,7 +3173,7 @@
               <w:sz w:val="17"/>
               <w:szCs w:val="17"/>
             </w:rPr>
-            <w:t xml:space="preserve"> distort — 왜곡하다, 비틀다</w:t>
+            <w:t xml:space="preserve"> distort — 왜곡하다</w:t>
           </w:r>
           <w:r>
             <w:rPr>
@@ -3432,7 +3450,7 @@
               <w:szCs w:val="15"/>
               <w:u w:val="none"/>
             </w:rPr>
-            <w:t xml:space="preserve">] 당신의 능력</w:t>
+            <w:t xml:space="preserve">] 당신[독자]의 능력</w:t>
           </w:r>
           <w:r>
             <w:rPr>
@@ -3632,11 +3650,20 @@
           </w:r>
           <w:r>
             <w:rPr>
-              <w:color w:val="333333"/>
-              <w:sz w:val="17"/>
-              <w:szCs w:val="17"/>
-            </w:rPr>
-            <w:t xml:space="preserve">echo chamber — 에코 챔버, 반향실</w:t>
+              <w:color w:val="203864"/>
+              <w:sz w:val="17"/>
+              <w:szCs w:val="17"/>
+              <w:b/>
+            </w:rPr>
+            <w:t xml:space="preserve">★</w:t>
+          </w:r>
+          <w:r>
+            <w:rPr>
+              <w:color w:val="333333"/>
+              <w:sz w:val="17"/>
+              <w:szCs w:val="17"/>
+            </w:rPr>
+            <w:t xml:space="preserve"> echo chamber — 에코 챔버, 반향실</w:t>
           </w:r>
           <w:r>
             <w:rPr>
@@ -4090,7 +4117,7 @@
               <w:sz w:val="15"/>
               <w:szCs w:val="15"/>
             </w:rPr>
-            <w:t xml:space="preserve">S: you, V: must seek engage ／ [who] V′: have</w:t>
+            <w:t xml:space="preserve">S: you, V: must seek and engage ／ [who] V′: have</w:t>
           </w:r>
         </w:p>
         <w:p>
@@ -4710,7 +4737,7 @@
               <w:sz w:val="15"/>
               <w:szCs w:val="15"/>
             </w:rPr>
-            <w:t xml:space="preserve">V: remember keep ／ [(that)] S′: you, V′: receive</w:t>
+            <w:t xml:space="preserve">V: remember and keep ／ [(that)] S′: you, V′: receive</w:t>
           </w:r>
         </w:p>
         <w:p>
@@ -4949,7 +4976,7 @@
               <w:szCs w:val="15"/>
               <w:u w:val="none"/>
             </w:rPr>
-            <w:t xml:space="preserve">[당신</w:t>
+            <w:t xml:space="preserve">[당신[독자]</w:t>
           </w:r>
           <w:r>
             <w:rPr>
@@ -5307,7 +5334,7 @@
               <w:sz w:val="17"/>
               <w:szCs w:val="17"/>
             </w:rPr>
-            <w:t xml:space="preserve">want A to V — A가 ~하기를 원하다</w:t>
+            <w:t xml:space="preserve">want A to V — A(이/가) ~하기를 원하다</w:t>
           </w:r>
           <w:r>
             <w:rPr>
@@ -5387,7 +5414,7 @@
               <w:sz w:val="17"/>
               <w:szCs w:val="17"/>
             </w:rPr>
-            <w:t xml:space="preserve">not always — 항상 ~인 것은 아니다 (부분 부정)</w:t>
+            <w:t xml:space="preserve">not always — 항상 ~인 것은 아니다</w:t>
           </w:r>
           <w:r>
             <w:rPr>
@@ -5530,7 +5557,7 @@
               <w:szCs w:val="15"/>
               <w:u w:val="none"/>
             </w:rPr>
-            <w:t xml:space="preserve">[당신</w:t>
+            <w:t xml:space="preserve">[당신[독자]</w:t>
           </w:r>
           <w:r>
             <w:rPr>
@@ -5645,7 +5672,7 @@
               <w:szCs w:val="15"/>
               <w:u w:val="none"/>
             </w:rPr>
-            <w:t xml:space="preserve">[그것</w:t>
+            <w:t xml:space="preserve">[그것[사실이기를 원하는 어떤 것]</w:t>
           </w:r>
           <w:r>
             <w:rPr>
@@ -7598,7 +7625,7 @@
               <w:sz w:val="17"/>
               <w:szCs w:val="17"/>
             </w:rPr>
-            <w:t xml:space="preserve">협력을 (~하게) 만들면서</w:t>
+            <w:t xml:space="preserve">협력을 만들면서</w:t>
           </w:r>
           <w:r>
             <w:rPr>
@@ -8861,7 +8888,7 @@
               <w:bCs w:val="0"/>
               <w:color w:val="000000"/>
             </w:rPr>
-            <w:t xml:space="preserve">2번 문장은 1번에서 말한 ‘골라 받아들이는 습관’이 어떤 결과를 낳는지 알려 준다. 비슷한 관점만 계속 보고 다른 견해는 생각해 보지 않는 경우를 말한다. 이런 습관이 이어지면 사람은 자신과 같은 생각만 듣는 공간에 갇힐 수 있다. 글쓴이는 이 공간을 ‘에코 챔버’라고 부르며 글의 중심 소재로 삼는다.</w:t>
+            <w:t xml:space="preserve">2번 문장은 1번에서 말한 ‘골라 받아들이는 습관’이 어떤 결과를 낳는지 알려 준다. 비슷한 관점만 계속 보고 다른 견해는 생각해 보지 않는 경우를 말한다. 이런 습관이 이어지면 사람은 자신과 같은 생각만 듣는 공간에 갇힐 수 있다. 글쓴이는 이 공간을 ‘에코 챔버’라고 부른다. 에코 챔버는 이 글 전체의 중심 소재다.</w:t>
           </w:r>
         </w:p>
         <w:p>
@@ -8916,7 +8943,7 @@
               <w:bCs w:val="0"/>
               <w:color w:val="000000"/>
             </w:rPr>
-            <w:t xml:space="preserve">6번 문장은 5번에 이어 에코 챔버의 더 큰 문제를 말한다. 5번이 한 사람의 생각과 토론 능력에 미치는 영향을 말했다면, 6번은 사회 전체에 미치는 영향을 말한다. 사람들이 각자 자기 생각만 들으면 서로 나뉘는 사회적 분열이 커질 수 있다. 그러면 모두에게 걸린 공통 문제를 함께 해결하는 협력도 어려워진다.</w:t>
+            <w:t xml:space="preserve">6번 문장은 5번에 이어 에코 챔버의 더 큰 문제를 말한다. 5번이 한 사람의 생각과 토론 능력에 미치는 영향을 말했다면, 6번은 사회 전체에 미치는 영향을 말한다. 사람들이 각자 자기와 같은 생각만 들으면 사회가 서로 나뉘는 분열이 커질 수 있다. 그러면 모두에게 걸린 공통 문제를 함께 해결하는 협력도 어려워질 수 있다.</w:t>
           </w:r>
         </w:p>
         <w:p>
@@ -8971,7 +8998,7 @@
               <w:bCs w:val="0"/>
               <w:color w:val="000000"/>
             </w:rPr>
-            <w:t xml:space="preserve">9번 문장은 7~8번의 해결 방법을 마무리하며 기억할 점을 덧붙인다. 사람은 어떤 소식이 사실이기를 바랄 때 그 소식을 쉽게 믿을 수 있다. 하지만 바란다고 해서 그 소식이 항상 사실이 되는 것은 아니다. 그래서 믿고 싶은 정보일수록 한 번 더 확인해야 한다는 뜻이다.</w:t>
+            <w:t xml:space="preserve">9번 문장은 7~8번의 해결 방법을 마무리하며 기억할 점을 덧붙인다. 사람은 어떤 것이 사실이기를 정말로 바랄 때가 있다. 하지만 그렇게 바란다고 해서 그것이 늘 사실인 것은 아니다. 그래서 믿고 싶은 정보도 8번에서 말한 대로 한 번 더 확인해야 한다.</w:t>
           </w:r>
         </w:p>
         <w:p>
@@ -9020,7 +9047,7 @@
               <w:sz w:val="20"/>
               <w:szCs w:val="20"/>
             </w:rPr>
-            <w:t xml:space="preserve"> lead A to V: A가 ~하게 만들다</w:t>
+            <w:t xml:space="preserve"> lead A to V: A(이/가) ~하게 만들다</w:t>
           </w:r>
           <w:r>
             <w:rPr>
@@ -9047,14 +9074,14 @@
               <w:sz w:val="20"/>
               <w:szCs w:val="20"/>
             </w:rPr>
-            <w:t xml:space="preserve">can lead you to be trapped in an “echo chamber</w:t>
-          </w:r>
-          <w:r>
-            <w:rPr>
-              <w:sz w:val="20"/>
-              <w:szCs w:val="20"/>
-            </w:rPr>
-            <w:t xml:space="preserve"> — 공식: lead A to V — A가 ~하게 이끌다(만들다). can = ~할 수 있다, A = you(당신), to V = to be trapped(갇히게 되다: be p.p. 수동), in an “echo chamber” = 에코 챔버 안에. → 당신이 에코 챔버에 갇히게 만들 수 있다. 당신은 스스로 가두는 쪽이 아니라 ‘갇히는’ 쪽이라 to 뒤에 수동 be trapped를 쓴다.</w:t>
+            <w:t xml:space="preserve">can lead you to be trapped in an “echo chamber.”</w:t>
+          </w:r>
+          <w:r>
+            <w:rPr>
+              <w:sz w:val="20"/>
+              <w:szCs w:val="20"/>
+            </w:rPr>
+            <w:t xml:space="preserve"> — 공식: lead A to V — A(이/가) ~하게 이끌다(만들다). can = ~할 수 있다, A = you(당신), to V = to be trapped(갇히게 되다: be p.p. 수동), in an “echo chamber” = 에코 챔버 안에. → 당신이 에코 챔버에 갇히게 만들 수 있다. 당신은 스스로 가두는 쪽이 아니라 ‘갇히는’ 쪽이라 to 뒤에 수동 be trapped를 쓴다.</w:t>
           </w:r>
         </w:p>
         <w:p>
@@ -9114,7 +9141,7 @@
               <w:sz w:val="20"/>
               <w:szCs w:val="20"/>
             </w:rPr>
-            <w:t xml:space="preserve"> — 공식: N + in which S′ V′ — S′(이/가) V′하는 N(그 N 안에서). N = any situation(모든 상황), in which = 그 상황 안에서, S′ = you(당신), V′ = only hear(듣기만 하다), 목적어 = opinions(의견들). → 당신이 의견들만 듣는 모든 상황. in which 뒤에는 주어와 목적어를 모두 갖춘 완전한 절이 온다.</w:t>
+            <w:t xml:space="preserve"> — 공식: N + in which S′ V′ — S′(이/가) V′하는 N(그 N 안에서). N = any situation(모든 상황), in which = 그 상황 안에서, S′ = you(당신), only = ~만(뒤의 opinions를 한정), V′ = hear(듣다), 목적어 = opinions(의견들). → 당신이 의견들만 듣는 모든 상황. in which 뒤에는 주어와 목적어를 모두 갖춘 완전한 절이 온다.</w:t>
           </w:r>
         </w:p>
         <w:p>
@@ -9174,7 +9201,7 @@
               <w:sz w:val="20"/>
               <w:szCs w:val="20"/>
             </w:rPr>
-            <w:t xml:space="preserve"> — 공식: not always — 항상 ~인 것은 아니다(부분 부정). it = 그것(어떤 것이 사실이기를 원하는 것), doesn’t always mean = 항상 의미하는 것은 아니다, that it is true = 그것이 사실이라는 것. → 그것이 항상 그것이 사실이라는 것을 의미하는 것은 아니다. ‘절대 아니다’가 아니라 ‘늘 그런 것은 아니다’라는 뜻이다.</w:t>
+            <w:t xml:space="preserve"> — 공식: not always — 항상 ~인 것은 아니다(부분 부정). it = 그것(어떤 것이 사실이기를 원하는 것), doesn’t always mean = 항상 의미하는 것은 아니다, that it is true = 그것(사실이기를 원하는 어떤 것)이 사실이라는 것. → 그것이 항상 그것이 사실이라는 것을 의미하는 것은 아니다. ‘절대 아니다’가 아니라 ‘늘 그런 것은 아니다’라는 뜻이다.</w:t>
           </w:r>
         </w:p>
         <w:p>
@@ -9234,7 +9261,7 @@
               <w:sz w:val="20"/>
               <w:szCs w:val="20"/>
             </w:rPr>
-            <w:t xml:space="preserve"> — 공식: be p.p. — ~되다. S = The term “echo chamber”(‘에코 챔버’라는 용어), be = is, also = 또한, p.p. = used(use의 p.p.형, 사용하다). → ‘에코 챔버’라는 용어는 또한 사용된다. 용어는 스스로 사용하는 쪽이 아니라 사람들이 ‘사용하는’ 대상이라 수동을 쓴다.</w:t>
+            <w:t xml:space="preserve"> — 공식: be p.p. — ~되다. S = The term “echo chamber”(‘에코 챔버’라는 용어), be = is, also = 또한, p.p. = used(사용된, use의 p.p.형). → ‘에코 챔버’라는 용어는 또한 사용된다. 용어는 스스로 사용하는 쪽이 아니라 사람들이 ‘사용하는’ 대상이라 수동을 쓴다.</w:t>
           </w:r>
         </w:p>
         <w:p>

--- a/결과물/혼공독해교재_공통영어2_YBM(박)_1과FurtherReading_전체통합본.docx
+++ b/결과물/혼공독해교재_공통영어2_YBM(박)_1과FurtherReading_전체통합본.docx
@@ -181,7 +181,7 @@
               <w:sz w:val="22"/>
               <w:szCs w:val="22"/>
             </w:rPr>
-            <w:t xml:space="preserve">1개 문단   /   본문 9문장</w:t>
+            <w:t xml:space="preserve">1개 문단   /   본문 9문장   /   전체 4문항</w:t>
           </w:r>
         </w:p>
         <w:p>
@@ -197,7 +197,7 @@
               <w:sz w:val="20"/>
               <w:szCs w:val="20"/>
             </w:rPr>
-            <w:t xml:space="preserve">혼공해석지 + 지문분석지</w:t>
+            <w:t xml:space="preserve">워크북 실전문제 1문항  +  미니 모의고사 3문항×1회</w:t>
           </w:r>
         </w:p>
         <w:p>
@@ -235,7 +235,7 @@
         </w:p>
         <w:p>
           <w:pPr>
-            <w:keepNext w:val="0"/>
+            <w:keepNext w:val="1"/>
             <w:keepLines/>
             <w:spacing w:before="0" w:after="140" w:line="273" w:lineRule="atLeast"/>
           </w:pPr>
@@ -247,6 +247,38 @@
               <w:szCs w:val="21"/>
             </w:rPr>
             <w:t xml:space="preserve">02   지문 분석 — 해석을 비교하고 흐름과 어법 확인하기</w:t>
+          </w:r>
+        </w:p>
+        <w:p>
+          <w:pPr>
+            <w:keepNext w:val="1"/>
+            <w:keepLines/>
+            <w:spacing w:before="0" w:after="140" w:line="273" w:lineRule="atLeast"/>
+          </w:pPr>
+          <w:r>
+            <w:rPr>
+              <w:rFonts w:ascii="맑은 고딕" w:hAnsi="맑은 고딕" w:eastAsia="맑은 고딕"/>
+              <w:color w:val="465468"/>
+              <w:sz w:val="21"/>
+              <w:szCs w:val="21"/>
+            </w:rPr>
+            <w:t xml:space="preserve">03   워크북 — 단어와 문단별 실전문제 풀기</w:t>
+          </w:r>
+        </w:p>
+        <w:p>
+          <w:pPr>
+            <w:keepNext w:val="0"/>
+            <w:keepLines/>
+            <w:spacing w:before="0" w:after="140" w:line="273" w:lineRule="atLeast"/>
+          </w:pPr>
+          <w:r>
+            <w:rPr>
+              <w:rFonts w:ascii="맑은 고딕" w:hAnsi="맑은 고딕" w:eastAsia="맑은 고딕"/>
+              <w:color w:val="465468"/>
+              <w:sz w:val="21"/>
+              <w:szCs w:val="21"/>
+            </w:rPr>
+            <w:t xml:space="preserve">04   미니 모의고사 — 1회로 학습 마무리하기</w:t>
           </w:r>
         </w:p>
       </w:sdtContent>
@@ -9486,6 +9518,5587 @@
               <w:szCs w:val="18"/>
             </w:rPr>
             <w:t xml:space="preserve"> (획일적인, 똑같은)</w:t>
+          </w:r>
+        </w:p>
+      </w:sdtContent>
+    </w:sdt>
+    <w:sdt>
+      <w:sdtPr>
+        <w:tag w:val="gyogwaseo:u1/workbook"/>
+      </w:sdtPr>
+      <w:sdtContent>
+        <w:p>
+          <w:pPr>
+            <w:keepNext/>
+            <w:keepLines/>
+            <w:pageBreakBefore w:val="1"/>
+            <w:spacing w:before="40" w:after="40" w:line="358" w:lineRule="exact"/>
+          </w:pPr>
+          <w:r>
+            <w:rPr>
+              <w:b/>
+              <w:color w:val="1F3864"/>
+              <w:sz w:val="25"/>
+              <w:szCs w:val="25"/>
+            </w:rPr>
+            <w:t xml:space="preserve">1과 · 문단 1 워크북</w:t>
+          </w:r>
+        </w:p>
+        <w:p>
+          <w:pPr>
+            <w:keepNext/>
+            <w:keepLines/>
+            <w:pBdr>
+              <w:bottom w:val="single" w:sz="8" w:space="1" w:color="808080"/>
+            </w:pBdr>
+            <w:spacing w:after="120" w:line="243" w:lineRule="exact" w:before="30"/>
+          </w:pPr>
+          <w:r>
+            <w:rPr>
+              <w:b/>
+              <w:color w:val="2E5496"/>
+              <w:sz w:val="17"/>
+              <w:szCs w:val="17"/>
+            </w:rPr>
+            <w:t xml:space="preserve">Breaking Out of the Echo Chamber (에코 챔버에서 벗어나기)</w:t>
+          </w:r>
+        </w:p>
+        <w:p>
+          <w:pPr>
+            <w:keepNext/>
+            <w:keepLines/>
+            <w:shd w:val="clear" w:color="auto" w:fill="E8EDF7"/>
+            <w:spacing w:before="240" w:after="160" w:line="272" w:lineRule="exact"/>
+          </w:pPr>
+          <w:r>
+            <w:rPr>
+              <w:b/>
+              <w:color w:val="1F3864"/>
+            </w:rPr>
+            <w:t xml:space="preserve">1. 오늘의 낱말 — 우리말 뜻을 쓰세요</w:t>
+          </w:r>
+        </w:p>
+        <w:tbl>
+          <w:tblPr>
+            <w:tblW w:w="10240" w:type="dxa"/>
+            <w:tblInd w:w="120" w:type="dxa"/>
+            <w:tblCellMar>
+              <w:left w:w="40" w:type="dxa"/>
+              <w:right w:w="40" w:type="dxa"/>
+            </w:tblCellMar>
+            <w:tblLook w:val="04A0" w:firstRow="1" w:lastRow="0" w:firstColumn="1" w:lastColumn="0" w:noHBand="0" w:noVBand="1"/>
+          </w:tblPr>
+          <w:tblGrid>
+            <w:gridCol w:w="2000"/>
+            <w:gridCol w:w="3120"/>
+            <w:gridCol w:w="2000"/>
+            <w:gridCol w:w="3120"/>
+          </w:tblGrid>
+          <w:tr>
+            <w:trPr>
+              <w:cantSplit/>
+              <w:trHeight w:val="300"/>
+            </w:trPr>
+            <w:tc>
+              <w:tcPr>
+                <w:tcW w:w="2000" w:type="dxa"/>
+                <w:vAlign w:val="bottom"/>
+              </w:tcPr>
+              <w:p>
+                <w:pPr>
+                  <w:spacing w:after="80" w:line="288" w:lineRule="auto" w:before="80"/>
+                </w:pPr>
+                <w:r>
+                  <w:rPr>
+                    <w:rFonts w:ascii="Times New Roman" w:hAnsi="Times New Roman"/>
+                    <w:b/>
+                    <w:color w:val="000000"/>
+                    <w:sz w:val="20"/>
+                    <w:szCs w:val="20"/>
+                  </w:rPr>
+                  <w:t xml:space="preserve">1. selectively</w:t>
+                </w:r>
+              </w:p>
+            </w:tc>
+            <w:tc>
+              <w:tcPr>
+                <w:tcW w:w="3120" w:type="dxa"/>
+                <w:vAlign w:val="bottom"/>
+              </w:tcPr>
+              <w:p>
+                <w:pPr>
+                  <w:pBdr>
+                    <w:bottom w:val="single" w:sz="6" w:space="2" w:color="808080"/>
+                  </w:pBdr>
+                  <w:spacing w:after="20" w:line="225" w:lineRule="exact"/>
+                  <w:ind w:right="240"/>
+                </w:pPr>
+              </w:p>
+            </w:tc>
+            <w:tc>
+              <w:tcPr>
+                <w:tcW w:w="2000" w:type="dxa"/>
+                <w:vAlign w:val="bottom"/>
+              </w:tcPr>
+              <w:p>
+                <w:pPr>
+                  <w:spacing w:after="80" w:line="288" w:lineRule="auto" w:before="80"/>
+                </w:pPr>
+                <w:r>
+                  <w:rPr>
+                    <w:rFonts w:ascii="Times New Roman" w:hAnsi="Times New Roman"/>
+                    <w:b/>
+                    <w:color w:val="000000"/>
+                    <w:sz w:val="20"/>
+                    <w:szCs w:val="20"/>
+                  </w:rPr>
+                  <w:t xml:space="preserve">2. perspectives</w:t>
+                </w:r>
+              </w:p>
+            </w:tc>
+            <w:tc>
+              <w:tcPr>
+                <w:tcW w:w="3120" w:type="dxa"/>
+                <w:vAlign w:val="bottom"/>
+              </w:tcPr>
+              <w:p>
+                <w:pPr>
+                  <w:pBdr>
+                    <w:bottom w:val="single" w:sz="6" w:space="2" w:color="808080"/>
+                  </w:pBdr>
+                  <w:spacing w:after="20" w:line="225" w:lineRule="exact"/>
+                  <w:ind w:right="240"/>
+                </w:pPr>
+              </w:p>
+            </w:tc>
+          </w:tr>
+          <w:tr>
+            <w:trPr>
+              <w:cantSplit/>
+              <w:trHeight w:val="300"/>
+            </w:trPr>
+            <w:tc>
+              <w:tcPr>
+                <w:tcW w:w="2000" w:type="dxa"/>
+                <w:vAlign w:val="bottom"/>
+              </w:tcPr>
+              <w:p>
+                <w:pPr>
+                  <w:spacing w:after="80" w:line="288" w:lineRule="auto" w:before="80"/>
+                </w:pPr>
+                <w:r>
+                  <w:rPr>
+                    <w:rFonts w:ascii="Times New Roman" w:hAnsi="Times New Roman"/>
+                    <w:b/>
+                    <w:color w:val="000000"/>
+                    <w:sz w:val="20"/>
+                    <w:szCs w:val="20"/>
+                  </w:rPr>
+                  <w:t xml:space="preserve">3. alternative</w:t>
+                </w:r>
+              </w:p>
+            </w:tc>
+            <w:tc>
+              <w:tcPr>
+                <w:tcW w:w="3120" w:type="dxa"/>
+                <w:vAlign w:val="bottom"/>
+              </w:tcPr>
+              <w:p>
+                <w:pPr>
+                  <w:pBdr>
+                    <w:bottom w:val="single" w:sz="6" w:space="2" w:color="808080"/>
+                  </w:pBdr>
+                  <w:spacing w:after="20" w:line="225" w:lineRule="exact"/>
+                  <w:ind w:right="240"/>
+                </w:pPr>
+              </w:p>
+            </w:tc>
+            <w:tc>
+              <w:tcPr>
+                <w:tcW w:w="2000" w:type="dxa"/>
+                <w:vAlign w:val="bottom"/>
+              </w:tcPr>
+              <w:p>
+                <w:pPr>
+                  <w:spacing w:after="80" w:line="288" w:lineRule="auto" w:before="80"/>
+                </w:pPr>
+                <w:r>
+                  <w:rPr>
+                    <w:rFonts w:ascii="Times New Roman" w:hAnsi="Times New Roman"/>
+                    <w:b/>
+                    <w:color w:val="000000"/>
+                    <w:sz w:val="20"/>
+                    <w:szCs w:val="20"/>
+                  </w:rPr>
+                  <w:t xml:space="preserve">4. echo chamber</w:t>
+                </w:r>
+              </w:p>
+            </w:tc>
+            <w:tc>
+              <w:tcPr>
+                <w:tcW w:w="3120" w:type="dxa"/>
+                <w:vAlign w:val="bottom"/>
+              </w:tcPr>
+              <w:p>
+                <w:pPr>
+                  <w:pBdr>
+                    <w:bottom w:val="single" w:sz="6" w:space="2" w:color="808080"/>
+                  </w:pBdr>
+                  <w:spacing w:after="20" w:line="225" w:lineRule="exact"/>
+                  <w:ind w:right="240"/>
+                </w:pPr>
+              </w:p>
+            </w:tc>
+          </w:tr>
+          <w:tr>
+            <w:trPr>
+              <w:cantSplit/>
+              <w:trHeight w:val="300"/>
+            </w:trPr>
+            <w:tc>
+              <w:tcPr>
+                <w:tcW w:w="2000" w:type="dxa"/>
+                <w:vAlign w:val="bottom"/>
+              </w:tcPr>
+              <w:p>
+                <w:pPr>
+                  <w:spacing w:after="80" w:line="288" w:lineRule="auto" w:before="80"/>
+                </w:pPr>
+                <w:r>
+                  <w:rPr>
+                    <w:rFonts w:ascii="Times New Roman" w:hAnsi="Times New Roman"/>
+                    <w:b/>
+                    <w:color w:val="000000"/>
+                    <w:sz w:val="20"/>
+                    <w:szCs w:val="20"/>
+                  </w:rPr>
+                  <w:t xml:space="preserve">5. enclosed</w:t>
+                </w:r>
+              </w:p>
+            </w:tc>
+            <w:tc>
+              <w:tcPr>
+                <w:tcW w:w="3120" w:type="dxa"/>
+                <w:vAlign w:val="bottom"/>
+              </w:tcPr>
+              <w:p>
+                <w:pPr>
+                  <w:pBdr>
+                    <w:bottom w:val="single" w:sz="6" w:space="2" w:color="808080"/>
+                  </w:pBdr>
+                  <w:spacing w:after="20" w:line="225" w:lineRule="exact"/>
+                  <w:ind w:right="240"/>
+                </w:pPr>
+              </w:p>
+            </w:tc>
+            <w:tc>
+              <w:tcPr>
+                <w:tcW w:w="2000" w:type="dxa"/>
+                <w:vAlign w:val="bottom"/>
+              </w:tcPr>
+              <w:p>
+                <w:pPr>
+                  <w:spacing w:after="80" w:line="288" w:lineRule="auto" w:before="80"/>
+                </w:pPr>
+                <w:r>
+                  <w:rPr>
+                    <w:rFonts w:ascii="Times New Roman" w:hAnsi="Times New Roman"/>
+                    <w:b/>
+                    <w:color w:val="000000"/>
+                    <w:sz w:val="20"/>
+                    <w:szCs w:val="20"/>
+                  </w:rPr>
+                  <w:t xml:space="preserve">6. distort</w:t>
+                </w:r>
+              </w:p>
+            </w:tc>
+            <w:tc>
+              <w:tcPr>
+                <w:tcW w:w="3120" w:type="dxa"/>
+                <w:vAlign w:val="bottom"/>
+              </w:tcPr>
+              <w:p>
+                <w:pPr>
+                  <w:pBdr>
+                    <w:bottom w:val="single" w:sz="6" w:space="2" w:color="808080"/>
+                  </w:pBdr>
+                  <w:spacing w:after="20" w:line="225" w:lineRule="exact"/>
+                  <w:ind w:right="240"/>
+                </w:pPr>
+              </w:p>
+            </w:tc>
+          </w:tr>
+          <w:tr>
+            <w:trPr>
+              <w:cantSplit/>
+              <w:trHeight w:val="300"/>
+            </w:trPr>
+            <w:tc>
+              <w:tcPr>
+                <w:tcW w:w="2000" w:type="dxa"/>
+                <w:vAlign w:val="bottom"/>
+              </w:tcPr>
+              <w:p>
+                <w:pPr>
+                  <w:spacing w:after="80" w:line="288" w:lineRule="auto" w:before="80"/>
+                </w:pPr>
+                <w:r>
+                  <w:rPr>
+                    <w:rFonts w:ascii="Times New Roman" w:hAnsi="Times New Roman"/>
+                    <w:b/>
+                    <w:color w:val="000000"/>
+                    <w:sz w:val="20"/>
+                    <w:szCs w:val="20"/>
+                  </w:rPr>
+                  <w:t xml:space="preserve">7. collaboration</w:t>
+                </w:r>
+              </w:p>
+            </w:tc>
+            <w:tc>
+              <w:tcPr>
+                <w:tcW w:w="3120" w:type="dxa"/>
+                <w:vAlign w:val="bottom"/>
+              </w:tcPr>
+              <w:p>
+                <w:pPr>
+                  <w:pBdr>
+                    <w:bottom w:val="single" w:sz="6" w:space="2" w:color="808080"/>
+                  </w:pBdr>
+                  <w:spacing w:after="20" w:line="225" w:lineRule="exact"/>
+                  <w:ind w:right="240"/>
+                </w:pPr>
+              </w:p>
+            </w:tc>
+            <w:tc>
+              <w:tcPr>
+                <w:tcW w:w="2000" w:type="dxa"/>
+                <w:vAlign w:val="bottom"/>
+              </w:tcPr>
+              <w:p>
+                <w:pPr>
+                  <w:spacing w:after="80" w:line="288" w:lineRule="auto" w:before="80"/>
+                </w:pPr>
+                <w:r>
+                  <w:rPr>
+                    <w:rFonts w:ascii="Times New Roman" w:hAnsi="Times New Roman"/>
+                    <w:b/>
+                    <w:color w:val="000000"/>
+                    <w:sz w:val="20"/>
+                    <w:szCs w:val="20"/>
+                  </w:rPr>
+                  <w:t xml:space="preserve">8. keep an open mind</w:t>
+                </w:r>
+              </w:p>
+            </w:tc>
+            <w:tc>
+              <w:tcPr>
+                <w:tcW w:w="3120" w:type="dxa"/>
+                <w:vAlign w:val="bottom"/>
+              </w:tcPr>
+              <w:p>
+                <w:pPr>
+                  <w:pBdr>
+                    <w:bottom w:val="single" w:sz="6" w:space="2" w:color="808080"/>
+                  </w:pBdr>
+                  <w:spacing w:after="20" w:line="225" w:lineRule="exact"/>
+                  <w:ind w:right="240"/>
+                </w:pPr>
+              </w:p>
+            </w:tc>
+          </w:tr>
+        </w:tbl>
+        <w:p>
+          <w:pPr>
+            <w:keepNext w:val="0"/>
+            <w:spacing w:line="247" w:lineRule="exact"/>
+          </w:pPr>
+        </w:p>
+        <w:p>
+          <w:pPr>
+            <w:keepNext/>
+            <w:keepLines/>
+            <w:shd w:val="clear" w:color="auto" w:fill="E8EDF7"/>
+            <w:spacing w:before="240" w:after="160" w:line="272" w:lineRule="exact"/>
+          </w:pPr>
+          <w:r>
+            <w:rPr>
+              <w:b/>
+              <w:color w:val="1F3864"/>
+            </w:rPr>
+            <w:t xml:space="preserve">2. 유의어·반의어 뜻 쓰기 — 우리말 뜻을 쓰세요</w:t>
+          </w:r>
+        </w:p>
+        <w:tbl>
+          <w:tblPr>
+            <w:tblW w:w="10240" w:type="dxa"/>
+            <w:tblInd w:w="120" w:type="dxa"/>
+            <w:tblCellMar>
+              <w:left w:w="40" w:type="dxa"/>
+              <w:right w:w="40" w:type="dxa"/>
+            </w:tblCellMar>
+            <w:tblLook w:val="04A0" w:firstRow="1" w:lastRow="0" w:firstColumn="1" w:lastColumn="0" w:noHBand="0" w:noVBand="1"/>
+          </w:tblPr>
+          <w:tblGrid>
+            <w:gridCol w:w="2000"/>
+            <w:gridCol w:w="3120"/>
+            <w:gridCol w:w="2000"/>
+            <w:gridCol w:w="3120"/>
+          </w:tblGrid>
+          <w:tr>
+            <w:trPr>
+              <w:cantSplit/>
+              <w:trHeight w:val="300"/>
+            </w:trPr>
+            <w:tc>
+              <w:tcPr>
+                <w:tcW w:w="2000" w:type="dxa"/>
+                <w:vAlign w:val="bottom"/>
+              </w:tcPr>
+              <w:p>
+                <w:pPr>
+                  <w:spacing w:after="80" w:line="288" w:lineRule="auto" w:before="80"/>
+                </w:pPr>
+                <w:r>
+                  <w:rPr>
+                    <w:rFonts w:ascii="Times New Roman" w:hAnsi="Times New Roman"/>
+                    <w:b/>
+                    <w:color w:val="000000"/>
+                    <w:sz w:val="20"/>
+                    <w:szCs w:val="20"/>
+                  </w:rPr>
+                  <w:t xml:space="preserve">1. encourage</w:t>
+                </w:r>
+              </w:p>
+            </w:tc>
+            <w:tc>
+              <w:tcPr>
+                <w:tcW w:w="3120" w:type="dxa"/>
+                <w:vAlign w:val="bottom"/>
+              </w:tcPr>
+              <w:p>
+                <w:pPr>
+                  <w:pBdr>
+                    <w:bottom w:val="single" w:sz="6" w:space="2" w:color="808080"/>
+                  </w:pBdr>
+                  <w:spacing w:after="20" w:line="225" w:lineRule="exact"/>
+                  <w:ind w:right="240"/>
+                </w:pPr>
+              </w:p>
+            </w:tc>
+            <w:tc>
+              <w:tcPr>
+                <w:tcW w:w="2000" w:type="dxa"/>
+                <w:vAlign w:val="bottom"/>
+              </w:tcPr>
+              <w:p>
+                <w:pPr>
+                  <w:spacing w:after="80" w:line="288" w:lineRule="auto" w:before="80"/>
+                </w:pPr>
+                <w:r>
+                  <w:rPr>
+                    <w:rFonts w:ascii="Times New Roman" w:hAnsi="Times New Roman"/>
+                    <w:b/>
+                    <w:color w:val="000000"/>
+                    <w:sz w:val="20"/>
+                    <w:szCs w:val="20"/>
+                  </w:rPr>
+                  <w:t xml:space="preserve">2. uniform</w:t>
+                </w:r>
+              </w:p>
+            </w:tc>
+            <w:tc>
+              <w:tcPr>
+                <w:tcW w:w="3120" w:type="dxa"/>
+                <w:vAlign w:val="bottom"/>
+              </w:tcPr>
+              <w:p>
+                <w:pPr>
+                  <w:pBdr>
+                    <w:bottom w:val="single" w:sz="6" w:space="2" w:color="808080"/>
+                  </w:pBdr>
+                  <w:spacing w:after="20" w:line="225" w:lineRule="exact"/>
+                  <w:ind w:right="240"/>
+                </w:pPr>
+              </w:p>
+            </w:tc>
+          </w:tr>
+          <w:tr>
+            <w:trPr>
+              <w:cantSplit/>
+              <w:trHeight w:val="300"/>
+            </w:trPr>
+            <w:tc>
+              <w:tcPr>
+                <w:tcW w:w="2000" w:type="dxa"/>
+                <w:vAlign w:val="bottom"/>
+              </w:tcPr>
+              <w:p>
+                <w:pPr>
+                  <w:spacing w:after="80" w:line="288" w:lineRule="auto" w:before="80"/>
+                </w:pPr>
+                <w:r>
+                  <w:rPr>
+                    <w:rFonts w:ascii="Times New Roman" w:hAnsi="Times New Roman"/>
+                    <w:b/>
+                    <w:color w:val="000000"/>
+                    <w:sz w:val="20"/>
+                    <w:szCs w:val="20"/>
+                  </w:rPr>
+                  <w:t xml:space="preserve">3. limit</w:t>
+                </w:r>
+              </w:p>
+            </w:tc>
+            <w:tc>
+              <w:tcPr>
+                <w:tcW w:w="3120" w:type="dxa"/>
+                <w:vAlign w:val="bottom"/>
+              </w:tcPr>
+              <w:p>
+                <w:pPr>
+                  <w:pBdr>
+                    <w:bottom w:val="single" w:sz="6" w:space="2" w:color="808080"/>
+                  </w:pBdr>
+                  <w:spacing w:after="20" w:line="225" w:lineRule="exact"/>
+                  <w:ind w:right="240"/>
+                </w:pPr>
+              </w:p>
+            </w:tc>
+            <w:tc>
+              <w:tcPr>
+                <w:tcW w:w="2000" w:type="dxa"/>
+                <w:vAlign w:val="bottom"/>
+              </w:tcPr>
+              <w:p>
+                <w:pPr>
+                  <w:spacing w:after="80" w:line="288" w:lineRule="auto" w:before="80"/>
+                </w:pPr>
+                <w:r>
+                  <w:rPr>
+                    <w:rFonts w:ascii="Times New Roman" w:hAnsi="Times New Roman"/>
+                    <w:b/>
+                    <w:color w:val="000000"/>
+                    <w:sz w:val="20"/>
+                    <w:szCs w:val="20"/>
+                  </w:rPr>
+                  <w:t xml:space="preserve">4. discourage</w:t>
+                </w:r>
+              </w:p>
+            </w:tc>
+            <w:tc>
+              <w:tcPr>
+                <w:tcW w:w="3120" w:type="dxa"/>
+                <w:vAlign w:val="bottom"/>
+              </w:tcPr>
+              <w:p>
+                <w:pPr>
+                  <w:pBdr>
+                    <w:bottom w:val="single" w:sz="6" w:space="2" w:color="808080"/>
+                  </w:pBdr>
+                  <w:spacing w:after="20" w:line="225" w:lineRule="exact"/>
+                  <w:ind w:right="240"/>
+                </w:pPr>
+              </w:p>
+            </w:tc>
+          </w:tr>
+          <w:tr>
+            <w:trPr>
+              <w:cantSplit/>
+              <w:trHeight w:val="300"/>
+            </w:trPr>
+            <w:tc>
+              <w:tcPr>
+                <w:tcW w:w="2000" w:type="dxa"/>
+                <w:vAlign w:val="bottom"/>
+              </w:tcPr>
+              <w:p>
+                <w:pPr>
+                  <w:spacing w:after="80" w:line="288" w:lineRule="auto" w:before="80"/>
+                </w:pPr>
+                <w:r>
+                  <w:rPr>
+                    <w:rFonts w:ascii="Times New Roman" w:hAnsi="Times New Roman"/>
+                    <w:b/>
+                    <w:color w:val="000000"/>
+                    <w:sz w:val="20"/>
+                    <w:szCs w:val="20"/>
+                  </w:rPr>
+                  <w:t xml:space="preserve">5. various</w:t>
+                </w:r>
+              </w:p>
+            </w:tc>
+            <w:tc>
+              <w:tcPr>
+                <w:tcW w:w="3120" w:type="dxa"/>
+                <w:vAlign w:val="bottom"/>
+              </w:tcPr>
+              <w:p>
+                <w:pPr>
+                  <w:pBdr>
+                    <w:bottom w:val="single" w:sz="6" w:space="2" w:color="808080"/>
+                  </w:pBdr>
+                  <w:spacing w:after="20" w:line="225" w:lineRule="exact"/>
+                  <w:ind w:right="240"/>
+                </w:pPr>
+              </w:p>
+            </w:tc>
+            <w:tc>
+              <w:tcPr>
+                <w:tcW w:w="2000" w:type="dxa"/>
+                <w:vAlign w:val="bottom"/>
+              </w:tcPr>
+              <w:p>
+                <w:pPr>
+                  <w:spacing w:after="80" w:line="288" w:lineRule="auto" w:before="80"/>
+                </w:pPr>
+                <w:r>
+                  <w:rPr>
+                    <w:rFonts w:ascii="Times New Roman" w:hAnsi="Times New Roman"/>
+                    <w:b/>
+                    <w:color w:val="000000"/>
+                    <w:sz w:val="20"/>
+                    <w:szCs w:val="20"/>
+                  </w:rPr>
+                  <w:t xml:space="preserve">6. restrict</w:t>
+                </w:r>
+              </w:p>
+            </w:tc>
+            <w:tc>
+              <w:tcPr>
+                <w:tcW w:w="3120" w:type="dxa"/>
+                <w:vAlign w:val="bottom"/>
+              </w:tcPr>
+              <w:p>
+                <w:pPr>
+                  <w:pBdr>
+                    <w:bottom w:val="single" w:sz="6" w:space="2" w:color="808080"/>
+                  </w:pBdr>
+                  <w:spacing w:after="20" w:line="225" w:lineRule="exact"/>
+                  <w:ind w:right="240"/>
+                </w:pPr>
+              </w:p>
+            </w:tc>
+          </w:tr>
+          <w:tr>
+            <w:trPr>
+              <w:cantSplit/>
+              <w:trHeight w:val="300"/>
+            </w:trPr>
+            <w:tc>
+              <w:tcPr>
+                <w:tcW w:w="2000" w:type="dxa"/>
+                <w:vAlign w:val="bottom"/>
+              </w:tcPr>
+              <w:p>
+                <w:pPr>
+                  <w:spacing w:after="80" w:line="288" w:lineRule="auto" w:before="80"/>
+                </w:pPr>
+                <w:r>
+                  <w:rPr>
+                    <w:rFonts w:ascii="Times New Roman" w:hAnsi="Times New Roman"/>
+                    <w:b/>
+                    <w:color w:val="000000"/>
+                    <w:sz w:val="20"/>
+                    <w:szCs w:val="20"/>
+                  </w:rPr>
+                  <w:t xml:space="preserve">7. foster</w:t>
+                </w:r>
+              </w:p>
+            </w:tc>
+            <w:tc>
+              <w:tcPr>
+                <w:tcW w:w="3120" w:type="dxa"/>
+                <w:vAlign w:val="bottom"/>
+              </w:tcPr>
+              <w:p>
+                <w:pPr>
+                  <w:pBdr>
+                    <w:bottom w:val="single" w:sz="6" w:space="2" w:color="808080"/>
+                  </w:pBdr>
+                  <w:spacing w:after="20" w:line="225" w:lineRule="exact"/>
+                  <w:ind w:right="240"/>
+                </w:pPr>
+              </w:p>
+            </w:tc>
+            <w:tc>
+              <w:tcPr>
+                <w:tcW w:w="2000" w:type="dxa"/>
+                <w:vAlign w:val="bottom"/>
+              </w:tcPr>
+              <w:p>
+                <w:pPr>
+                  <w:spacing w:after="80" w:line="288" w:lineRule="auto" w:before="80"/>
+                </w:pPr>
+                <w:r>
+                  <w:rPr>
+                    <w:rFonts w:ascii="Times New Roman" w:hAnsi="Times New Roman"/>
+                    <w:b/>
+                    <w:color w:val="000000"/>
+                    <w:sz w:val="20"/>
+                    <w:szCs w:val="20"/>
+                  </w:rPr>
+                  <w:t xml:space="preserve">8. expand</w:t>
+                </w:r>
+              </w:p>
+            </w:tc>
+            <w:tc>
+              <w:tcPr>
+                <w:tcW w:w="3120" w:type="dxa"/>
+                <w:vAlign w:val="bottom"/>
+              </w:tcPr>
+              <w:p>
+                <w:pPr>
+                  <w:pBdr>
+                    <w:bottom w:val="single" w:sz="6" w:space="2" w:color="808080"/>
+                  </w:pBdr>
+                  <w:spacing w:after="20" w:line="225" w:lineRule="exact"/>
+                  <w:ind w:right="240"/>
+                </w:pPr>
+              </w:p>
+            </w:tc>
+          </w:tr>
+          <w:tr>
+            <w:trPr>
+              <w:cantSplit/>
+              <w:trHeight w:val="300"/>
+            </w:trPr>
+            <w:tc>
+              <w:tcPr>
+                <w:tcW w:w="2000" w:type="dxa"/>
+                <w:vAlign w:val="bottom"/>
+              </w:tcPr>
+              <w:p>
+                <w:pPr>
+                  <w:spacing w:after="80" w:line="288" w:lineRule="auto" w:before="80"/>
+                </w:pPr>
+                <w:r>
+                  <w:rPr>
+                    <w:rFonts w:ascii="Times New Roman" w:hAnsi="Times New Roman"/>
+                    <w:b/>
+                    <w:color w:val="000000"/>
+                    <w:sz w:val="20"/>
+                    <w:szCs w:val="20"/>
+                  </w:rPr>
+                  <w:t xml:space="preserve">9. diverse</w:t>
+                </w:r>
+              </w:p>
+            </w:tc>
+            <w:tc>
+              <w:tcPr>
+                <w:tcW w:w="3120" w:type="dxa"/>
+                <w:vAlign w:val="bottom"/>
+              </w:tcPr>
+              <w:p>
+                <w:pPr>
+                  <w:pBdr>
+                    <w:bottom w:val="single" w:sz="6" w:space="2" w:color="808080"/>
+                  </w:pBdr>
+                  <w:spacing w:after="20" w:line="225" w:lineRule="exact"/>
+                  <w:ind w:right="240"/>
+                </w:pPr>
+              </w:p>
+            </w:tc>
+            <w:tc>
+              <w:tcPr>
+                <w:tcW w:w="2000" w:type="dxa"/>
+                <w:vAlign w:val="bottom"/>
+              </w:tcPr>
+              <w:p>
+                <w:pPr>
+                  <w:spacing w:after="80" w:line="288" w:lineRule="auto" w:before="80"/>
+                </w:pPr>
+                <w:r>
+                  <w:rPr>
+                    <w:rFonts w:ascii="Times New Roman" w:hAnsi="Times New Roman"/>
+                    <w:b/>
+                    <w:color w:val="000000"/>
+                    <w:sz w:val="20"/>
+                    <w:szCs w:val="20"/>
+                  </w:rPr>
+                  <w:t xml:space="preserve"/>
+                </w:r>
+              </w:p>
+            </w:tc>
+            <w:tc>
+              <w:tcPr>
+                <w:tcW w:w="3120" w:type="dxa"/>
+                <w:vAlign w:val="bottom"/>
+              </w:tcPr>
+              <w:p>
+                <w:pPr>
+                  <w:pBdr>
+                    <w:bottom w:val="single" w:sz="6" w:space="2" w:color="808080"/>
+                  </w:pBdr>
+                  <w:spacing w:after="20" w:line="225" w:lineRule="exact"/>
+                  <w:ind w:right="240"/>
+                </w:pPr>
+              </w:p>
+            </w:tc>
+          </w:tr>
+        </w:tbl>
+        <w:p>
+          <w:pPr>
+            <w:keepNext w:val="0"/>
+            <w:spacing w:line="247" w:lineRule="exact"/>
+          </w:pPr>
+        </w:p>
+        <w:p>
+          <w:pPr>
+            <w:keepNext/>
+            <w:keepLines/>
+            <w:shd w:val="clear" w:color="auto" w:fill="E8EDF7"/>
+            <w:spacing w:before="240" w:after="160" w:line="272" w:lineRule="exact"/>
+          </w:pPr>
+          <w:r>
+            <w:rPr>
+              <w:b/>
+              <w:color w:val="1F3864"/>
+            </w:rPr>
+            <w:t xml:space="preserve">3. 실전문제</w:t>
+          </w:r>
+        </w:p>
+        <w:p>
+          <w:pPr>
+            <w:keepNext/>
+            <w:keepLines/>
+            <w:spacing w:after="120" w:line="286" w:lineRule="exact" w:before="140"/>
+          </w:pPr>
+          <w:r>
+            <w:rPr>
+              <w:b/>
+              <w:color w:val="1F3864"/>
+              <w:sz w:val="20"/>
+              <w:szCs w:val="20"/>
+            </w:rPr>
+            <w:t xml:space="preserve">1.  다음 글의 요지로 가장 적절한 것은?</w:t>
+          </w:r>
+        </w:p>
+        <w:p>
+          <w:pPr>
+            <w:keepNext/>
+            <w:keepLines/>
+            <w:spacing w:after="120" w:line="297" w:lineRule="auto" w:before="80"/>
+            <w:ind w:left="100" w:right="100"/>
+          </w:pPr>
+          <w:r>
+            <w:rPr>
+              <w:rFonts w:ascii="Times New Roman" w:hAnsi="Times New Roman"/>
+              <w:color w:val="000000"/>
+              <w:sz w:val="20"/>
+              <w:szCs w:val="20"/>
+            </w:rPr>
+            <w:t xml:space="preserve">These days, everyone accesses the news through the Internet or social media, and often selectively takes the information that suits their tastes or beliefs. However, consistently encountering similar perspectives without considering alternative views can lead you to be trapped in an “echo chamber.” An echo chamber refers to an enclosed space where sound doesn’t leak out and returns as an echo. The term “echo chamber” is also used to describe any situation in which you only hear opinions you already agree with. This can distort your understanding of reality, and limit your ability to think critically and engage in meaningful debates. Worse still, an echo chamber may foster social division, making collaboration on common issues challenging. To avoid falling into this trap, you must actively seek diverse sources of information and engage with people who have different views. Always remember to check the information you receive, and keep an open mind when discussing new ideas. Even if you really want something to be true, it doesn’t always mean that it is true.</w:t>
+          </w:r>
+        </w:p>
+        <w:p>
+          <w:pPr>
+            <w:keepNext/>
+            <w:keepLines/>
+            <w:spacing w:after="50" w:line="288" w:lineRule="auto" w:before="50"/>
+            <w:ind w:left="180"/>
+          </w:pPr>
+          <w:r>
+            <w:rPr>
+              <w:rFonts w:ascii="맑은 고딕" w:hAnsi="맑은 고딕" w:eastAsia="맑은 고딕" w:cs="맑은 고딕" w:hint="eastAsia"/>
+              <w:b w:val="1"/>
+              <w:color w:val="2E5496"/>
+              <w:sz w:val="20"/>
+              <w:szCs w:val="20"/>
+            </w:rPr>
+            <w:t xml:space="preserve">①</w:t>
+          </w:r>
+          <w:r>
+            <w:rPr>
+              <w:b w:val="1"/>
+              <w:color w:val="2E5496"/>
+              <w:sz w:val="20"/>
+              <w:szCs w:val="20"/>
+            </w:rPr>
+            <w:t xml:space="preserve">  </w:t>
+          </w:r>
+          <w:r>
+            <w:rPr>
+              <w:rFonts w:ascii="Times New Roman" w:hAnsi="Times New Roman"/>
+              <w:color w:val="000000"/>
+              <w:sz w:val="20"/>
+              <w:szCs w:val="20"/>
+              <w:b w:val="0"/>
+              <w:bCs w:val="0"/>
+            </w:rPr>
+            <w:t xml:space="preserve">Uniform news sources help people understand reality more accurately.</w:t>
+          </w:r>
+        </w:p>
+        <w:p>
+          <w:pPr>
+            <w:keepNext/>
+            <w:keepLines/>
+            <w:spacing w:after="50" w:line="288" w:lineRule="auto" w:before="50"/>
+            <w:ind w:left="180"/>
+          </w:pPr>
+          <w:r>
+            <w:rPr>
+              <w:rFonts w:ascii="맑은 고딕" w:hAnsi="맑은 고딕" w:eastAsia="맑은 고딕" w:cs="맑은 고딕" w:hint="eastAsia"/>
+              <w:b w:val="1"/>
+              <w:color w:val="2E5496"/>
+              <w:sz w:val="20"/>
+              <w:szCs w:val="20"/>
+            </w:rPr>
+            <w:t xml:space="preserve">②</w:t>
+          </w:r>
+          <w:r>
+            <w:rPr>
+              <w:b w:val="1"/>
+              <w:color w:val="2E5496"/>
+              <w:sz w:val="20"/>
+              <w:szCs w:val="20"/>
+            </w:rPr>
+            <w:t xml:space="preserve">  </w:t>
+          </w:r>
+          <w:r>
+            <w:rPr>
+              <w:rFonts w:ascii="Times New Roman" w:hAnsi="Times New Roman"/>
+              <w:color w:val="000000"/>
+              <w:sz w:val="20"/>
+              <w:szCs w:val="20"/>
+              <w:b w:val="0"/>
+              <w:bCs w:val="0"/>
+            </w:rPr>
+            <w:t xml:space="preserve">To avoid an echo chamber, we should look for various views and stay open to new ideas.</w:t>
+          </w:r>
+        </w:p>
+        <w:p>
+          <w:pPr>
+            <w:keepNext/>
+            <w:keepLines/>
+            <w:spacing w:after="50" w:line="288" w:lineRule="auto" w:before="50"/>
+            <w:ind w:left="180"/>
+          </w:pPr>
+          <w:r>
+            <w:rPr>
+              <w:rFonts w:ascii="맑은 고딕" w:hAnsi="맑은 고딕" w:eastAsia="맑은 고딕" w:cs="맑은 고딕" w:hint="eastAsia"/>
+              <w:b w:val="1"/>
+              <w:color w:val="2E5496"/>
+              <w:sz w:val="20"/>
+              <w:szCs w:val="20"/>
+            </w:rPr>
+            <w:t xml:space="preserve">③</w:t>
+          </w:r>
+          <w:r>
+            <w:rPr>
+              <w:b w:val="1"/>
+              <w:color w:val="2E5496"/>
+              <w:sz w:val="20"/>
+              <w:szCs w:val="20"/>
+            </w:rPr>
+            <w:t xml:space="preserve">  </w:t>
+          </w:r>
+          <w:r>
+            <w:rPr>
+              <w:rFonts w:ascii="Times New Roman" w:hAnsi="Times New Roman"/>
+              <w:color w:val="000000"/>
+              <w:sz w:val="20"/>
+              <w:szCs w:val="20"/>
+              <w:b w:val="0"/>
+              <w:bCs w:val="0"/>
+            </w:rPr>
+            <w:t xml:space="preserve">Governments should restrict the spread of opinions on social media.</w:t>
+          </w:r>
+        </w:p>
+        <w:p>
+          <w:pPr>
+            <w:keepNext/>
+            <w:keepLines/>
+            <w:spacing w:after="50" w:line="288" w:lineRule="auto" w:before="50"/>
+            <w:ind w:left="180"/>
+          </w:pPr>
+          <w:r>
+            <w:rPr>
+              <w:rFonts w:ascii="맑은 고딕" w:hAnsi="맑은 고딕" w:eastAsia="맑은 고딕" w:cs="맑은 고딕" w:hint="eastAsia"/>
+              <w:b w:val="1"/>
+              <w:color w:val="2E5496"/>
+              <w:sz w:val="20"/>
+              <w:szCs w:val="20"/>
+            </w:rPr>
+            <w:t xml:space="preserve">④</w:t>
+          </w:r>
+          <w:r>
+            <w:rPr>
+              <w:b w:val="1"/>
+              <w:color w:val="2E5496"/>
+              <w:sz w:val="20"/>
+              <w:szCs w:val="20"/>
+            </w:rPr>
+            <w:t xml:space="preserve">  </w:t>
+          </w:r>
+          <w:r>
+            <w:rPr>
+              <w:rFonts w:ascii="Times New Roman" w:hAnsi="Times New Roman"/>
+              <w:color w:val="000000"/>
+              <w:sz w:val="20"/>
+              <w:szCs w:val="20"/>
+              <w:b w:val="0"/>
+              <w:bCs w:val="0"/>
+            </w:rPr>
+            <w:t xml:space="preserve">Hearing only familiar opinions can expand our ability to debate.</w:t>
+          </w:r>
+        </w:p>
+        <w:p>
+          <w:pPr>
+            <w:keepNext w:val="0"/>
+            <w:keepLines/>
+            <w:spacing w:after="50" w:line="288" w:lineRule="auto" w:before="50"/>
+            <w:ind w:left="180"/>
+          </w:pPr>
+          <w:r>
+            <w:rPr>
+              <w:rFonts w:ascii="맑은 고딕" w:hAnsi="맑은 고딕" w:eastAsia="맑은 고딕" w:cs="맑은 고딕" w:hint="eastAsia"/>
+              <w:b w:val="1"/>
+              <w:color w:val="2E5496"/>
+              <w:sz w:val="20"/>
+              <w:szCs w:val="20"/>
+            </w:rPr>
+            <w:t xml:space="preserve">⑤</w:t>
+          </w:r>
+          <w:r>
+            <w:rPr>
+              <w:b w:val="1"/>
+              <w:color w:val="2E5496"/>
+              <w:sz w:val="20"/>
+              <w:szCs w:val="20"/>
+            </w:rPr>
+            <w:t xml:space="preserve">  </w:t>
+          </w:r>
+          <w:r>
+            <w:rPr>
+              <w:rFonts w:ascii="Times New Roman" w:hAnsi="Times New Roman"/>
+              <w:color w:val="000000"/>
+              <w:sz w:val="20"/>
+              <w:szCs w:val="20"/>
+              <w:b w:val="0"/>
+              <w:bCs w:val="0"/>
+            </w:rPr>
+            <w:t xml:space="preserve">An echo chamber can encourage people to work together on common issues.</w:t>
+          </w:r>
+        </w:p>
+        <w:p>
+          <w:pPr>
+            <w:keepNext w:val="1"/>
+            <w:keepLines/>
+            <w:pageBreakBefore w:val="1"/>
+            <w:spacing w:before="40" w:after="40" w:line="358" w:lineRule="exact"/>
+          </w:pPr>
+          <w:r>
+            <w:rPr>
+              <w:b/>
+              <w:color w:val="1F3864"/>
+              <w:sz w:val="25"/>
+              <w:szCs w:val="25"/>
+            </w:rPr>
+            <w:t xml:space="preserve">문단 1 워크북 (계속)</w:t>
+          </w:r>
+        </w:p>
+        <w:p>
+          <w:pPr>
+            <w:keepNext/>
+            <w:keepLines/>
+            <w:shd w:val="clear" w:color="auto" w:fill="E8EDF7"/>
+            <w:spacing w:before="240" w:after="160" w:line="272" w:lineRule="exact"/>
+          </w:pPr>
+          <w:r>
+            <w:rPr>
+              <w:b/>
+              <w:color w:val="1F3864"/>
+            </w:rPr>
+            <w:t xml:space="preserve">4. 구문 결합해서 해석하기</w:t>
+          </w:r>
+        </w:p>
+        <w:p>
+          <w:pPr>
+            <w:keepNext w:val="1"/>
+            <w:keepLines/>
+            <w:spacing w:after="120" w:line="288" w:lineRule="auto" w:before="160"/>
+            <w:ind w:left="120" w:right="100"/>
+          </w:pPr>
+          <w:r>
+            <w:rPr>
+              <w:b/>
+              <w:color w:val="1F3864"/>
+              <w:sz w:val="20"/>
+              <w:szCs w:val="20"/>
+            </w:rPr>
+            <w:t xml:space="preserve">1.   </w:t>
+          </w:r>
+          <w:r>
+            <w:rPr>
+              <w:rFonts w:ascii="Times New Roman" w:hAnsi="Times New Roman"/>
+              <w:color w:val="000000"/>
+              <w:sz w:val="20"/>
+              <w:szCs w:val="20"/>
+              <w:b w:val="0"/>
+              <w:bCs w:val="0"/>
+            </w:rPr>
+            <w:t xml:space="preserve">can lead you to be trapped in an “echo chamber.” → ______________________________</w:t>
+          </w:r>
+        </w:p>
+        <w:p>
+          <w:pPr>
+            <w:keepNext w:val="0"/>
+            <w:keepLines/>
+            <w:spacing w:after="40" w:before="30" w:line="276"/>
+            <w:ind w:left="300" w:hanging="130"/>
+          </w:pPr>
+          <w:r>
+            <w:rPr>
+              <w:b/>
+              <w:color w:val="2E5496"/>
+              <w:sz w:val="17"/>
+              <w:szCs w:val="17"/>
+            </w:rPr>
+            <w:t xml:space="preserve">도움말  </w:t>
+          </w:r>
+          <w:r>
+            <w:rPr>
+              <w:color w:val="000000"/>
+              <w:sz w:val="17"/>
+              <w:szCs w:val="17"/>
+              <w:b w:val="0"/>
+              <w:bCs w:val="0"/>
+            </w:rPr>
+            <w:t xml:space="preserve">lead A to V</w:t>
+          </w:r>
+          <w:r>
+            <w:rPr>
+              <w:color w:val="666666"/>
+              <w:sz w:val="17"/>
+              <w:szCs w:val="17"/>
+              <w:b w:val="0"/>
+              <w:bCs w:val="0"/>
+            </w:rPr>
+            <w:t xml:space="preserve"> — A(이/가) ~하게 만들다</w:t>
+          </w:r>
+          <w:r>
+            <w:rPr>
+              <w:color w:val="666666"/>
+              <w:sz w:val="17"/>
+              <w:szCs w:val="17"/>
+              <w:b w:val="0"/>
+              <w:bCs w:val="0"/>
+            </w:rPr>
+            <w:t xml:space="preserve"> / </w:t>
+          </w:r>
+          <w:r>
+            <w:rPr>
+              <w:color w:val="000000"/>
+              <w:sz w:val="17"/>
+              <w:szCs w:val="17"/>
+              <w:b w:val="0"/>
+              <w:bCs w:val="0"/>
+            </w:rPr>
+            <w:t xml:space="preserve">can V</w:t>
+          </w:r>
+          <w:r>
+            <w:rPr>
+              <w:color w:val="666666"/>
+              <w:sz w:val="17"/>
+              <w:szCs w:val="17"/>
+              <w:b w:val="0"/>
+              <w:bCs w:val="0"/>
+            </w:rPr>
+            <w:t xml:space="preserve"> — ~할 수 있다</w:t>
+          </w:r>
+          <w:r>
+            <w:rPr>
+              <w:color w:val="666666"/>
+              <w:sz w:val="17"/>
+              <w:szCs w:val="17"/>
+              <w:b w:val="0"/>
+              <w:bCs w:val="0"/>
+            </w:rPr>
+            <w:t xml:space="preserve"> / </w:t>
+          </w:r>
+          <w:r>
+            <w:rPr>
+              <w:color w:val="000000"/>
+              <w:sz w:val="17"/>
+              <w:szCs w:val="17"/>
+              <w:b w:val="0"/>
+              <w:bCs w:val="0"/>
+            </w:rPr>
+            <w:t xml:space="preserve">be p.p.</w:t>
+          </w:r>
+          <w:r>
+            <w:rPr>
+              <w:color w:val="666666"/>
+              <w:sz w:val="17"/>
+              <w:szCs w:val="17"/>
+              <w:b w:val="0"/>
+              <w:bCs w:val="0"/>
+            </w:rPr>
+            <w:t xml:space="preserve"> — ~되다</w:t>
+          </w:r>
+          <w:r>
+            <w:rPr>
+              <w:color w:val="666666"/>
+              <w:sz w:val="17"/>
+              <w:szCs w:val="17"/>
+              <w:b w:val="0"/>
+              <w:bCs w:val="0"/>
+            </w:rPr>
+            <w:t xml:space="preserve"> / </w:t>
+          </w:r>
+          <w:r>
+            <w:rPr>
+              <w:color w:val="000000"/>
+              <w:sz w:val="17"/>
+              <w:szCs w:val="17"/>
+              <w:b w:val="0"/>
+              <w:bCs w:val="0"/>
+            </w:rPr>
+            <w:t xml:space="preserve">trapped</w:t>
+          </w:r>
+          <w:r>
+            <w:rPr>
+              <w:color w:val="666666"/>
+              <w:sz w:val="17"/>
+              <w:szCs w:val="17"/>
+              <w:b w:val="0"/>
+              <w:bCs w:val="0"/>
+            </w:rPr>
+            <w:t xml:space="preserve"> — 갇힌</w:t>
+          </w:r>
+          <w:r>
+            <w:rPr>
+              <w:color w:val="666666"/>
+              <w:sz w:val="17"/>
+              <w:szCs w:val="17"/>
+              <w:b w:val="0"/>
+              <w:bCs w:val="0"/>
+            </w:rPr>
+            <w:t xml:space="preserve"> / </w:t>
+          </w:r>
+          <w:r>
+            <w:rPr>
+              <w:color w:val="000000"/>
+              <w:sz w:val="17"/>
+              <w:szCs w:val="17"/>
+              <w:b w:val="0"/>
+              <w:bCs w:val="0"/>
+            </w:rPr>
+            <w:t xml:space="preserve">in</w:t>
+          </w:r>
+          <w:r>
+            <w:rPr>
+              <w:color w:val="666666"/>
+              <w:sz w:val="17"/>
+              <w:szCs w:val="17"/>
+              <w:b w:val="0"/>
+              <w:bCs w:val="0"/>
+            </w:rPr>
+            <w:t xml:space="preserve"> — ~ 안에</w:t>
+          </w:r>
+          <w:r>
+            <w:rPr>
+              <w:color w:val="666666"/>
+              <w:sz w:val="17"/>
+              <w:szCs w:val="17"/>
+              <w:b w:val="0"/>
+              <w:bCs w:val="0"/>
+            </w:rPr>
+            <w:t xml:space="preserve"> / </w:t>
+          </w:r>
+          <w:r>
+            <w:rPr>
+              <w:color w:val="000000"/>
+              <w:sz w:val="17"/>
+              <w:szCs w:val="17"/>
+              <w:b w:val="0"/>
+              <w:bCs w:val="0"/>
+            </w:rPr>
+            <w:t xml:space="preserve">echo chamber</w:t>
+          </w:r>
+          <w:r>
+            <w:rPr>
+              <w:color w:val="666666"/>
+              <w:sz w:val="17"/>
+              <w:szCs w:val="17"/>
+              <w:b w:val="0"/>
+              <w:bCs w:val="0"/>
+            </w:rPr>
+            <w:t xml:space="preserve"> — 에코 챔버, 반향실 (자기와 같은 의견만 되풀이해 듣게 되는 환경)</w:t>
+          </w:r>
+        </w:p>
+        <w:p>
+          <w:pPr>
+            <w:keepNext w:val="1"/>
+            <w:keepLines/>
+            <w:spacing w:after="120" w:line="288" w:lineRule="auto" w:before="160"/>
+            <w:ind w:left="120" w:right="100"/>
+          </w:pPr>
+          <w:r>
+            <w:rPr>
+              <w:b/>
+              <w:color w:val="1F3864"/>
+              <w:sz w:val="20"/>
+              <w:szCs w:val="20"/>
+            </w:rPr>
+            <w:t xml:space="preserve">2.   </w:t>
+          </w:r>
+          <w:r>
+            <w:rPr>
+              <w:rFonts w:ascii="Times New Roman" w:hAnsi="Times New Roman"/>
+              <w:color w:val="000000"/>
+              <w:sz w:val="20"/>
+              <w:szCs w:val="20"/>
+              <w:b w:val="0"/>
+              <w:bCs w:val="0"/>
+            </w:rPr>
+            <w:t xml:space="preserve">any situation in which you only hear opinions → ______________________________</w:t>
+          </w:r>
+        </w:p>
+        <w:p>
+          <w:pPr>
+            <w:keepNext w:val="0"/>
+            <w:keepLines/>
+            <w:spacing w:after="40" w:before="30" w:line="276"/>
+            <w:ind w:left="300" w:hanging="130"/>
+          </w:pPr>
+          <w:r>
+            <w:rPr>
+              <w:b/>
+              <w:color w:val="2E5496"/>
+              <w:sz w:val="17"/>
+              <w:szCs w:val="17"/>
+            </w:rPr>
+            <w:t xml:space="preserve">도움말  </w:t>
+          </w:r>
+          <w:r>
+            <w:rPr>
+              <w:color w:val="000000"/>
+              <w:sz w:val="17"/>
+              <w:szCs w:val="17"/>
+              <w:b w:val="0"/>
+              <w:bCs w:val="0"/>
+            </w:rPr>
+            <w:t xml:space="preserve">in which S′ V′</w:t>
+          </w:r>
+          <w:r>
+            <w:rPr>
+              <w:color w:val="666666"/>
+              <w:sz w:val="17"/>
+              <w:szCs w:val="17"/>
+              <w:b w:val="0"/>
+              <w:bCs w:val="0"/>
+            </w:rPr>
+            <w:t xml:space="preserve"> — S′(이/가) V′하는</w:t>
+          </w:r>
+          <w:r>
+            <w:rPr>
+              <w:color w:val="666666"/>
+              <w:sz w:val="17"/>
+              <w:szCs w:val="17"/>
+              <w:b w:val="0"/>
+              <w:bCs w:val="0"/>
+            </w:rPr>
+            <w:t xml:space="preserve"> / </w:t>
+          </w:r>
+          <w:r>
+            <w:rPr>
+              <w:color w:val="000000"/>
+              <w:sz w:val="17"/>
+              <w:szCs w:val="17"/>
+              <w:b w:val="0"/>
+              <w:bCs w:val="0"/>
+            </w:rPr>
+            <w:t xml:space="preserve">any</w:t>
+          </w:r>
+          <w:r>
+            <w:rPr>
+              <w:color w:val="666666"/>
+              <w:sz w:val="17"/>
+              <w:szCs w:val="17"/>
+              <w:b w:val="0"/>
+              <w:bCs w:val="0"/>
+            </w:rPr>
+            <w:t xml:space="preserve"> — 어떤 ~이든, 모든</w:t>
+          </w:r>
+          <w:r>
+            <w:rPr>
+              <w:color w:val="666666"/>
+              <w:sz w:val="17"/>
+              <w:szCs w:val="17"/>
+              <w:b w:val="0"/>
+              <w:bCs w:val="0"/>
+            </w:rPr>
+            <w:t xml:space="preserve"> / </w:t>
+          </w:r>
+          <w:r>
+            <w:rPr>
+              <w:color w:val="000000"/>
+              <w:sz w:val="17"/>
+              <w:szCs w:val="17"/>
+              <w:b w:val="0"/>
+              <w:bCs w:val="0"/>
+            </w:rPr>
+            <w:t xml:space="preserve">situation</w:t>
+          </w:r>
+          <w:r>
+            <w:rPr>
+              <w:color w:val="666666"/>
+              <w:sz w:val="17"/>
+              <w:szCs w:val="17"/>
+              <w:b w:val="0"/>
+              <w:bCs w:val="0"/>
+            </w:rPr>
+            <w:t xml:space="preserve"> — 상황</w:t>
+          </w:r>
+          <w:r>
+            <w:rPr>
+              <w:color w:val="666666"/>
+              <w:sz w:val="17"/>
+              <w:szCs w:val="17"/>
+              <w:b w:val="0"/>
+              <w:bCs w:val="0"/>
+            </w:rPr>
+            <w:t xml:space="preserve"> / </w:t>
+          </w:r>
+          <w:r>
+            <w:rPr>
+              <w:color w:val="000000"/>
+              <w:sz w:val="17"/>
+              <w:szCs w:val="17"/>
+              <w:b w:val="0"/>
+              <w:bCs w:val="0"/>
+            </w:rPr>
+            <w:t xml:space="preserve">only</w:t>
+          </w:r>
+          <w:r>
+            <w:rPr>
+              <w:color w:val="666666"/>
+              <w:sz w:val="17"/>
+              <w:szCs w:val="17"/>
+              <w:b w:val="0"/>
+              <w:bCs w:val="0"/>
+            </w:rPr>
+            <w:t xml:space="preserve"> — 오직, ~만</w:t>
+          </w:r>
+          <w:r>
+            <w:rPr>
+              <w:color w:val="666666"/>
+              <w:sz w:val="17"/>
+              <w:szCs w:val="17"/>
+              <w:b w:val="0"/>
+              <w:bCs w:val="0"/>
+            </w:rPr>
+            <w:t xml:space="preserve"> / </w:t>
+          </w:r>
+          <w:r>
+            <w:rPr>
+              <w:color w:val="000000"/>
+              <w:sz w:val="17"/>
+              <w:szCs w:val="17"/>
+              <w:b w:val="0"/>
+              <w:bCs w:val="0"/>
+            </w:rPr>
+            <w:t xml:space="preserve">hear</w:t>
+          </w:r>
+          <w:r>
+            <w:rPr>
+              <w:color w:val="666666"/>
+              <w:sz w:val="17"/>
+              <w:szCs w:val="17"/>
+              <w:b w:val="0"/>
+              <w:bCs w:val="0"/>
+            </w:rPr>
+            <w:t xml:space="preserve"> — 듣다</w:t>
+          </w:r>
+          <w:r>
+            <w:rPr>
+              <w:color w:val="666666"/>
+              <w:sz w:val="17"/>
+              <w:szCs w:val="17"/>
+              <w:b w:val="0"/>
+              <w:bCs w:val="0"/>
+            </w:rPr>
+            <w:t xml:space="preserve"> / </w:t>
+          </w:r>
+          <w:r>
+            <w:rPr>
+              <w:color w:val="000000"/>
+              <w:sz w:val="17"/>
+              <w:szCs w:val="17"/>
+              <w:b w:val="0"/>
+              <w:bCs w:val="0"/>
+            </w:rPr>
+            <w:t xml:space="preserve">opinions</w:t>
+          </w:r>
+          <w:r>
+            <w:rPr>
+              <w:color w:val="666666"/>
+              <w:sz w:val="17"/>
+              <w:szCs w:val="17"/>
+              <w:b w:val="0"/>
+              <w:bCs w:val="0"/>
+            </w:rPr>
+            <w:t xml:space="preserve"> — 의견들</w:t>
+          </w:r>
+        </w:p>
+        <w:p>
+          <w:pPr>
+            <w:keepNext w:val="1"/>
+            <w:keepLines/>
+            <w:spacing w:after="120" w:line="288" w:lineRule="auto" w:before="160"/>
+            <w:ind w:left="120" w:right="100"/>
+          </w:pPr>
+          <w:r>
+            <w:rPr>
+              <w:b/>
+              <w:color w:val="1F3864"/>
+              <w:sz w:val="20"/>
+              <w:szCs w:val="20"/>
+            </w:rPr>
+            <w:t xml:space="preserve">3.   </w:t>
+          </w:r>
+          <w:r>
+            <w:rPr>
+              <w:rFonts w:ascii="Times New Roman" w:hAnsi="Times New Roman"/>
+              <w:color w:val="000000"/>
+              <w:sz w:val="20"/>
+              <w:szCs w:val="20"/>
+              <w:b w:val="0"/>
+              <w:bCs w:val="0"/>
+            </w:rPr>
+            <w:t xml:space="preserve">it doesn’t always mean that it is true → ______________________________</w:t>
+          </w:r>
+        </w:p>
+        <w:p>
+          <w:pPr>
+            <w:keepNext w:val="0"/>
+            <w:keepLines/>
+            <w:spacing w:after="40" w:before="30" w:line="276"/>
+            <w:ind w:left="300" w:hanging="130"/>
+          </w:pPr>
+          <w:r>
+            <w:rPr>
+              <w:b/>
+              <w:color w:val="2E5496"/>
+              <w:sz w:val="17"/>
+              <w:szCs w:val="17"/>
+            </w:rPr>
+            <w:t xml:space="preserve">도움말  </w:t>
+          </w:r>
+          <w:r>
+            <w:rPr>
+              <w:color w:val="000000"/>
+              <w:sz w:val="17"/>
+              <w:szCs w:val="17"/>
+              <w:b w:val="0"/>
+              <w:bCs w:val="0"/>
+            </w:rPr>
+            <w:t xml:space="preserve">not always</w:t>
+          </w:r>
+          <w:r>
+            <w:rPr>
+              <w:color w:val="666666"/>
+              <w:sz w:val="17"/>
+              <w:szCs w:val="17"/>
+              <w:b w:val="0"/>
+              <w:bCs w:val="0"/>
+            </w:rPr>
+            <w:t xml:space="preserve"> — 항상 ~인 것은 아니다</w:t>
+          </w:r>
+          <w:r>
+            <w:rPr>
+              <w:color w:val="666666"/>
+              <w:sz w:val="17"/>
+              <w:szCs w:val="17"/>
+              <w:b w:val="0"/>
+              <w:bCs w:val="0"/>
+            </w:rPr>
+            <w:t xml:space="preserve"> / </w:t>
+          </w:r>
+          <w:r>
+            <w:rPr>
+              <w:color w:val="000000"/>
+              <w:sz w:val="17"/>
+              <w:szCs w:val="17"/>
+              <w:b w:val="0"/>
+              <w:bCs w:val="0"/>
+            </w:rPr>
+            <w:t xml:space="preserve">it</w:t>
+          </w:r>
+          <w:r>
+            <w:rPr>
+              <w:color w:val="666666"/>
+              <w:sz w:val="17"/>
+              <w:szCs w:val="17"/>
+              <w:b w:val="0"/>
+              <w:bCs w:val="0"/>
+            </w:rPr>
+            <w:t xml:space="preserve"> — 그것은</w:t>
+          </w:r>
+          <w:r>
+            <w:rPr>
+              <w:color w:val="666666"/>
+              <w:sz w:val="17"/>
+              <w:szCs w:val="17"/>
+              <w:b w:val="0"/>
+              <w:bCs w:val="0"/>
+            </w:rPr>
+            <w:t xml:space="preserve"> / </w:t>
+          </w:r>
+          <w:r>
+            <w:rPr>
+              <w:color w:val="000000"/>
+              <w:sz w:val="17"/>
+              <w:szCs w:val="17"/>
+              <w:b w:val="0"/>
+              <w:bCs w:val="0"/>
+            </w:rPr>
+            <w:t xml:space="preserve">mean</w:t>
+          </w:r>
+          <w:r>
+            <w:rPr>
+              <w:color w:val="666666"/>
+              <w:sz w:val="17"/>
+              <w:szCs w:val="17"/>
+              <w:b w:val="0"/>
+              <w:bCs w:val="0"/>
+            </w:rPr>
+            <w:t xml:space="preserve"> — 의미하다, 뜻하다</w:t>
+          </w:r>
+          <w:r>
+            <w:rPr>
+              <w:color w:val="666666"/>
+              <w:sz w:val="17"/>
+              <w:szCs w:val="17"/>
+              <w:b w:val="0"/>
+              <w:bCs w:val="0"/>
+            </w:rPr>
+            <w:t xml:space="preserve"> / </w:t>
+          </w:r>
+          <w:r>
+            <w:rPr>
+              <w:color w:val="000000"/>
+              <w:sz w:val="17"/>
+              <w:szCs w:val="17"/>
+              <w:b w:val="0"/>
+              <w:bCs w:val="0"/>
+            </w:rPr>
+            <w:t xml:space="preserve">that S′ V′</w:t>
+          </w:r>
+          <w:r>
+            <w:rPr>
+              <w:color w:val="666666"/>
+              <w:sz w:val="17"/>
+              <w:szCs w:val="17"/>
+              <w:b w:val="0"/>
+              <w:bCs w:val="0"/>
+            </w:rPr>
+            <w:t xml:space="preserve"> — S′(이/가) V′라는 것</w:t>
+          </w:r>
+          <w:r>
+            <w:rPr>
+              <w:color w:val="666666"/>
+              <w:sz w:val="17"/>
+              <w:szCs w:val="17"/>
+              <w:b w:val="0"/>
+              <w:bCs w:val="0"/>
+            </w:rPr>
+            <w:t xml:space="preserve"> / </w:t>
+          </w:r>
+          <w:r>
+            <w:rPr>
+              <w:color w:val="000000"/>
+              <w:sz w:val="17"/>
+              <w:szCs w:val="17"/>
+              <w:b w:val="0"/>
+              <w:bCs w:val="0"/>
+            </w:rPr>
+            <w:t xml:space="preserve">it</w:t>
+          </w:r>
+          <w:r>
+            <w:rPr>
+              <w:color w:val="666666"/>
+              <w:sz w:val="17"/>
+              <w:szCs w:val="17"/>
+              <w:b w:val="0"/>
+              <w:bCs w:val="0"/>
+            </w:rPr>
+            <w:t xml:space="preserve"> — 그것이</w:t>
+          </w:r>
+          <w:r>
+            <w:rPr>
+              <w:color w:val="666666"/>
+              <w:sz w:val="17"/>
+              <w:szCs w:val="17"/>
+              <w:b w:val="0"/>
+              <w:bCs w:val="0"/>
+            </w:rPr>
+            <w:t xml:space="preserve"> / </w:t>
+          </w:r>
+          <w:r>
+            <w:rPr>
+              <w:color w:val="000000"/>
+              <w:sz w:val="17"/>
+              <w:szCs w:val="17"/>
+              <w:b w:val="0"/>
+              <w:bCs w:val="0"/>
+            </w:rPr>
+            <w:t xml:space="preserve">is</w:t>
+          </w:r>
+          <w:r>
+            <w:rPr>
+              <w:color w:val="666666"/>
+              <w:sz w:val="17"/>
+              <w:szCs w:val="17"/>
+              <w:b w:val="0"/>
+              <w:bCs w:val="0"/>
+            </w:rPr>
+            <w:t xml:space="preserve"> — ~이다</w:t>
+          </w:r>
+          <w:r>
+            <w:rPr>
+              <w:color w:val="666666"/>
+              <w:sz w:val="17"/>
+              <w:szCs w:val="17"/>
+              <w:b w:val="0"/>
+              <w:bCs w:val="0"/>
+            </w:rPr>
+            <w:t xml:space="preserve"> / </w:t>
+          </w:r>
+          <w:r>
+            <w:rPr>
+              <w:color w:val="000000"/>
+              <w:sz w:val="17"/>
+              <w:szCs w:val="17"/>
+              <w:b w:val="0"/>
+              <w:bCs w:val="0"/>
+            </w:rPr>
+            <w:t xml:space="preserve">true</w:t>
+          </w:r>
+          <w:r>
+            <w:rPr>
+              <w:color w:val="666666"/>
+              <w:sz w:val="17"/>
+              <w:szCs w:val="17"/>
+              <w:b w:val="0"/>
+              <w:bCs w:val="0"/>
+            </w:rPr>
+            <w:t xml:space="preserve"> — 사실인, 진실인</w:t>
+          </w:r>
+        </w:p>
+        <w:p>
+          <w:pPr>
+            <w:keepNext w:val="1"/>
+            <w:keepLines/>
+            <w:spacing w:after="120" w:line="288" w:lineRule="auto" w:before="160"/>
+            <w:ind w:left="120" w:right="100"/>
+          </w:pPr>
+          <w:r>
+            <w:rPr>
+              <w:b/>
+              <w:color w:val="1F3864"/>
+              <w:sz w:val="20"/>
+              <w:szCs w:val="20"/>
+            </w:rPr>
+            <w:t xml:space="preserve">4.   </w:t>
+          </w:r>
+          <w:r>
+            <w:rPr>
+              <w:rFonts w:ascii="Times New Roman" w:hAnsi="Times New Roman"/>
+              <w:color w:val="000000"/>
+              <w:sz w:val="20"/>
+              <w:szCs w:val="20"/>
+              <w:b w:val="0"/>
+              <w:bCs w:val="0"/>
+            </w:rPr>
+            <w:t xml:space="preserve">The term “echo chamber” is also used → ______________________________</w:t>
+          </w:r>
+        </w:p>
+        <w:p>
+          <w:pPr>
+            <w:keepNext w:val="0"/>
+            <w:keepLines/>
+            <w:spacing w:after="40" w:before="30" w:line="276"/>
+            <w:ind w:left="300" w:hanging="130"/>
+          </w:pPr>
+          <w:r>
+            <w:rPr>
+              <w:b/>
+              <w:color w:val="2E5496"/>
+              <w:sz w:val="17"/>
+              <w:szCs w:val="17"/>
+            </w:rPr>
+            <w:t xml:space="preserve">도움말  </w:t>
+          </w:r>
+          <w:r>
+            <w:rPr>
+              <w:color w:val="000000"/>
+              <w:sz w:val="17"/>
+              <w:szCs w:val="17"/>
+              <w:b w:val="0"/>
+              <w:bCs w:val="0"/>
+            </w:rPr>
+            <w:t xml:space="preserve">be p.p.</w:t>
+          </w:r>
+          <w:r>
+            <w:rPr>
+              <w:color w:val="666666"/>
+              <w:sz w:val="17"/>
+              <w:szCs w:val="17"/>
+              <w:b w:val="0"/>
+              <w:bCs w:val="0"/>
+            </w:rPr>
+            <w:t xml:space="preserve"> — ~되다</w:t>
+          </w:r>
+          <w:r>
+            <w:rPr>
+              <w:color w:val="666666"/>
+              <w:sz w:val="17"/>
+              <w:szCs w:val="17"/>
+              <w:b w:val="0"/>
+              <w:bCs w:val="0"/>
+            </w:rPr>
+            <w:t xml:space="preserve"> / </w:t>
+          </w:r>
+          <w:r>
+            <w:rPr>
+              <w:color w:val="000000"/>
+              <w:sz w:val="17"/>
+              <w:szCs w:val="17"/>
+              <w:b w:val="0"/>
+              <w:bCs w:val="0"/>
+            </w:rPr>
+            <w:t xml:space="preserve">term</w:t>
+          </w:r>
+          <w:r>
+            <w:rPr>
+              <w:color w:val="666666"/>
+              <w:sz w:val="17"/>
+              <w:szCs w:val="17"/>
+              <w:b w:val="0"/>
+              <w:bCs w:val="0"/>
+            </w:rPr>
+            <w:t xml:space="preserve"> — 용어</w:t>
+          </w:r>
+          <w:r>
+            <w:rPr>
+              <w:color w:val="666666"/>
+              <w:sz w:val="17"/>
+              <w:szCs w:val="17"/>
+              <w:b w:val="0"/>
+              <w:bCs w:val="0"/>
+            </w:rPr>
+            <w:t xml:space="preserve"> / </w:t>
+          </w:r>
+          <w:r>
+            <w:rPr>
+              <w:color w:val="000000"/>
+              <w:sz w:val="17"/>
+              <w:szCs w:val="17"/>
+              <w:b w:val="0"/>
+              <w:bCs w:val="0"/>
+            </w:rPr>
+            <w:t xml:space="preserve">echo chamber</w:t>
+          </w:r>
+          <w:r>
+            <w:rPr>
+              <w:color w:val="666666"/>
+              <w:sz w:val="17"/>
+              <w:szCs w:val="17"/>
+              <w:b w:val="0"/>
+              <w:bCs w:val="0"/>
+            </w:rPr>
+            <w:t xml:space="preserve"> — 에코 챔버, 반향실</w:t>
+          </w:r>
+          <w:r>
+            <w:rPr>
+              <w:color w:val="666666"/>
+              <w:sz w:val="17"/>
+              <w:szCs w:val="17"/>
+              <w:b w:val="0"/>
+              <w:bCs w:val="0"/>
+            </w:rPr>
+            <w:t xml:space="preserve"> / </w:t>
+          </w:r>
+          <w:r>
+            <w:rPr>
+              <w:color w:val="000000"/>
+              <w:sz w:val="17"/>
+              <w:szCs w:val="17"/>
+              <w:b w:val="0"/>
+              <w:bCs w:val="0"/>
+            </w:rPr>
+            <w:t xml:space="preserve">also</w:t>
+          </w:r>
+          <w:r>
+            <w:rPr>
+              <w:color w:val="666666"/>
+              <w:sz w:val="17"/>
+              <w:szCs w:val="17"/>
+              <w:b w:val="0"/>
+              <w:bCs w:val="0"/>
+            </w:rPr>
+            <w:t xml:space="preserve"> — 또한</w:t>
+          </w:r>
+          <w:r>
+            <w:rPr>
+              <w:color w:val="666666"/>
+              <w:sz w:val="17"/>
+              <w:szCs w:val="17"/>
+              <w:b w:val="0"/>
+              <w:bCs w:val="0"/>
+            </w:rPr>
+            <w:t xml:space="preserve"> / </w:t>
+          </w:r>
+          <w:r>
+            <w:rPr>
+              <w:color w:val="000000"/>
+              <w:sz w:val="17"/>
+              <w:szCs w:val="17"/>
+              <w:b w:val="0"/>
+              <w:bCs w:val="0"/>
+            </w:rPr>
+            <w:t xml:space="preserve">used</w:t>
+          </w:r>
+          <w:r>
+            <w:rPr>
+              <w:color w:val="666666"/>
+              <w:sz w:val="17"/>
+              <w:szCs w:val="17"/>
+              <w:b w:val="0"/>
+              <w:bCs w:val="0"/>
+            </w:rPr>
+            <w:t xml:space="preserve"> — 사용된</w:t>
+          </w:r>
+        </w:p>
+        <w:p>
+          <w:pPr>
+            <w:keepNext w:val="0"/>
+            <w:spacing w:line="247" w:lineRule="exact"/>
+          </w:pPr>
+        </w:p>
+        <w:p>
+          <w:pPr>
+            <w:keepNext/>
+            <w:keepLines/>
+            <w:shd w:val="clear" w:color="auto" w:fill="E8EDF7"/>
+            <w:spacing w:before="240" w:after="160" w:line="272" w:lineRule="exact"/>
+          </w:pPr>
+          <w:r>
+            <w:rPr>
+              <w:b/>
+              <w:color w:val="1F3864"/>
+            </w:rPr>
+            <w:t xml:space="preserve">5. 핵심 문장 2개 다시 해석하기</w:t>
+          </w:r>
+        </w:p>
+        <w:p>
+          <w:pPr>
+            <w:keepNext/>
+            <w:keepLines/>
+            <w:spacing w:after="120" w:line="288" w:lineRule="auto" w:before="160"/>
+            <w:ind w:left="120" w:right="100"/>
+          </w:pPr>
+          <w:r>
+            <w:rPr>
+              <w:b/>
+              <w:color w:val="1F3864"/>
+              <w:sz w:val="20"/>
+              <w:szCs w:val="20"/>
+            </w:rPr>
+            <w:t xml:space="preserve">1.   </w:t>
+          </w:r>
+          <w:r>
+            <w:rPr>
+              <w:rFonts w:ascii="Times New Roman" w:hAnsi="Times New Roman"/>
+              <w:color w:val="000000"/>
+              <w:sz w:val="20"/>
+              <w:szCs w:val="20"/>
+              <w:b w:val="0"/>
+              <w:bCs w:val="0"/>
+            </w:rPr>
+            <w:t xml:space="preserve">However, consistently encountering similar perspectives without considering alternative views can lead you to be trapped in an “echo chamber.”</w:t>
+          </w:r>
+        </w:p>
+        <w:p>
+          <w:pPr>
+            <w:keepNext/>
+            <w:pBdr>
+              <w:bottom w:val="single" w:sz="6" w:space="2" w:color="808080"/>
+            </w:pBdr>
+            <w:spacing w:after="100" w:line="248" w:lineRule="exact" w:before="140"/>
+            <w:ind w:right="240"/>
+          </w:pPr>
+          <w:r>
+            <w:rPr>
+              <w:b/>
+              <w:color w:val="1F3864"/>
+              <w:sz w:val="17"/>
+              <w:szCs w:val="17"/>
+            </w:rPr>
+            <w:t xml:space="preserve">나의 해석  </w:t>
+          </w:r>
+        </w:p>
+        <w:p>
+          <w:pPr>
+            <w:keepNext w:val="1"/>
+            <w:pBdr>
+              <w:bottom w:val="single" w:sz="6" w:space="2" w:color="808080"/>
+            </w:pBdr>
+            <w:spacing w:after="20" w:line="225" w:lineRule="exact"/>
+            <w:ind w:right="240"/>
+          </w:pPr>
+        </w:p>
+        <w:p>
+          <w:pPr>
+            <w:keepNext w:val="1"/>
+            <w:spacing w:line="247" w:lineRule="exact"/>
+          </w:pPr>
+        </w:p>
+        <w:p>
+          <w:pPr>
+            <w:keepNext w:val="1"/>
+            <w:pBdr>
+              <w:bottom w:val="single" w:sz="6" w:space="2" w:color="808080"/>
+            </w:pBdr>
+            <w:spacing w:after="20" w:line="225" w:lineRule="exact"/>
+            <w:ind w:right="240"/>
+          </w:pPr>
+        </w:p>
+        <w:p>
+          <w:pPr>
+            <w:keepNext/>
+            <w:keepLines/>
+            <w:spacing w:after="120" w:line="288" w:lineRule="auto" w:before="160"/>
+            <w:ind w:left="120" w:right="100"/>
+          </w:pPr>
+          <w:r>
+            <w:rPr>
+              <w:b/>
+              <w:color w:val="1F3864"/>
+              <w:sz w:val="20"/>
+              <w:szCs w:val="20"/>
+            </w:rPr>
+            <w:t xml:space="preserve">2.   </w:t>
+          </w:r>
+          <w:r>
+            <w:rPr>
+              <w:rFonts w:ascii="Times New Roman" w:hAnsi="Times New Roman"/>
+              <w:color w:val="000000"/>
+              <w:sz w:val="20"/>
+              <w:szCs w:val="20"/>
+              <w:b w:val="0"/>
+              <w:bCs w:val="0"/>
+            </w:rPr>
+            <w:t xml:space="preserve">To avoid falling into this trap, you must actively seek diverse sources of information and engage with people who have different views.</w:t>
+          </w:r>
+        </w:p>
+        <w:p>
+          <w:pPr>
+            <w:keepNext/>
+            <w:pBdr>
+              <w:bottom w:val="single" w:sz="6" w:space="2" w:color="808080"/>
+            </w:pBdr>
+            <w:spacing w:after="100" w:line="248" w:lineRule="exact" w:before="140"/>
+            <w:ind w:right="240"/>
+          </w:pPr>
+          <w:r>
+            <w:rPr>
+              <w:b/>
+              <w:color w:val="1F3864"/>
+              <w:sz w:val="17"/>
+              <w:szCs w:val="17"/>
+            </w:rPr>
+            <w:t xml:space="preserve">나의 해석  </w:t>
+          </w:r>
+        </w:p>
+        <w:p>
+          <w:pPr>
+            <w:keepNext w:val="1"/>
+            <w:pBdr>
+              <w:bottom w:val="single" w:sz="6" w:space="2" w:color="808080"/>
+            </w:pBdr>
+            <w:spacing w:after="20" w:line="225" w:lineRule="exact"/>
+            <w:ind w:right="240"/>
+          </w:pPr>
+        </w:p>
+        <w:p>
+          <w:pPr>
+            <w:keepNext w:val="1"/>
+            <w:spacing w:line="247" w:lineRule="exact"/>
+          </w:pPr>
+        </w:p>
+        <w:p>
+          <w:pPr>
+            <w:keepNext w:val="0"/>
+            <w:pBdr>
+              <w:bottom w:val="single" w:sz="6" w:space="2" w:color="808080"/>
+            </w:pBdr>
+            <w:spacing w:after="20" w:line="225" w:lineRule="exact"/>
+            <w:ind w:right="240"/>
+          </w:pPr>
+        </w:p>
+      </w:sdtContent>
+    </w:sdt>
+    <w:sdt>
+      <w:sdtPr>
+        <w:tag w:val="gyogwaseo:mock1"/>
+      </w:sdtPr>
+      <w:sdtContent>
+        <w:p>
+          <w:pPr>
+            <w:keepNext/>
+            <w:keepLines/>
+            <w:pageBreakBefore w:val="1"/>
+            <w:spacing w:before="40" w:after="40" w:line="358" w:lineRule="exact"/>
+          </w:pPr>
+          <w:r>
+            <w:rPr>
+              <w:b/>
+              <w:color w:val="1F3864"/>
+              <w:sz w:val="25"/>
+              <w:szCs w:val="25"/>
+            </w:rPr>
+            <w:t xml:space="preserve">1과 미니 모의고사 1회</w:t>
+          </w:r>
+        </w:p>
+        <w:p>
+          <w:pPr>
+            <w:keepNext/>
+            <w:keepLines/>
+            <w:pBdr>
+              <w:bottom w:val="single" w:sz="8" w:space="1" w:color="808080"/>
+            </w:pBdr>
+            <w:spacing w:after="120" w:line="243" w:lineRule="exact" w:before="30"/>
+          </w:pPr>
+          <w:r>
+            <w:rPr>
+              <w:b/>
+              <w:color w:val="2E5496"/>
+              <w:sz w:val="17"/>
+              <w:szCs w:val="17"/>
+            </w:rPr>
+            <w:t xml:space="preserve">Breaking Out of the Echo Chamber · 3문항</w:t>
+          </w:r>
+        </w:p>
+        <w:p>
+          <w:pPr>
+            <w:keepNext/>
+            <w:keepLines/>
+            <w:spacing w:after="40" w:line="286" w:lineRule="exact" w:before="30"/>
+          </w:pPr>
+          <w:r>
+            <w:rPr>
+              <w:b/>
+              <w:color w:val="1F3864"/>
+              <w:sz w:val="20"/>
+              <w:szCs w:val="20"/>
+            </w:rPr>
+            <w:t xml:space="preserve">1.  주어진 글 다음에 이어질 글의 순서로 가장 적절한 것은?</w:t>
+          </w:r>
+        </w:p>
+        <w:p>
+          <w:pPr>
+            <w:keepNext/>
+            <w:keepLines/>
+            <w:spacing w:after="30" w:line="200" w:lineRule="exact" w:before="30"/>
+            <w:ind w:left="120"/>
+          </w:pPr>
+          <w:r>
+            <w:rPr>
+              <w:color w:val="595959"/>
+              <w:sz w:val="17"/>
+              <w:szCs w:val="17"/>
+              <w:b w:val="1"/>
+            </w:rPr>
+            <w:t xml:space="preserve">〈주어진 글〉</w:t>
+          </w:r>
+        </w:p>
+        <w:p>
+          <w:pPr>
+            <w:keepNext/>
+            <w:keepLines/>
+            <w:pBdr>
+              <w:top w:val="single" w:sz="6" w:space="5" w:color="2E5496"/>
+              <w:left w:val="single" w:sz="6" w:space="5" w:color="2E5496"/>
+              <w:bottom w:val="single" w:sz="6" w:space="5" w:color="2E5496"/>
+              <w:right w:val="single" w:sz="6" w:space="5" w:color="2E5496"/>
+            </w:pBdr>
+            <w:spacing w:after="120" w:line="297" w:lineRule="exact" w:before="20"/>
+            <w:ind w:left="120" w:right="120"/>
+          </w:pPr>
+          <w:r>
+            <w:rPr>
+              <w:rFonts w:ascii="Times New Roman" w:hAnsi="Times New Roman"/>
+              <w:color w:val="000000"/>
+              <w:sz w:val="20"/>
+              <w:szCs w:val="20"/>
+            </w:rPr>
+            <w:t xml:space="preserve">These days, everyone accesses the news through the Internet or social media, and often selectively takes the information that suits their tastes or beliefs. </w:t>
+          </w:r>
+        </w:p>
+        <w:p>
+          <w:pPr>
+            <w:keepNext/>
+            <w:keepLines/>
+            <w:spacing w:after="48" w:line="297" w:lineRule="exact" w:before="30"/>
+            <w:ind w:left="100" w:right="100"/>
+          </w:pPr>
+          <w:r>
+            <w:rPr>
+              <w:rFonts w:ascii="Times New Roman" w:hAnsi="Times New Roman"/>
+              <w:color w:val="000000"/>
+              <w:sz w:val="20"/>
+              <w:szCs w:val="20"/>
+            </w:rPr>
+            <w:t xml:space="preserve">(A) The term “echo chamber” is also used to describe any situation in which you only hear opinions you already agree with.</w:t>
+          </w:r>
+        </w:p>
+        <w:p>
+          <w:pPr>
+            <w:keepNext/>
+            <w:keepLines/>
+            <w:spacing w:after="48" w:line="297" w:lineRule="exact" w:before="30"/>
+            <w:ind w:left="100" w:right="100"/>
+          </w:pPr>
+          <w:r>
+            <w:rPr>
+              <w:rFonts w:ascii="Times New Roman" w:hAnsi="Times New Roman"/>
+              <w:color w:val="000000"/>
+              <w:sz w:val="20"/>
+              <w:szCs w:val="20"/>
+            </w:rPr>
+            <w:t xml:space="preserve">(B) However, consistently encountering similar perspectives without considering alternative views can lead you to be trapped in an “echo chamber.” </w:t>
+          </w:r>
+        </w:p>
+        <w:p>
+          <w:pPr>
+            <w:keepNext/>
+            <w:keepLines/>
+            <w:spacing w:after="48" w:line="297" w:lineRule="exact" w:before="30"/>
+            <w:ind w:left="100" w:right="100"/>
+          </w:pPr>
+          <w:r>
+            <w:rPr>
+              <w:rFonts w:ascii="Times New Roman" w:hAnsi="Times New Roman"/>
+              <w:color w:val="000000"/>
+              <w:sz w:val="20"/>
+              <w:szCs w:val="20"/>
+            </w:rPr>
+            <w:t xml:space="preserve">(C) An echo chamber refers to an enclosed space where sound doesn’t leak out and returns as an echo. </w:t>
+          </w:r>
+        </w:p>
+        <w:p>
+          <w:pPr>
+            <w:keepNext/>
+            <w:keepLines/>
+            <w:spacing w:after="40" w:line="257" w:lineRule="exact" w:before="30"/>
+            <w:ind w:left="180"/>
+          </w:pPr>
+          <w:r>
+            <w:rPr>
+              <w:rFonts w:ascii="맑은 고딕" w:hAnsi="맑은 고딕" w:eastAsia="맑은 고딕" w:cs="맑은 고딕" w:hint="eastAsia"/>
+              <w:b w:val="1"/>
+              <w:color w:val="2E5496"/>
+              <w:sz w:val="20"/>
+              <w:szCs w:val="20"/>
+            </w:rPr>
+            <w:t xml:space="preserve">①</w:t>
+          </w:r>
+          <w:r>
+            <w:rPr>
+              <w:b w:val="1"/>
+              <w:color w:val="2E5496"/>
+              <w:sz w:val="20"/>
+              <w:szCs w:val="20"/>
+            </w:rPr>
+            <w:t xml:space="preserve">  </w:t>
+          </w:r>
+          <w:r>
+            <w:rPr>
+              <w:rFonts w:ascii="Times New Roman" w:hAnsi="Times New Roman"/>
+              <w:color w:val="000000"/>
+              <w:sz w:val="20"/>
+              <w:szCs w:val="20"/>
+              <w:b w:val="0"/>
+              <w:bCs w:val="0"/>
+            </w:rPr>
+            <w:t xml:space="preserve">A → C → B</w:t>
+          </w:r>
+        </w:p>
+        <w:p>
+          <w:pPr>
+            <w:keepNext/>
+            <w:keepLines/>
+            <w:spacing w:after="40" w:line="257" w:lineRule="exact" w:before="30"/>
+            <w:ind w:left="180"/>
+          </w:pPr>
+          <w:r>
+            <w:rPr>
+              <w:rFonts w:ascii="맑은 고딕" w:hAnsi="맑은 고딕" w:eastAsia="맑은 고딕" w:cs="맑은 고딕" w:hint="eastAsia"/>
+              <w:b w:val="1"/>
+              <w:color w:val="2E5496"/>
+              <w:sz w:val="20"/>
+              <w:szCs w:val="20"/>
+            </w:rPr>
+            <w:t xml:space="preserve">②</w:t>
+          </w:r>
+          <w:r>
+            <w:rPr>
+              <w:b w:val="1"/>
+              <w:color w:val="2E5496"/>
+              <w:sz w:val="20"/>
+              <w:szCs w:val="20"/>
+            </w:rPr>
+            <w:t xml:space="preserve">  </w:t>
+          </w:r>
+          <w:r>
+            <w:rPr>
+              <w:rFonts w:ascii="Times New Roman" w:hAnsi="Times New Roman"/>
+              <w:color w:val="000000"/>
+              <w:sz w:val="20"/>
+              <w:szCs w:val="20"/>
+              <w:b w:val="0"/>
+              <w:bCs w:val="0"/>
+            </w:rPr>
+            <w:t xml:space="preserve">B → A → C</w:t>
+          </w:r>
+        </w:p>
+        <w:p>
+          <w:pPr>
+            <w:keepNext/>
+            <w:keepLines/>
+            <w:spacing w:after="40" w:line="257" w:lineRule="exact" w:before="30"/>
+            <w:ind w:left="180"/>
+          </w:pPr>
+          <w:r>
+            <w:rPr>
+              <w:rFonts w:ascii="맑은 고딕" w:hAnsi="맑은 고딕" w:eastAsia="맑은 고딕" w:cs="맑은 고딕" w:hint="eastAsia"/>
+              <w:b w:val="1"/>
+              <w:color w:val="2E5496"/>
+              <w:sz w:val="20"/>
+              <w:szCs w:val="20"/>
+            </w:rPr>
+            <w:t xml:space="preserve">③</w:t>
+          </w:r>
+          <w:r>
+            <w:rPr>
+              <w:b w:val="1"/>
+              <w:color w:val="2E5496"/>
+              <w:sz w:val="20"/>
+              <w:szCs w:val="20"/>
+            </w:rPr>
+            <w:t xml:space="preserve">  </w:t>
+          </w:r>
+          <w:r>
+            <w:rPr>
+              <w:rFonts w:ascii="Times New Roman" w:hAnsi="Times New Roman"/>
+              <w:color w:val="000000"/>
+              <w:sz w:val="20"/>
+              <w:szCs w:val="20"/>
+              <w:b w:val="0"/>
+              <w:bCs w:val="0"/>
+            </w:rPr>
+            <w:t xml:space="preserve">B → C → A</w:t>
+          </w:r>
+        </w:p>
+        <w:p>
+          <w:pPr>
+            <w:keepNext/>
+            <w:keepLines/>
+            <w:spacing w:after="40" w:line="257" w:lineRule="exact" w:before="30"/>
+            <w:ind w:left="180"/>
+          </w:pPr>
+          <w:r>
+            <w:rPr>
+              <w:rFonts w:ascii="맑은 고딕" w:hAnsi="맑은 고딕" w:eastAsia="맑은 고딕" w:cs="맑은 고딕" w:hint="eastAsia"/>
+              <w:b w:val="1"/>
+              <w:color w:val="2E5496"/>
+              <w:sz w:val="20"/>
+              <w:szCs w:val="20"/>
+            </w:rPr>
+            <w:t xml:space="preserve">④</w:t>
+          </w:r>
+          <w:r>
+            <w:rPr>
+              <w:b w:val="1"/>
+              <w:color w:val="2E5496"/>
+              <w:sz w:val="20"/>
+              <w:szCs w:val="20"/>
+            </w:rPr>
+            <w:t xml:space="preserve">  </w:t>
+          </w:r>
+          <w:r>
+            <w:rPr>
+              <w:rFonts w:ascii="Times New Roman" w:hAnsi="Times New Roman"/>
+              <w:color w:val="000000"/>
+              <w:sz w:val="20"/>
+              <w:szCs w:val="20"/>
+              <w:b w:val="0"/>
+              <w:bCs w:val="0"/>
+            </w:rPr>
+            <w:t xml:space="preserve">C → A → B</w:t>
+          </w:r>
+        </w:p>
+        <w:p>
+          <w:pPr>
+            <w:keepNext w:val="0"/>
+            <w:keepLines/>
+            <w:spacing w:after="40" w:line="257" w:lineRule="exact" w:before="30"/>
+            <w:ind w:left="180"/>
+          </w:pPr>
+          <w:r>
+            <w:rPr>
+              <w:rFonts w:ascii="맑은 고딕" w:hAnsi="맑은 고딕" w:eastAsia="맑은 고딕" w:cs="맑은 고딕" w:hint="eastAsia"/>
+              <w:b w:val="1"/>
+              <w:color w:val="2E5496"/>
+              <w:sz w:val="20"/>
+              <w:szCs w:val="20"/>
+            </w:rPr>
+            <w:t xml:space="preserve">⑤</w:t>
+          </w:r>
+          <w:r>
+            <w:rPr>
+              <w:b w:val="1"/>
+              <w:color w:val="2E5496"/>
+              <w:sz w:val="20"/>
+              <w:szCs w:val="20"/>
+            </w:rPr>
+            <w:t xml:space="preserve">  </w:t>
+          </w:r>
+          <w:r>
+            <w:rPr>
+              <w:rFonts w:ascii="Times New Roman" w:hAnsi="Times New Roman"/>
+              <w:color w:val="000000"/>
+              <w:sz w:val="20"/>
+              <w:szCs w:val="20"/>
+              <w:b w:val="0"/>
+              <w:bCs w:val="0"/>
+            </w:rPr>
+            <w:t xml:space="preserve">C → B → A</w:t>
+          </w:r>
+        </w:p>
+        <w:p>
+          <w:pPr>
+            <w:keepNext/>
+            <w:keepLines/>
+            <w:spacing w:after="40" w:line="286" w:lineRule="exact" w:before="494"/>
+          </w:pPr>
+          <w:r>
+            <w:rPr>
+              <w:b/>
+              <w:color w:val="1F3864"/>
+              <w:sz w:val="20"/>
+              <w:szCs w:val="20"/>
+            </w:rPr>
+            <w:t xml:space="preserve">2.  밑줄 친 </w:t>
+          </w:r>
+          <w:r>
+            <w:rPr>
+              <w:b/>
+              <w:color w:val="1F3864"/>
+              <w:sz w:val="20"/>
+              <w:szCs w:val="20"/>
+              <w:u w:val="single"/>
+            </w:rPr>
+            <w:t xml:space="preserve">this trap</w:t>
+          </w:r>
+          <w:r>
+            <w:rPr>
+              <w:b/>
+              <w:color w:val="1F3864"/>
+              <w:sz w:val="20"/>
+              <w:szCs w:val="20"/>
+            </w:rPr>
+            <w:t xml:space="preserve">이 다음 글에서 의미하는 바로 가장 적절한 것은?</w:t>
+          </w:r>
+        </w:p>
+        <w:p>
+          <w:pPr>
+            <w:keepNext/>
+            <w:keepLines/>
+            <w:spacing w:after="48" w:line="297" w:lineRule="exact" w:before="30"/>
+            <w:ind w:left="100" w:right="100"/>
+          </w:pPr>
+          <w:r>
+            <w:rPr>
+              <w:rFonts w:ascii="Times New Roman" w:hAnsi="Times New Roman"/>
+              <w:color w:val="000000"/>
+              <w:sz w:val="20"/>
+              <w:szCs w:val="20"/>
+            </w:rPr>
+            <w:t xml:space="preserve">This can distort your understanding of reality, and limit your ability to think critically and engage in meaningful debates. Worse still, an echo chamber may foster social division, making collaboration on common issues challenging. To avoid falling into </w:t>
+          </w:r>
+          <w:r>
+            <w:rPr>
+              <w:rFonts w:ascii="Times New Roman" w:hAnsi="Times New Roman"/>
+              <w:color w:val="000000"/>
+              <w:sz w:val="20"/>
+              <w:szCs w:val="20"/>
+              <w:u w:val="single"/>
+            </w:rPr>
+            <w:t xml:space="preserve">this trap</w:t>
+          </w:r>
+          <w:r>
+            <w:rPr>
+              <w:rFonts w:ascii="Times New Roman" w:hAnsi="Times New Roman"/>
+              <w:color w:val="000000"/>
+              <w:sz w:val="20"/>
+              <w:szCs w:val="20"/>
+            </w:rPr>
+            <w:t xml:space="preserve">, you must actively seek diverse sources of information and engage with people who have different views. Always remember to check the information you receive, and keep an open mind when discussing new ideas. Even if you really want something to be true, it doesn’t always mean that it is true.</w:t>
+          </w:r>
+        </w:p>
+        <w:p>
+          <w:pPr>
+            <w:keepNext/>
+            <w:keepLines/>
+            <w:spacing w:after="40" w:line="257" w:lineRule="exact" w:before="30"/>
+            <w:ind w:left="180"/>
+          </w:pPr>
+          <w:r>
+            <w:rPr>
+              <w:rFonts w:ascii="맑은 고딕" w:hAnsi="맑은 고딕" w:eastAsia="맑은 고딕" w:cs="맑은 고딕" w:hint="eastAsia"/>
+              <w:b w:val="1"/>
+              <w:color w:val="2E5496"/>
+              <w:sz w:val="20"/>
+              <w:szCs w:val="20"/>
+            </w:rPr>
+            <w:t xml:space="preserve">①</w:t>
+          </w:r>
+          <w:r>
+            <w:rPr>
+              <w:b w:val="1"/>
+              <w:color w:val="2E5496"/>
+              <w:sz w:val="20"/>
+              <w:szCs w:val="20"/>
+            </w:rPr>
+            <w:t xml:space="preserve">  </w:t>
+          </w:r>
+          <w:r>
+            <w:rPr>
+              <w:rFonts w:ascii="Times New Roman" w:hAnsi="Times New Roman"/>
+              <w:color w:val="000000"/>
+              <w:sz w:val="20"/>
+              <w:szCs w:val="20"/>
+              <w:b w:val="0"/>
+              <w:bCs w:val="0"/>
+            </w:rPr>
+            <w:t xml:space="preserve">being unable to find any news on the Internet</w:t>
+          </w:r>
+        </w:p>
+        <w:p>
+          <w:pPr>
+            <w:keepNext/>
+            <w:keepLines/>
+            <w:spacing w:after="40" w:line="257" w:lineRule="exact" w:before="30"/>
+            <w:ind w:left="180"/>
+          </w:pPr>
+          <w:r>
+            <w:rPr>
+              <w:rFonts w:ascii="맑은 고딕" w:hAnsi="맑은 고딕" w:eastAsia="맑은 고딕" w:cs="맑은 고딕" w:hint="eastAsia"/>
+              <w:b w:val="1"/>
+              <w:color w:val="2E5496"/>
+              <w:sz w:val="20"/>
+              <w:szCs w:val="20"/>
+            </w:rPr>
+            <w:t xml:space="preserve">②</w:t>
+          </w:r>
+          <w:r>
+            <w:rPr>
+              <w:b w:val="1"/>
+              <w:color w:val="2E5496"/>
+              <w:sz w:val="20"/>
+              <w:szCs w:val="20"/>
+            </w:rPr>
+            <w:t xml:space="preserve">  </w:t>
+          </w:r>
+          <w:r>
+            <w:rPr>
+              <w:rFonts w:ascii="Times New Roman" w:hAnsi="Times New Roman"/>
+              <w:color w:val="000000"/>
+              <w:sz w:val="20"/>
+              <w:szCs w:val="20"/>
+              <w:b w:val="0"/>
+              <w:bCs w:val="0"/>
+            </w:rPr>
+            <w:t xml:space="preserve">relying only on views that match what you already believe</w:t>
+          </w:r>
+        </w:p>
+        <w:p>
+          <w:pPr>
+            <w:keepNext/>
+            <w:keepLines/>
+            <w:spacing w:after="40" w:line="257" w:lineRule="exact" w:before="30"/>
+            <w:ind w:left="180"/>
+          </w:pPr>
+          <w:r>
+            <w:rPr>
+              <w:rFonts w:ascii="맑은 고딕" w:hAnsi="맑은 고딕" w:eastAsia="맑은 고딕" w:cs="맑은 고딕" w:hint="eastAsia"/>
+              <w:b w:val="1"/>
+              <w:color w:val="2E5496"/>
+              <w:sz w:val="20"/>
+              <w:szCs w:val="20"/>
+            </w:rPr>
+            <w:t xml:space="preserve">③</w:t>
+          </w:r>
+          <w:r>
+            <w:rPr>
+              <w:b w:val="1"/>
+              <w:color w:val="2E5496"/>
+              <w:sz w:val="20"/>
+              <w:szCs w:val="20"/>
+            </w:rPr>
+            <w:t xml:space="preserve">  </w:t>
+          </w:r>
+          <w:r>
+            <w:rPr>
+              <w:rFonts w:ascii="Times New Roman" w:hAnsi="Times New Roman"/>
+              <w:color w:val="000000"/>
+              <w:sz w:val="20"/>
+              <w:szCs w:val="20"/>
+              <w:b w:val="0"/>
+              <w:bCs w:val="0"/>
+            </w:rPr>
+            <w:t xml:space="preserve">spending too much time debating with other people</w:t>
+          </w:r>
+        </w:p>
+        <w:p>
+          <w:pPr>
+            <w:keepNext/>
+            <w:keepLines/>
+            <w:spacing w:after="40" w:line="257" w:lineRule="exact" w:before="30"/>
+            <w:ind w:left="180"/>
+          </w:pPr>
+          <w:r>
+            <w:rPr>
+              <w:rFonts w:ascii="맑은 고딕" w:hAnsi="맑은 고딕" w:eastAsia="맑은 고딕" w:cs="맑은 고딕" w:hint="eastAsia"/>
+              <w:b w:val="1"/>
+              <w:color w:val="2E5496"/>
+              <w:sz w:val="20"/>
+              <w:szCs w:val="20"/>
+            </w:rPr>
+            <w:t xml:space="preserve">④</w:t>
+          </w:r>
+          <w:r>
+            <w:rPr>
+              <w:b w:val="1"/>
+              <w:color w:val="2E5496"/>
+              <w:sz w:val="20"/>
+              <w:szCs w:val="20"/>
+            </w:rPr>
+            <w:t xml:space="preserve">  </w:t>
+          </w:r>
+          <w:r>
+            <w:rPr>
+              <w:rFonts w:ascii="Times New Roman" w:hAnsi="Times New Roman"/>
+              <w:color w:val="000000"/>
+              <w:sz w:val="20"/>
+              <w:szCs w:val="20"/>
+              <w:b w:val="0"/>
+              <w:bCs w:val="0"/>
+            </w:rPr>
+            <w:t xml:space="preserve">trusting experts more than your own judgment</w:t>
+          </w:r>
+        </w:p>
+        <w:p>
+          <w:pPr>
+            <w:keepNext w:val="0"/>
+            <w:keepLines/>
+            <w:spacing w:after="40" w:line="257" w:lineRule="exact" w:before="30"/>
+            <w:ind w:left="180"/>
+          </w:pPr>
+          <w:r>
+            <w:rPr>
+              <w:rFonts w:ascii="맑은 고딕" w:hAnsi="맑은 고딕" w:eastAsia="맑은 고딕" w:cs="맑은 고딕" w:hint="eastAsia"/>
+              <w:b w:val="1"/>
+              <w:color w:val="2E5496"/>
+              <w:sz w:val="20"/>
+              <w:szCs w:val="20"/>
+            </w:rPr>
+            <w:t xml:space="preserve">⑤</w:t>
+          </w:r>
+          <w:r>
+            <w:rPr>
+              <w:b w:val="1"/>
+              <w:color w:val="2E5496"/>
+              <w:sz w:val="20"/>
+              <w:szCs w:val="20"/>
+            </w:rPr>
+            <w:t xml:space="preserve">  </w:t>
+          </w:r>
+          <w:r>
+            <w:rPr>
+              <w:rFonts w:ascii="Times New Roman" w:hAnsi="Times New Roman"/>
+              <w:color w:val="000000"/>
+              <w:sz w:val="20"/>
+              <w:szCs w:val="20"/>
+              <w:b w:val="0"/>
+              <w:bCs w:val="0"/>
+            </w:rPr>
+            <w:t xml:space="preserve">avoiding social media to protect your privacy</w:t>
+          </w:r>
+        </w:p>
+        <w:p>
+          <w:pPr>
+            <w:keepNext/>
+            <w:keepLines/>
+            <w:spacing w:after="40" w:line="286" w:lineRule="exact" w:before="494"/>
+          </w:pPr>
+          <w:r>
+            <w:rPr>
+              <w:b/>
+              <w:color w:val="1F3864"/>
+              <w:sz w:val="20"/>
+              <w:szCs w:val="20"/>
+            </w:rPr>
+            <w:t xml:space="preserve">3.  다음 글의 내용을 한 문장으로 요약하고자 한다. 빈칸 (A), (B)에 들어갈 말로 가장 적절한 것은?</w:t>
+          </w:r>
+        </w:p>
+        <w:p>
+          <w:pPr>
+            <w:keepNext/>
+            <w:keepLines/>
+            <w:spacing w:after="48" w:line="297" w:lineRule="exact" w:before="30"/>
+            <w:ind w:left="100" w:right="100"/>
+          </w:pPr>
+          <w:r>
+            <w:rPr>
+              <w:rFonts w:ascii="Times New Roman" w:hAnsi="Times New Roman"/>
+              <w:color w:val="000000"/>
+              <w:sz w:val="20"/>
+              <w:szCs w:val="20"/>
+            </w:rPr>
+            <w:t xml:space="preserve">This can distort your understanding of reality, and limit your ability to think critically and engage in meaningful debates. Worse still, an echo chamber may foster social division, making collaboration on common issues challenging. To avoid falling into this trap, you must actively seek diverse sources of information and engage with people who have different views. Always remember to check the information you receive, and keep an open mind when discussing new ideas. Even if you really want something to be true, it doesn’t always mean that it is true.</w:t>
+          </w:r>
+        </w:p>
+        <w:p>
+          <w:pPr>
+            <w:keepNext/>
+            <w:keepLines/>
+            <w:spacing w:after="200" w:line="297" w:lineRule="exact" w:before="200"/>
+            <w:ind w:left="100" w:right="100"/>
+          </w:pPr>
+          <w:r>
+            <w:rPr>
+              <w:rFonts w:ascii="Times New Roman" w:hAnsi="Times New Roman"/>
+              <w:color w:val="000000"/>
+              <w:sz w:val="20"/>
+              <w:szCs w:val="20"/>
+            </w:rPr>
+            <w:t xml:space="preserve">[요약문] An echo chamber can (A) ________ our understanding of reality and divide society, so we need to (B) ________ diverse information and different views.</w:t>
+          </w:r>
+        </w:p>
+        <w:p>
+          <w:pPr>
+            <w:keepNext/>
+            <w:keepLines/>
+            <w:spacing w:after="40" w:line="257" w:lineRule="exact" w:before="30"/>
+            <w:ind w:left="180"/>
+          </w:pPr>
+          <w:r>
+            <w:rPr>
+              <w:rFonts w:ascii="맑은 고딕" w:hAnsi="맑은 고딕" w:eastAsia="맑은 고딕" w:cs="맑은 고딕" w:hint="eastAsia"/>
+              <w:b w:val="1"/>
+              <w:color w:val="2E5496"/>
+              <w:sz w:val="20"/>
+              <w:szCs w:val="20"/>
+            </w:rPr>
+            <w:t xml:space="preserve">①</w:t>
+          </w:r>
+          <w:r>
+            <w:rPr>
+              <w:b w:val="1"/>
+              <w:color w:val="2E5496"/>
+              <w:sz w:val="20"/>
+              <w:szCs w:val="20"/>
+            </w:rPr>
+            <w:t xml:space="preserve">  </w:t>
+          </w:r>
+          <w:r>
+            <w:rPr>
+              <w:rFonts w:ascii="Times New Roman" w:hAnsi="Times New Roman"/>
+              <w:color w:val="000000"/>
+              <w:sz w:val="20"/>
+              <w:szCs w:val="20"/>
+              <w:b w:val="0"/>
+              <w:bCs w:val="0"/>
+            </w:rPr>
+            <w:t xml:space="preserve">improve …… seek out</w:t>
+          </w:r>
+        </w:p>
+        <w:p>
+          <w:pPr>
+            <w:keepNext/>
+            <w:keepLines/>
+            <w:spacing w:after="40" w:line="257" w:lineRule="exact" w:before="30"/>
+            <w:ind w:left="180"/>
+          </w:pPr>
+          <w:r>
+            <w:rPr>
+              <w:rFonts w:ascii="맑은 고딕" w:hAnsi="맑은 고딕" w:eastAsia="맑은 고딕" w:cs="맑은 고딕" w:hint="eastAsia"/>
+              <w:b w:val="1"/>
+              <w:color w:val="2E5496"/>
+              <w:sz w:val="20"/>
+              <w:szCs w:val="20"/>
+            </w:rPr>
+            <w:t xml:space="preserve">②</w:t>
+          </w:r>
+          <w:r>
+            <w:rPr>
+              <w:b w:val="1"/>
+              <w:color w:val="2E5496"/>
+              <w:sz w:val="20"/>
+              <w:szCs w:val="20"/>
+            </w:rPr>
+            <w:t xml:space="preserve">  </w:t>
+          </w:r>
+          <w:r>
+            <w:rPr>
+              <w:rFonts w:ascii="Times New Roman" w:hAnsi="Times New Roman"/>
+              <w:color w:val="000000"/>
+              <w:sz w:val="20"/>
+              <w:szCs w:val="20"/>
+              <w:b w:val="0"/>
+              <w:bCs w:val="0"/>
+            </w:rPr>
+            <w:t xml:space="preserve">twist …… avoid</w:t>
+          </w:r>
+        </w:p>
+        <w:p>
+          <w:pPr>
+            <w:keepNext/>
+            <w:keepLines/>
+            <w:spacing w:after="40" w:line="257" w:lineRule="exact" w:before="30"/>
+            <w:ind w:left="180"/>
+          </w:pPr>
+          <w:r>
+            <w:rPr>
+              <w:rFonts w:ascii="맑은 고딕" w:hAnsi="맑은 고딕" w:eastAsia="맑은 고딕" w:cs="맑은 고딕" w:hint="eastAsia"/>
+              <w:b w:val="1"/>
+              <w:color w:val="2E5496"/>
+              <w:sz w:val="20"/>
+              <w:szCs w:val="20"/>
+            </w:rPr>
+            <w:t xml:space="preserve">③</w:t>
+          </w:r>
+          <w:r>
+            <w:rPr>
+              <w:b w:val="1"/>
+              <w:color w:val="2E5496"/>
+              <w:sz w:val="20"/>
+              <w:szCs w:val="20"/>
+            </w:rPr>
+            <w:t xml:space="preserve">  </w:t>
+          </w:r>
+          <w:r>
+            <w:rPr>
+              <w:rFonts w:ascii="Times New Roman" w:hAnsi="Times New Roman"/>
+              <w:color w:val="000000"/>
+              <w:sz w:val="20"/>
+              <w:szCs w:val="20"/>
+              <w:b w:val="0"/>
+              <w:bCs w:val="0"/>
+            </w:rPr>
+            <w:t xml:space="preserve">correct …… block</w:t>
+          </w:r>
+        </w:p>
+        <w:p>
+          <w:pPr>
+            <w:keepNext/>
+            <w:keepLines/>
+            <w:spacing w:after="40" w:line="257" w:lineRule="exact" w:before="30"/>
+            <w:ind w:left="180"/>
+          </w:pPr>
+          <w:r>
+            <w:rPr>
+              <w:rFonts w:ascii="맑은 고딕" w:hAnsi="맑은 고딕" w:eastAsia="맑은 고딕" w:cs="맑은 고딕" w:hint="eastAsia"/>
+              <w:b w:val="1"/>
+              <w:color w:val="2E5496"/>
+              <w:sz w:val="20"/>
+              <w:szCs w:val="20"/>
+            </w:rPr>
+            <w:t xml:space="preserve">④</w:t>
+          </w:r>
+          <w:r>
+            <w:rPr>
+              <w:b w:val="1"/>
+              <w:color w:val="2E5496"/>
+              <w:sz w:val="20"/>
+              <w:szCs w:val="20"/>
+            </w:rPr>
+            <w:t xml:space="preserve">  </w:t>
+          </w:r>
+          <w:r>
+            <w:rPr>
+              <w:rFonts w:ascii="Times New Roman" w:hAnsi="Times New Roman"/>
+              <w:color w:val="000000"/>
+              <w:sz w:val="20"/>
+              <w:szCs w:val="20"/>
+              <w:b w:val="0"/>
+              <w:bCs w:val="0"/>
+            </w:rPr>
+            <w:t xml:space="preserve">twist …… seek out</w:t>
+          </w:r>
+        </w:p>
+        <w:p>
+          <w:pPr>
+            <w:keepNext w:val="0"/>
+            <w:keepLines/>
+            <w:spacing w:after="40" w:line="257" w:lineRule="exact" w:before="30"/>
+            <w:ind w:left="180"/>
+          </w:pPr>
+          <w:r>
+            <w:rPr>
+              <w:rFonts w:ascii="맑은 고딕" w:hAnsi="맑은 고딕" w:eastAsia="맑은 고딕" w:cs="맑은 고딕" w:hint="eastAsia"/>
+              <w:b w:val="1"/>
+              <w:color w:val="2E5496"/>
+              <w:sz w:val="20"/>
+              <w:szCs w:val="20"/>
+            </w:rPr>
+            <w:t xml:space="preserve">⑤</w:t>
+          </w:r>
+          <w:r>
+            <w:rPr>
+              <w:b w:val="1"/>
+              <w:color w:val="2E5496"/>
+              <w:sz w:val="20"/>
+              <w:szCs w:val="20"/>
+            </w:rPr>
+            <w:t xml:space="preserve">  </w:t>
+          </w:r>
+          <w:r>
+            <w:rPr>
+              <w:rFonts w:ascii="Times New Roman" w:hAnsi="Times New Roman"/>
+              <w:color w:val="000000"/>
+              <w:sz w:val="20"/>
+              <w:szCs w:val="20"/>
+              <w:b w:val="0"/>
+              <w:bCs w:val="0"/>
+            </w:rPr>
+            <w:t xml:space="preserve">improve …… ignore</w:t>
+          </w:r>
+        </w:p>
+      </w:sdtContent>
+    </w:sdt>
+    <w:sdt>
+      <w:sdtPr>
+        <w:tag w:val="gyogwaseo:answers/quick"/>
+      </w:sdtPr>
+      <w:sdtContent>
+        <w:p>
+          <w:pPr>
+            <w:keepNext/>
+            <w:keepLines/>
+            <w:pageBreakBefore w:val="1"/>
+            <w:spacing w:before="40" w:after="40" w:line="358" w:lineRule="exact"/>
+          </w:pPr>
+          <w:r>
+            <w:rPr>
+              <w:b/>
+              <w:color w:val="1F3864"/>
+              <w:sz w:val="25"/>
+              <w:szCs w:val="25"/>
+            </w:rPr>
+            <w:t xml:space="preserve">1과 정답과 해설</w:t>
+          </w:r>
+        </w:p>
+        <w:p>
+          <w:pPr>
+            <w:keepNext/>
+            <w:keepLines/>
+            <w:shd w:val="clear" w:color="auto" w:fill="E8EDF7"/>
+            <w:spacing w:before="240" w:after="50" w:line="272" w:lineRule="exact"/>
+          </w:pPr>
+          <w:r>
+            <w:rPr>
+              <w:b/>
+              <w:color w:val="1F3864"/>
+            </w:rPr>
+            <w:t xml:space="preserve">객관식 빠른 정답</w:t>
+          </w:r>
+        </w:p>
+        <w:p>
+          <w:pPr>
+            <w:keepNext/>
+            <w:keepLines/>
+            <w:shd w:val="clear" w:color="auto" w:fill="E8EDF7"/>
+            <w:spacing w:before="240" w:after="50" w:line="272" w:lineRule="exact"/>
+          </w:pPr>
+          <w:r>
+            <w:rPr>
+              <w:b/>
+              <w:color w:val="1F3864"/>
+            </w:rPr>
+            <w:t xml:space="preserve">워크북</w:t>
+          </w:r>
+        </w:p>
+        <w:p>
+          <w:pPr>
+            <w:keepNext w:val="0"/>
+            <w:keepLines/>
+            <w:spacing w:line="286" w:lineRule="exact" w:before="30" w:after="40"/>
+          </w:pPr>
+          <w:r>
+            <w:rPr>
+              <w:rFonts w:ascii="Times New Roman" w:eastAsia="Times New Roman" w:hAnsi="Times New Roman" w:cs="Times New Roman"/>
+              <w:b/>
+              <w:bCs/>
+              <w:sz w:val="20"/>
+              <w:szCs w:val="20"/>
+            </w:rPr>
+            <w:t xml:space="preserve">1. </w:t>
+          </w:r>
+          <w:r>
+            <w:rPr>
+              <w:rFonts w:ascii="맑은 고딕" w:hAnsi="맑은 고딕" w:eastAsia="맑은 고딕" w:cs="맑은 고딕" w:hint="eastAsia"/>
+              <w:b/>
+              <w:bCs/>
+              <w:sz w:val="20"/>
+              <w:szCs w:val="20"/>
+            </w:rPr>
+            <w:t xml:space="preserve">②</w:t>
+          </w:r>
+        </w:p>
+        <w:p>
+          <w:pPr>
+            <w:keepNext/>
+            <w:keepLines/>
+            <w:shd w:val="clear" w:color="auto" w:fill="E8EDF7"/>
+            <w:spacing w:before="240" w:after="50" w:line="272" w:lineRule="exact"/>
+          </w:pPr>
+          <w:r>
+            <w:rPr>
+              <w:b/>
+              <w:color w:val="1F3864"/>
+            </w:rPr>
+            <w:t xml:space="preserve">미니 모의고사 1회</w:t>
+          </w:r>
+        </w:p>
+        <w:p>
+          <w:pPr>
+            <w:keepNext w:val="0"/>
+            <w:keepLines/>
+            <w:spacing w:line="286" w:lineRule="exact" w:before="30" w:after="40"/>
+          </w:pPr>
+          <w:r>
+            <w:rPr>
+              <w:rFonts w:ascii="Times New Roman" w:eastAsia="Times New Roman" w:hAnsi="Times New Roman" w:cs="Times New Roman"/>
+              <w:b/>
+              <w:bCs/>
+              <w:sz w:val="20"/>
+              <w:szCs w:val="20"/>
+            </w:rPr>
+            <w:t xml:space="preserve">1. </w:t>
+          </w:r>
+          <w:r>
+            <w:rPr>
+              <w:rFonts w:ascii="맑은 고딕" w:hAnsi="맑은 고딕" w:eastAsia="맑은 고딕" w:cs="맑은 고딕" w:hint="eastAsia"/>
+              <w:b/>
+              <w:bCs/>
+              <w:sz w:val="20"/>
+              <w:szCs w:val="20"/>
+            </w:rPr>
+            <w:t xml:space="preserve">③</w:t>
+          </w:r>
+          <w:r>
+            <w:rPr>
+              <w:rFonts w:ascii="Times New Roman" w:eastAsia="Times New Roman" w:hAnsi="Times New Roman" w:cs="Times New Roman"/>
+              <w:b/>
+              <w:bCs/>
+              <w:sz w:val="20"/>
+              <w:szCs w:val="20"/>
+            </w:rPr>
+            <w:t xml:space="preserve">   2. </w:t>
+          </w:r>
+          <w:r>
+            <w:rPr>
+              <w:rFonts w:ascii="맑은 고딕" w:hAnsi="맑은 고딕" w:eastAsia="맑은 고딕" w:cs="맑은 고딕" w:hint="eastAsia"/>
+              <w:b/>
+              <w:bCs/>
+              <w:sz w:val="20"/>
+              <w:szCs w:val="20"/>
+            </w:rPr>
+            <w:t xml:space="preserve">②</w:t>
+          </w:r>
+          <w:r>
+            <w:rPr>
+              <w:rFonts w:ascii="Times New Roman" w:eastAsia="Times New Roman" w:hAnsi="Times New Roman" w:cs="Times New Roman"/>
+              <w:b/>
+              <w:bCs/>
+              <w:sz w:val="20"/>
+              <w:szCs w:val="20"/>
+            </w:rPr>
+            <w:t xml:space="preserve">   3. </w:t>
+          </w:r>
+          <w:r>
+            <w:rPr>
+              <w:rFonts w:ascii="맑은 고딕" w:hAnsi="맑은 고딕" w:eastAsia="맑은 고딕" w:cs="맑은 고딕" w:hint="eastAsia"/>
+              <w:b/>
+              <w:bCs/>
+              <w:sz w:val="20"/>
+              <w:szCs w:val="20"/>
+            </w:rPr>
+            <w:t xml:space="preserve">④</w:t>
+          </w:r>
+        </w:p>
+      </w:sdtContent>
+    </w:sdt>
+    <w:sdt>
+      <w:sdtPr>
+        <w:tag w:val="gyogwaseo:u1/answers"/>
+      </w:sdtPr>
+      <w:sdtContent>
+        <w:p>
+          <w:pPr>
+            <w:keepNext/>
+            <w:keepLines/>
+            <w:pageBreakBefore w:val="1"/>
+            <w:spacing w:before="40" w:after="40" w:line="358" w:lineRule="exact"/>
+          </w:pPr>
+          <w:r>
+            <w:rPr>
+              <w:b/>
+              <w:color w:val="1F3864"/>
+              <w:sz w:val="25"/>
+              <w:szCs w:val="25"/>
+            </w:rPr>
+            <w:t xml:space="preserve">문단 1 워크북 정답</w:t>
+          </w:r>
+        </w:p>
+        <w:p>
+          <w:pPr>
+            <w:keepNext/>
+            <w:keepLines/>
+            <w:shd w:val="clear" w:color="auto" w:fill="E8EDF7"/>
+            <w:spacing w:before="240" w:after="50" w:line="272" w:lineRule="exact"/>
+          </w:pPr>
+          <w:r>
+            <w:rPr>
+              <w:b/>
+              <w:color w:val="1F3864"/>
+            </w:rPr>
+            <w:t xml:space="preserve">1. 오늘의 낱말</w:t>
+          </w:r>
+        </w:p>
+        <w:tbl>
+          <w:tblPr>
+            <w:tblW w:w="10466" w:type="dxa"/>
+            <w:jc w:val="left"/>
+            <w:tblInd w:w="0" w:type="dxa"/>
+            <w:tblBorders>
+              <w:top w:val="nil"/>
+              <w:left w:val="nil"/>
+              <w:bottom w:val="nil"/>
+              <w:right w:val="nil"/>
+              <w:insideH w:val="nil"/>
+              <w:insideV w:val="nil"/>
+            </w:tblBorders>
+            <w:tblLayout w:type="fixed"/>
+            <w:tblCellMar>
+              <w:top w:w="0" w:type="dxa"/>
+              <w:left w:w="0" w:type="dxa"/>
+              <w:bottom w:w="0" w:type="dxa"/>
+              <w:right w:w="120" w:type="dxa"/>
+            </w:tblCellMar>
+            <w:tblLook w:val="0000" w:firstRow="0" w:lastRow="0" w:firstColumn="0" w:lastColumn="0" w:noHBand="1" w:noVBand="1"/>
+          </w:tblPr>
+          <w:tblGrid>
+            <w:gridCol w:w="3489"/>
+            <w:gridCol w:w="3489"/>
+            <w:gridCol w:w="3488"/>
+          </w:tblGrid>
+          <w:tr>
+            <w:trPr>
+              <w:cantSplit/>
+            </w:trPr>
+            <w:tc>
+              <w:tcPr>
+                <w:tcW w:w="3489" w:type="dxa"/>
+                <w:vAlign w:val="top"/>
+              </w:tcPr>
+              <w:p>
+                <w:pPr>
+                  <w:keepNext w:val="0"/>
+                  <w:keepLines/>
+                  <w:spacing w:line="286" w:lineRule="exact" w:before="30" w:after="40"/>
+                </w:pPr>
+                <w:r>
+                  <w:rPr>
+                    <w:rFonts w:ascii="Times New Roman" w:eastAsia="Times New Roman" w:hAnsi="Times New Roman" w:cs="Times New Roman"/>
+                    <w:b/>
+                    <w:bCs/>
+                    <w:sz w:val="20"/>
+                    <w:szCs w:val="20"/>
+                  </w:rPr>
+                  <w:t xml:space="preserve">1.</w:t>
+                </w:r>
+                <w:r>
+                  <w:rPr>
+                    <w:color w:val="333333"/>
+                  </w:rPr>
+                  <w:t xml:space="preserve"> 선택적으로, 골라서</w:t>
+                </w:r>
+              </w:p>
+            </w:tc>
+            <w:tc>
+              <w:tcPr>
+                <w:tcW w:w="3489" w:type="dxa"/>
+                <w:vAlign w:val="top"/>
+              </w:tcPr>
+              <w:p>
+                <w:pPr>
+                  <w:keepNext w:val="0"/>
+                  <w:keepLines/>
+                  <w:spacing w:line="286" w:lineRule="exact" w:before="30" w:after="40"/>
+                </w:pPr>
+                <w:r>
+                  <w:rPr>
+                    <w:rFonts w:ascii="Times New Roman" w:eastAsia="Times New Roman" w:hAnsi="Times New Roman" w:cs="Times New Roman"/>
+                    <w:b/>
+                    <w:bCs/>
+                    <w:sz w:val="20"/>
+                    <w:szCs w:val="20"/>
+                  </w:rPr>
+                  <w:t xml:space="preserve">2.</w:t>
+                </w:r>
+                <w:r>
+                  <w:rPr>
+                    <w:color w:val="333333"/>
+                  </w:rPr>
+                  <w:t xml:space="preserve"> 관점들, 시각들</w:t>
+                </w:r>
+              </w:p>
+            </w:tc>
+            <w:tc>
+              <w:tcPr>
+                <w:tcW w:w="3488" w:type="dxa"/>
+                <w:vAlign w:val="top"/>
+              </w:tcPr>
+              <w:p>
+                <w:pPr>
+                  <w:keepNext w:val="0"/>
+                  <w:keepLines/>
+                  <w:spacing w:line="286" w:lineRule="exact" w:before="30" w:after="40"/>
+                </w:pPr>
+                <w:r>
+                  <w:rPr>
+                    <w:rFonts w:ascii="Times New Roman" w:eastAsia="Times New Roman" w:hAnsi="Times New Roman" w:cs="Times New Roman"/>
+                    <w:b/>
+                    <w:bCs/>
+                    <w:sz w:val="20"/>
+                    <w:szCs w:val="20"/>
+                  </w:rPr>
+                  <w:t xml:space="preserve">3.</w:t>
+                </w:r>
+                <w:r>
+                  <w:rPr>
+                    <w:color w:val="333333"/>
+                  </w:rPr>
+                  <w:t xml:space="preserve"> 대안적인, 다른</w:t>
+                </w:r>
+              </w:p>
+            </w:tc>
+          </w:tr>
+          <w:tr>
+            <w:trPr>
+              <w:cantSplit/>
+            </w:trPr>
+            <w:tc>
+              <w:tcPr>
+                <w:tcW w:w="3489" w:type="dxa"/>
+                <w:vAlign w:val="top"/>
+              </w:tcPr>
+              <w:p>
+                <w:pPr>
+                  <w:keepNext w:val="0"/>
+                  <w:keepLines/>
+                  <w:spacing w:line="286" w:lineRule="exact" w:before="30" w:after="40"/>
+                </w:pPr>
+                <w:r>
+                  <w:rPr>
+                    <w:rFonts w:ascii="Times New Roman" w:eastAsia="Times New Roman" w:hAnsi="Times New Roman" w:cs="Times New Roman"/>
+                    <w:b/>
+                    <w:bCs/>
+                    <w:sz w:val="20"/>
+                    <w:szCs w:val="20"/>
+                  </w:rPr>
+                  <w:t xml:space="preserve">4.</w:t>
+                </w:r>
+                <w:r>
+                  <w:rPr>
+                    <w:color w:val="333333"/>
+                  </w:rPr>
+                  <w:t xml:space="preserve"> 에코 챔버, 반향실</w:t>
+                </w:r>
+              </w:p>
+            </w:tc>
+            <w:tc>
+              <w:tcPr>
+                <w:tcW w:w="3489" w:type="dxa"/>
+                <w:vAlign w:val="top"/>
+              </w:tcPr>
+              <w:p>
+                <w:pPr>
+                  <w:keepNext w:val="0"/>
+                  <w:keepLines/>
+                  <w:spacing w:line="286" w:lineRule="exact" w:before="30" w:after="40"/>
+                </w:pPr>
+                <w:r>
+                  <w:rPr>
+                    <w:rFonts w:ascii="Times New Roman" w:eastAsia="Times New Roman" w:hAnsi="Times New Roman" w:cs="Times New Roman"/>
+                    <w:b/>
+                    <w:bCs/>
+                    <w:sz w:val="20"/>
+                    <w:szCs w:val="20"/>
+                  </w:rPr>
+                  <w:t xml:space="preserve">5.</w:t>
+                </w:r>
+                <w:r>
+                  <w:rPr>
+                    <w:color w:val="333333"/>
+                  </w:rPr>
+                  <w:t xml:space="preserve"> 밀폐된, 둘러싸인</w:t>
+                </w:r>
+              </w:p>
+            </w:tc>
+            <w:tc>
+              <w:tcPr>
+                <w:tcW w:w="3488" w:type="dxa"/>
+                <w:vAlign w:val="top"/>
+              </w:tcPr>
+              <w:p>
+                <w:pPr>
+                  <w:keepNext w:val="0"/>
+                  <w:keepLines/>
+                  <w:spacing w:line="286" w:lineRule="exact" w:before="30" w:after="40"/>
+                </w:pPr>
+                <w:r>
+                  <w:rPr>
+                    <w:rFonts w:ascii="Times New Roman" w:eastAsia="Times New Roman" w:hAnsi="Times New Roman" w:cs="Times New Roman"/>
+                    <w:b/>
+                    <w:bCs/>
+                    <w:sz w:val="20"/>
+                    <w:szCs w:val="20"/>
+                  </w:rPr>
+                  <w:t xml:space="preserve">6.</w:t>
+                </w:r>
+                <w:r>
+                  <w:rPr>
+                    <w:color w:val="333333"/>
+                  </w:rPr>
+                  <w:t xml:space="preserve"> 왜곡하다</w:t>
+                </w:r>
+              </w:p>
+            </w:tc>
+          </w:tr>
+          <w:tr>
+            <w:trPr>
+              <w:cantSplit/>
+            </w:trPr>
+            <w:tc>
+              <w:tcPr>
+                <w:tcW w:w="3489" w:type="dxa"/>
+                <w:vAlign w:val="top"/>
+              </w:tcPr>
+              <w:p>
+                <w:pPr>
+                  <w:keepNext w:val="0"/>
+                  <w:keepLines/>
+                  <w:spacing w:line="286" w:lineRule="exact" w:before="30" w:after="40"/>
+                </w:pPr>
+                <w:r>
+                  <w:rPr>
+                    <w:rFonts w:ascii="Times New Roman" w:eastAsia="Times New Roman" w:hAnsi="Times New Roman" w:cs="Times New Roman"/>
+                    <w:b/>
+                    <w:bCs/>
+                    <w:sz w:val="20"/>
+                    <w:szCs w:val="20"/>
+                  </w:rPr>
+                  <w:t xml:space="preserve">7.</w:t>
+                </w:r>
+                <w:r>
+                  <w:rPr>
+                    <w:color w:val="333333"/>
+                  </w:rPr>
+                  <w:t xml:space="preserve"> 협력, 공동 작업</w:t>
+                </w:r>
+              </w:p>
+            </w:tc>
+            <w:tc>
+              <w:tcPr>
+                <w:tcW w:w="3489" w:type="dxa"/>
+                <w:vAlign w:val="top"/>
+              </w:tcPr>
+              <w:p>
+                <w:pPr>
+                  <w:keepNext w:val="0"/>
+                  <w:keepLines/>
+                  <w:spacing w:line="286" w:lineRule="exact" w:before="30" w:after="40"/>
+                </w:pPr>
+                <w:r>
+                  <w:rPr>
+                    <w:rFonts w:ascii="Times New Roman" w:eastAsia="Times New Roman" w:hAnsi="Times New Roman" w:cs="Times New Roman"/>
+                    <w:b/>
+                    <w:bCs/>
+                    <w:sz w:val="20"/>
+                    <w:szCs w:val="20"/>
+                  </w:rPr>
+                  <w:t xml:space="preserve">8.</w:t>
+                </w:r>
+                <w:r>
+                  <w:rPr>
+                    <w:color w:val="333333"/>
+                  </w:rPr>
+                  <w:t xml:space="preserve"> 열린 마음을 유지하다</w:t>
+                </w:r>
+              </w:p>
+            </w:tc>
+            <w:tc>
+              <w:tcPr>
+                <w:tcW w:w="3488" w:type="dxa"/>
+                <w:vAlign w:val="top"/>
+              </w:tcPr>
+              <w:p>
+                <w:pPr>
+                  <w:keepNext w:val="0"/>
+                  <w:keepLines/>
+                  <w:spacing w:line="286" w:lineRule="exact" w:before="30" w:after="40"/>
+                </w:pPr>
+              </w:p>
+            </w:tc>
+          </w:tr>
+        </w:tbl>
+        <w:p>
+          <w:pPr>
+            <w:keepNext/>
+            <w:keepLines/>
+            <w:shd w:val="clear" w:color="auto" w:fill="E8EDF7"/>
+            <w:spacing w:before="240" w:after="50" w:line="272" w:lineRule="exact"/>
+          </w:pPr>
+          <w:r>
+            <w:rPr>
+              <w:b/>
+              <w:color w:val="1F3864"/>
+            </w:rPr>
+            <w:t xml:space="preserve">2. 유의어·반의어 뜻 쓰기</w:t>
+          </w:r>
+        </w:p>
+        <w:tbl>
+          <w:tblPr>
+            <w:tblW w:w="10466" w:type="dxa"/>
+            <w:jc w:val="left"/>
+            <w:tblInd w:w="0" w:type="dxa"/>
+            <w:tblBorders>
+              <w:top w:val="nil"/>
+              <w:left w:val="nil"/>
+              <w:bottom w:val="nil"/>
+              <w:right w:val="nil"/>
+              <w:insideH w:val="nil"/>
+              <w:insideV w:val="nil"/>
+            </w:tblBorders>
+            <w:tblLayout w:type="fixed"/>
+            <w:tblCellMar>
+              <w:top w:w="0" w:type="dxa"/>
+              <w:left w:w="0" w:type="dxa"/>
+              <w:bottom w:w="0" w:type="dxa"/>
+              <w:right w:w="120" w:type="dxa"/>
+            </w:tblCellMar>
+            <w:tblLook w:val="0000" w:firstRow="0" w:lastRow="0" w:firstColumn="0" w:lastColumn="0" w:noHBand="1" w:noVBand="1"/>
+          </w:tblPr>
+          <w:tblGrid>
+            <w:gridCol w:w="3489"/>
+            <w:gridCol w:w="3489"/>
+            <w:gridCol w:w="3488"/>
+          </w:tblGrid>
+          <w:tr>
+            <w:trPr>
+              <w:cantSplit/>
+            </w:trPr>
+            <w:tc>
+              <w:tcPr>
+                <w:tcW w:w="3489" w:type="dxa"/>
+                <w:vAlign w:val="top"/>
+              </w:tcPr>
+              <w:p>
+                <w:pPr>
+                  <w:keepNext w:val="0"/>
+                  <w:keepLines/>
+                  <w:spacing w:line="286" w:lineRule="exact" w:before="30" w:after="40"/>
+                </w:pPr>
+                <w:r>
+                  <w:rPr>
+                    <w:rFonts w:ascii="Times New Roman" w:eastAsia="Times New Roman" w:hAnsi="Times New Roman" w:cs="Times New Roman"/>
+                    <w:b/>
+                    <w:bCs/>
+                    <w:sz w:val="20"/>
+                    <w:szCs w:val="20"/>
+                  </w:rPr>
+                  <w:t xml:space="preserve">1.</w:t>
+                </w:r>
+                <w:r>
+                  <w:rPr>
+                    <w:color w:val="333333"/>
+                  </w:rPr>
+                  <w:t xml:space="preserve"> 부추기다, 촉진하다</w:t>
+                </w:r>
+              </w:p>
+            </w:tc>
+            <w:tc>
+              <w:tcPr>
+                <w:tcW w:w="3489" w:type="dxa"/>
+                <w:vAlign w:val="top"/>
+              </w:tcPr>
+              <w:p>
+                <w:pPr>
+                  <w:keepNext w:val="0"/>
+                  <w:keepLines/>
+                  <w:spacing w:line="286" w:lineRule="exact" w:before="30" w:after="40"/>
+                </w:pPr>
+                <w:r>
+                  <w:rPr>
+                    <w:rFonts w:ascii="Times New Roman" w:eastAsia="Times New Roman" w:hAnsi="Times New Roman" w:cs="Times New Roman"/>
+                    <w:b/>
+                    <w:bCs/>
+                    <w:sz w:val="20"/>
+                    <w:szCs w:val="20"/>
+                  </w:rPr>
+                  <w:t xml:space="preserve">2.</w:t>
+                </w:r>
+                <w:r>
+                  <w:rPr>
+                    <w:color w:val="333333"/>
+                  </w:rPr>
+                  <w:t xml:space="preserve"> 획일적인, 똑같은</w:t>
+                </w:r>
+              </w:p>
+            </w:tc>
+            <w:tc>
+              <w:tcPr>
+                <w:tcW w:w="3488" w:type="dxa"/>
+                <w:vAlign w:val="top"/>
+              </w:tcPr>
+              <w:p>
+                <w:pPr>
+                  <w:keepNext w:val="0"/>
+                  <w:keepLines/>
+                  <w:spacing w:line="286" w:lineRule="exact" w:before="30" w:after="40"/>
+                </w:pPr>
+                <w:r>
+                  <w:rPr>
+                    <w:rFonts w:ascii="Times New Roman" w:eastAsia="Times New Roman" w:hAnsi="Times New Roman" w:cs="Times New Roman"/>
+                    <w:b/>
+                    <w:bCs/>
+                    <w:sz w:val="20"/>
+                    <w:szCs w:val="20"/>
+                  </w:rPr>
+                  <w:t xml:space="preserve">3.</w:t>
+                </w:r>
+                <w:r>
+                  <w:rPr>
+                    <w:color w:val="333333"/>
+                  </w:rPr>
+                  <w:t xml:space="preserve"> 제한하다</w:t>
+                </w:r>
+              </w:p>
+            </w:tc>
+          </w:tr>
+          <w:tr>
+            <w:trPr>
+              <w:cantSplit/>
+            </w:trPr>
+            <w:tc>
+              <w:tcPr>
+                <w:tcW w:w="3489" w:type="dxa"/>
+                <w:vAlign w:val="top"/>
+              </w:tcPr>
+              <w:p>
+                <w:pPr>
+                  <w:keepNext w:val="0"/>
+                  <w:keepLines/>
+                  <w:spacing w:line="286" w:lineRule="exact" w:before="30" w:after="40"/>
+                </w:pPr>
+                <w:r>
+                  <w:rPr>
+                    <w:rFonts w:ascii="Times New Roman" w:eastAsia="Times New Roman" w:hAnsi="Times New Roman" w:cs="Times New Roman"/>
+                    <w:b/>
+                    <w:bCs/>
+                    <w:sz w:val="20"/>
+                    <w:szCs w:val="20"/>
+                  </w:rPr>
+                  <w:t xml:space="preserve">4.</w:t>
+                </w:r>
+                <w:r>
+                  <w:rPr>
+                    <w:color w:val="333333"/>
+                  </w:rPr>
+                  <w:t xml:space="preserve"> 막다, 억제하다</w:t>
+                </w:r>
+              </w:p>
+            </w:tc>
+            <w:tc>
+              <w:tcPr>
+                <w:tcW w:w="3489" w:type="dxa"/>
+                <w:vAlign w:val="top"/>
+              </w:tcPr>
+              <w:p>
+                <w:pPr>
+                  <w:keepNext w:val="0"/>
+                  <w:keepLines/>
+                  <w:spacing w:line="286" w:lineRule="exact" w:before="30" w:after="40"/>
+                </w:pPr>
+                <w:r>
+                  <w:rPr>
+                    <w:rFonts w:ascii="Times New Roman" w:eastAsia="Times New Roman" w:hAnsi="Times New Roman" w:cs="Times New Roman"/>
+                    <w:b/>
+                    <w:bCs/>
+                    <w:sz w:val="20"/>
+                    <w:szCs w:val="20"/>
+                  </w:rPr>
+                  <w:t xml:space="preserve">5.</w:t>
+                </w:r>
+                <w:r>
+                  <w:rPr>
+                    <w:color w:val="333333"/>
+                  </w:rPr>
+                  <w:t xml:space="preserve"> 여러 가지의, 다양한</w:t>
+                </w:r>
+              </w:p>
+            </w:tc>
+            <w:tc>
+              <w:tcPr>
+                <w:tcW w:w="3488" w:type="dxa"/>
+                <w:vAlign w:val="top"/>
+              </w:tcPr>
+              <w:p>
+                <w:pPr>
+                  <w:keepNext w:val="0"/>
+                  <w:keepLines/>
+                  <w:spacing w:line="286" w:lineRule="exact" w:before="30" w:after="40"/>
+                </w:pPr>
+                <w:r>
+                  <w:rPr>
+                    <w:rFonts w:ascii="Times New Roman" w:eastAsia="Times New Roman" w:hAnsi="Times New Roman" w:cs="Times New Roman"/>
+                    <w:b/>
+                    <w:bCs/>
+                    <w:sz w:val="20"/>
+                    <w:szCs w:val="20"/>
+                  </w:rPr>
+                  <w:t xml:space="preserve">6.</w:t>
+                </w:r>
+                <w:r>
+                  <w:rPr>
+                    <w:color w:val="333333"/>
+                  </w:rPr>
+                  <w:t xml:space="preserve"> 제한하다, 한정하다</w:t>
+                </w:r>
+              </w:p>
+            </w:tc>
+          </w:tr>
+          <w:tr>
+            <w:trPr>
+              <w:cantSplit/>
+            </w:trPr>
+            <w:tc>
+              <w:tcPr>
+                <w:tcW w:w="3489" w:type="dxa"/>
+                <w:vAlign w:val="top"/>
+              </w:tcPr>
+              <w:p>
+                <w:pPr>
+                  <w:keepNext w:val="0"/>
+                  <w:keepLines/>
+                  <w:spacing w:line="286" w:lineRule="exact" w:before="30" w:after="40"/>
+                </w:pPr>
+                <w:r>
+                  <w:rPr>
+                    <w:rFonts w:ascii="Times New Roman" w:eastAsia="Times New Roman" w:hAnsi="Times New Roman" w:cs="Times New Roman"/>
+                    <w:b/>
+                    <w:bCs/>
+                    <w:sz w:val="20"/>
+                    <w:szCs w:val="20"/>
+                  </w:rPr>
+                  <w:t xml:space="preserve">7.</w:t>
+                </w:r>
+                <w:r>
+                  <w:rPr>
+                    <w:color w:val="333333"/>
+                  </w:rPr>
+                  <w:t xml:space="preserve"> 조장하다, 키우다</w:t>
+                </w:r>
+              </w:p>
+            </w:tc>
+            <w:tc>
+              <w:tcPr>
+                <w:tcW w:w="3489" w:type="dxa"/>
+                <w:vAlign w:val="top"/>
+              </w:tcPr>
+              <w:p>
+                <w:pPr>
+                  <w:keepNext w:val="0"/>
+                  <w:keepLines/>
+                  <w:spacing w:line="286" w:lineRule="exact" w:before="30" w:after="40"/>
+                </w:pPr>
+                <w:r>
+                  <w:rPr>
+                    <w:rFonts w:ascii="Times New Roman" w:eastAsia="Times New Roman" w:hAnsi="Times New Roman" w:cs="Times New Roman"/>
+                    <w:b/>
+                    <w:bCs/>
+                    <w:sz w:val="20"/>
+                    <w:szCs w:val="20"/>
+                  </w:rPr>
+                  <w:t xml:space="preserve">8.</w:t>
+                </w:r>
+                <w:r>
+                  <w:rPr>
+                    <w:color w:val="333333"/>
+                  </w:rPr>
+                  <w:t xml:space="preserve"> 넓히다, 확장하다</w:t>
+                </w:r>
+              </w:p>
+            </w:tc>
+            <w:tc>
+              <w:tcPr>
+                <w:tcW w:w="3488" w:type="dxa"/>
+                <w:vAlign w:val="top"/>
+              </w:tcPr>
+              <w:p>
+                <w:pPr>
+                  <w:keepNext w:val="0"/>
+                  <w:keepLines/>
+                  <w:spacing w:line="286" w:lineRule="exact" w:before="30" w:after="40"/>
+                </w:pPr>
+                <w:r>
+                  <w:rPr>
+                    <w:rFonts w:ascii="Times New Roman" w:eastAsia="Times New Roman" w:hAnsi="Times New Roman" w:cs="Times New Roman"/>
+                    <w:b/>
+                    <w:bCs/>
+                    <w:sz w:val="20"/>
+                    <w:szCs w:val="20"/>
+                  </w:rPr>
+                  <w:t xml:space="preserve">9.</w:t>
+                </w:r>
+                <w:r>
+                  <w:rPr>
+                    <w:color w:val="333333"/>
+                  </w:rPr>
+                  <w:t xml:space="preserve"> 다양한</w:t>
+                </w:r>
+              </w:p>
+            </w:tc>
+          </w:tr>
+        </w:tbl>
+        <w:p>
+          <w:pPr>
+            <w:keepNext/>
+            <w:keepLines/>
+            <w:shd w:val="clear" w:color="auto" w:fill="E8EDF7"/>
+            <w:spacing w:before="240" w:after="50" w:line="272" w:lineRule="exact"/>
+          </w:pPr>
+          <w:r>
+            <w:rPr>
+              <w:b/>
+              <w:color w:val="1F3864"/>
+            </w:rPr>
+            <w:t xml:space="preserve">3. 실전문제</w:t>
+          </w:r>
+        </w:p>
+        <w:p>
+          <w:pPr>
+            <w:keepNext/>
+            <w:keepLines/>
+            <w:spacing w:before="30" w:after="40" w:line="276"/>
+          </w:pPr>
+          <w:r>
+            <w:rPr>
+              <w:b/>
+              <w:color w:val="000000"/>
+              <w:sz w:val="20"/>
+            </w:rPr>
+            <w:t xml:space="preserve">1.  </w:t>
+          </w:r>
+          <w:r>
+            <w:rPr>
+              <w:rFonts w:ascii="맑은 고딕" w:hAnsi="맑은 고딕" w:eastAsia="맑은 고딕" w:cs="맑은 고딕" w:hint="eastAsia"/>
+              <w:b/>
+              <w:color w:val="C00000"/>
+              <w:sz w:val="20"/>
+            </w:rPr>
+            <w:t xml:space="preserve">②</w:t>
+          </w:r>
+        </w:p>
+        <w:p>
+          <w:pPr>
+            <w:keepNext/>
+            <w:keepLines/>
+            <w:spacing w:after="40" w:before="30" w:line="276"/>
+            <w:ind w:left="170"/>
+          </w:pPr>
+          <w:r>
+            <w:rPr>
+              <w:b/>
+              <w:color w:val="666666"/>
+              <w:sz w:val="17"/>
+            </w:rPr>
+            <w:t xml:space="preserve">정답 근거</w:t>
+          </w:r>
+        </w:p>
+        <w:p>
+          <w:pPr>
+            <w:keepNext/>
+            <w:keepLines/>
+            <w:spacing w:before="30" w:after="40" w:line="276"/>
+            <w:ind w:left="170"/>
+          </w:pPr>
+          <w:r>
+            <w:rPr>
+              <w:color w:val="000000"/>
+              <w:sz w:val="18"/>
+            </w:rPr>
+            <w:t xml:space="preserve">To avoid falling into this trap, you must actively seek diverse sources of information and engage with people who have different views. / Always remember to check the information you receive, and keep an open mind when discussing new ideas.</w:t>
+          </w:r>
+        </w:p>
+        <w:p>
+          <w:pPr>
+            <w:keepNext w:val="0"/>
+            <w:keepLines/>
+            <w:spacing w:before="30" w:after="40" w:line="276"/>
+            <w:ind w:left="170"/>
+          </w:pPr>
+          <w:r>
+            <w:rPr>
+              <w:color w:val="000000"/>
+              <w:sz w:val="18"/>
+            </w:rPr>
+            <w:t xml:space="preserve">글은 자신이 동의하는 의견만 듣는 에코 챔버가 현실 이해를 왜곡하고 사회적 분열을 조장할 수 있다고 설명한 뒤, 이를 피하려면 다양한 정보 출처와 다른 견해를 적극적으로 접하고 열린 마음을 유지하라고 한다. 따라서 </w:t>
+          </w:r>
+          <w:r>
+            <w:rPr>
+              <w:rFonts w:ascii="맑은 고딕" w:hAnsi="맑은 고딕" w:eastAsia="맑은 고딕" w:cs="맑은 고딕" w:hint="eastAsia"/>
+              <w:color w:val="000000"/>
+              <w:sz w:val="18"/>
+            </w:rPr>
+            <w:t xml:space="preserve">②</w:t>
+          </w:r>
+          <w:r>
+            <w:rPr>
+              <w:color w:val="000000"/>
+              <w:sz w:val="18"/>
+            </w:rPr>
+            <w:t xml:space="preserve">가 요지다.</w:t>
+          </w:r>
+        </w:p>
+        <w:p>
+          <w:pPr>
+            <w:keepNext/>
+            <w:keepLines/>
+            <w:spacing w:after="40" w:before="30" w:line="276"/>
+            <w:ind w:left="170"/>
+          </w:pPr>
+          <w:r>
+            <w:rPr>
+              <w:b/>
+              <w:color w:val="666666"/>
+              <w:sz w:val="17"/>
+            </w:rPr>
+            <w:t xml:space="preserve">선지 해석</w:t>
+          </w:r>
+        </w:p>
+        <w:p>
+          <w:pPr>
+            <w:keepNext w:val="1"/>
+            <w:keepLines/>
+            <w:spacing w:after="40" w:before="30" w:line="276"/>
+            <w:ind w:left="300" w:hanging="130"/>
+          </w:pPr>
+          <w:r>
+            <w:rPr>
+              <w:rFonts w:ascii="맑은 고딕" w:hAnsi="맑은 고딕" w:eastAsia="맑은 고딕" w:cs="맑은 고딕" w:hint="eastAsia"/>
+              <w:b/>
+              <w:color w:val="2E5496"/>
+              <w:sz w:val="17"/>
+              <w:szCs w:val="17"/>
+            </w:rPr>
+            <w:t xml:space="preserve">①</w:t>
+          </w:r>
+          <w:r>
+            <w:rPr>
+              <w:b/>
+              <w:color w:val="2E5496"/>
+              <w:sz w:val="17"/>
+              <w:szCs w:val="17"/>
+            </w:rPr>
+            <w:t xml:space="preserve">   </w:t>
+          </w:r>
+          <w:r>
+            <w:rPr>
+              <w:color w:val="000000"/>
+              <w:sz w:val="17"/>
+              <w:szCs w:val="17"/>
+              <w:b w:val="0"/>
+              <w:bCs w:val="0"/>
+            </w:rPr>
+            <w:t xml:space="preserve">Uniform news sources help people understand reality more accurately.   </w:t>
+          </w:r>
+          <w:r>
+            <w:rPr>
+              <w:color w:val="666666"/>
+              <w:sz w:val="17"/>
+              <w:szCs w:val="17"/>
+              <w:b w:val="0"/>
+              <w:bCs w:val="0"/>
+            </w:rPr>
+            <w:t xml:space="preserve">(획일적인 뉴스 출처는 사람들이 현실을 더 정확하게 이해하도록 돕는다.)</w:t>
+          </w:r>
+        </w:p>
+        <w:p>
+          <w:pPr>
+            <w:keepNext w:val="1"/>
+            <w:keepLines/>
+            <w:spacing w:after="40" w:before="30" w:line="276"/>
+            <w:ind w:left="300" w:hanging="130"/>
+          </w:pPr>
+          <w:r>
+            <w:rPr>
+              <w:rFonts w:ascii="맑은 고딕" w:hAnsi="맑은 고딕" w:eastAsia="맑은 고딕" w:cs="맑은 고딕" w:hint="eastAsia"/>
+              <w:b/>
+              <w:color w:val="FF0000"/>
+              <w:sz w:val="17"/>
+              <w:szCs w:val="17"/>
+            </w:rPr>
+            <w:t xml:space="preserve">②</w:t>
+          </w:r>
+          <w:r>
+            <w:rPr>
+              <w:b/>
+              <w:color w:val="FF0000"/>
+              <w:sz w:val="17"/>
+              <w:szCs w:val="17"/>
+            </w:rPr>
+            <w:t xml:space="preserve">   </w:t>
+          </w:r>
+          <w:r>
+            <w:rPr>
+              <w:color w:val="000000"/>
+              <w:sz w:val="17"/>
+              <w:szCs w:val="17"/>
+              <w:b w:val="0"/>
+              <w:bCs w:val="0"/>
+            </w:rPr>
+            <w:t xml:space="preserve">To avoid an echo chamber, we should look for various views and stay open to new ideas.   </w:t>
+          </w:r>
+          <w:r>
+            <w:rPr>
+              <w:color w:val="666666"/>
+              <w:sz w:val="17"/>
+              <w:szCs w:val="17"/>
+              <w:b w:val="0"/>
+              <w:bCs w:val="0"/>
+            </w:rPr>
+            <w:t xml:space="preserve">(에코 챔버를 피하려면 다양한 견해를 찾고 새로운 생각에 열려 있어야 한다.)</w:t>
+          </w:r>
+        </w:p>
+        <w:p>
+          <w:pPr>
+            <w:keepNext w:val="1"/>
+            <w:keepLines/>
+            <w:spacing w:after="40" w:before="30" w:line="276"/>
+            <w:ind w:left="300" w:hanging="130"/>
+          </w:pPr>
+          <w:r>
+            <w:rPr>
+              <w:rFonts w:ascii="맑은 고딕" w:hAnsi="맑은 고딕" w:eastAsia="맑은 고딕" w:cs="맑은 고딕" w:hint="eastAsia"/>
+              <w:b/>
+              <w:color w:val="2E5496"/>
+              <w:sz w:val="17"/>
+              <w:szCs w:val="17"/>
+            </w:rPr>
+            <w:t xml:space="preserve">③</w:t>
+          </w:r>
+          <w:r>
+            <w:rPr>
+              <w:b/>
+              <w:color w:val="2E5496"/>
+              <w:sz w:val="17"/>
+              <w:szCs w:val="17"/>
+            </w:rPr>
+            <w:t xml:space="preserve">   </w:t>
+          </w:r>
+          <w:r>
+            <w:rPr>
+              <w:color w:val="000000"/>
+              <w:sz w:val="17"/>
+              <w:szCs w:val="17"/>
+              <w:b w:val="0"/>
+              <w:bCs w:val="0"/>
+            </w:rPr>
+            <w:t xml:space="preserve">Governments should restrict the spread of opinions on social media.   </w:t>
+          </w:r>
+          <w:r>
+            <w:rPr>
+              <w:color w:val="666666"/>
+              <w:sz w:val="17"/>
+              <w:szCs w:val="17"/>
+              <w:b w:val="0"/>
+              <w:bCs w:val="0"/>
+            </w:rPr>
+            <w:t xml:space="preserve">(정부는 소셜 미디어에서 의견이 퍼지는 것을 제한해야 한다.)</w:t>
+          </w:r>
+        </w:p>
+        <w:p>
+          <w:pPr>
+            <w:keepNext w:val="1"/>
+            <w:keepLines/>
+            <w:spacing w:after="40" w:before="30" w:line="276"/>
+            <w:ind w:left="300" w:hanging="130"/>
+          </w:pPr>
+          <w:r>
+            <w:rPr>
+              <w:rFonts w:ascii="맑은 고딕" w:hAnsi="맑은 고딕" w:eastAsia="맑은 고딕" w:cs="맑은 고딕" w:hint="eastAsia"/>
+              <w:b/>
+              <w:color w:val="2E5496"/>
+              <w:sz w:val="17"/>
+              <w:szCs w:val="17"/>
+            </w:rPr>
+            <w:t xml:space="preserve">④</w:t>
+          </w:r>
+          <w:r>
+            <w:rPr>
+              <w:b/>
+              <w:color w:val="2E5496"/>
+              <w:sz w:val="17"/>
+              <w:szCs w:val="17"/>
+            </w:rPr>
+            <w:t xml:space="preserve">   </w:t>
+          </w:r>
+          <w:r>
+            <w:rPr>
+              <w:color w:val="000000"/>
+              <w:sz w:val="17"/>
+              <w:szCs w:val="17"/>
+              <w:b w:val="0"/>
+              <w:bCs w:val="0"/>
+            </w:rPr>
+            <w:t xml:space="preserve">Hearing only familiar opinions can expand our ability to debate.   </w:t>
+          </w:r>
+          <w:r>
+            <w:rPr>
+              <w:color w:val="666666"/>
+              <w:sz w:val="17"/>
+              <w:szCs w:val="17"/>
+              <w:b w:val="0"/>
+              <w:bCs w:val="0"/>
+            </w:rPr>
+            <w:t xml:space="preserve">(익숙한 의견만 듣는 것은 우리의 토론 능력을 넓혀 줄 수 있다.)</w:t>
+          </w:r>
+        </w:p>
+        <w:p>
+          <w:pPr>
+            <w:keepNext w:val="0"/>
+            <w:keepLines/>
+            <w:spacing w:after="40" w:before="30" w:line="276"/>
+            <w:ind w:left="300" w:hanging="130"/>
+          </w:pPr>
+          <w:r>
+            <w:rPr>
+              <w:rFonts w:ascii="맑은 고딕" w:hAnsi="맑은 고딕" w:eastAsia="맑은 고딕" w:cs="맑은 고딕" w:hint="eastAsia"/>
+              <w:b/>
+              <w:color w:val="2E5496"/>
+              <w:sz w:val="17"/>
+              <w:szCs w:val="17"/>
+            </w:rPr>
+            <w:t xml:space="preserve">⑤</w:t>
+          </w:r>
+          <w:r>
+            <w:rPr>
+              <w:b/>
+              <w:color w:val="2E5496"/>
+              <w:sz w:val="17"/>
+              <w:szCs w:val="17"/>
+            </w:rPr>
+            <w:t xml:space="preserve">   </w:t>
+          </w:r>
+          <w:r>
+            <w:rPr>
+              <w:color w:val="000000"/>
+              <w:sz w:val="17"/>
+              <w:szCs w:val="17"/>
+              <w:b w:val="0"/>
+              <w:bCs w:val="0"/>
+            </w:rPr>
+            <w:t xml:space="preserve">An echo chamber can encourage people to work together on common issues.   </w:t>
+          </w:r>
+          <w:r>
+            <w:rPr>
+              <w:color w:val="666666"/>
+              <w:sz w:val="17"/>
+              <w:szCs w:val="17"/>
+              <w:b w:val="0"/>
+              <w:bCs w:val="0"/>
+            </w:rPr>
+            <w:t xml:space="preserve">(에코 챔버는 사람들이 공통 문제에 함께 협력하도록 촉진할 수 있다.)</w:t>
+          </w:r>
+        </w:p>
+        <w:p>
+          <w:pPr>
+            <w:keepNext/>
+            <w:keepLines/>
+            <w:spacing w:after="40" w:before="30" w:line="276"/>
+            <w:ind w:left="170"/>
+          </w:pPr>
+          <w:r>
+            <w:rPr>
+              <w:b/>
+              <w:color w:val="666666"/>
+              <w:sz w:val="17"/>
+            </w:rPr>
+            <w:t xml:space="preserve">오답 정리</w:t>
+          </w:r>
+        </w:p>
+        <w:p>
+          <w:pPr>
+            <w:keepNext w:val="1"/>
+            <w:keepLines/>
+            <w:spacing w:after="40" w:before="30" w:line="276"/>
+            <w:ind w:left="300" w:hanging="130"/>
+          </w:pPr>
+          <w:r>
+            <w:rPr>
+              <w:rFonts w:ascii="맑은 고딕" w:hAnsi="맑은 고딕" w:eastAsia="맑은 고딕" w:cs="맑은 고딕" w:hint="eastAsia"/>
+              <w:b/>
+              <w:color w:val="2E5496"/>
+              <w:sz w:val="17"/>
+            </w:rPr>
+            <w:t xml:space="preserve">①</w:t>
+          </w:r>
+          <w:r>
+            <w:rPr>
+              <w:b/>
+              <w:color w:val="2E5496"/>
+              <w:sz w:val="17"/>
+            </w:rPr>
+            <w:t xml:space="preserve">   </w:t>
+          </w:r>
+          <w:r>
+            <w:rPr>
+              <w:color w:val="666666"/>
+              <w:sz w:val="17"/>
+            </w:rPr>
+            <w:t xml:space="preserve">다양한 정보 출처를 적극적으로 찾으라고 했으므로 획일적인 뉴스 출처가 도움이 된다는 것은 반대 내용이다.</w:t>
+          </w:r>
+        </w:p>
+        <w:p>
+          <w:pPr>
+            <w:keepNext w:val="1"/>
+            <w:keepLines/>
+            <w:spacing w:after="40" w:before="30" w:line="276"/>
+            <w:ind w:left="300" w:hanging="130"/>
+          </w:pPr>
+          <w:r>
+            <w:rPr>
+              <w:rFonts w:ascii="맑은 고딕" w:hAnsi="맑은 고딕" w:eastAsia="맑은 고딕" w:cs="맑은 고딕" w:hint="eastAsia"/>
+              <w:b/>
+              <w:color w:val="2E5496"/>
+              <w:sz w:val="17"/>
+            </w:rPr>
+            <w:t xml:space="preserve">③</w:t>
+          </w:r>
+          <w:r>
+            <w:rPr>
+              <w:b/>
+              <w:color w:val="2E5496"/>
+              <w:sz w:val="17"/>
+            </w:rPr>
+            <w:t xml:space="preserve">   </w:t>
+          </w:r>
+          <w:r>
+            <w:rPr>
+              <w:color w:val="666666"/>
+              <w:sz w:val="17"/>
+            </w:rPr>
+            <w:t xml:space="preserve">정부가 의견의 확산을 제한해야 한다는 내용은 본문에 없다.</w:t>
+          </w:r>
+        </w:p>
+        <w:p>
+          <w:pPr>
+            <w:keepNext w:val="1"/>
+            <w:keepLines/>
+            <w:spacing w:after="40" w:before="30" w:line="276"/>
+            <w:ind w:left="300" w:hanging="130"/>
+          </w:pPr>
+          <w:r>
+            <w:rPr>
+              <w:rFonts w:ascii="맑은 고딕" w:hAnsi="맑은 고딕" w:eastAsia="맑은 고딕" w:cs="맑은 고딕" w:hint="eastAsia"/>
+              <w:b/>
+              <w:color w:val="2E5496"/>
+              <w:sz w:val="17"/>
+            </w:rPr>
+            <w:t xml:space="preserve">④</w:t>
+          </w:r>
+          <w:r>
+            <w:rPr>
+              <w:b/>
+              <w:color w:val="2E5496"/>
+              <w:sz w:val="17"/>
+            </w:rPr>
+            <w:t xml:space="preserve">   </w:t>
+          </w:r>
+          <w:r>
+            <w:rPr>
+              <w:color w:val="666666"/>
+              <w:sz w:val="17"/>
+            </w:rPr>
+            <w:t xml:space="preserve">에코 챔버는 비판적으로 생각하고 토론에 참여하는 능력을 제한할 수 있다고 했으므로 반대 내용이다.</w:t>
+          </w:r>
+        </w:p>
+        <w:p>
+          <w:pPr>
+            <w:keepNext w:val="0"/>
+            <w:keepLines/>
+            <w:spacing w:after="40" w:before="30" w:line="276"/>
+            <w:ind w:left="300" w:hanging="130"/>
+          </w:pPr>
+          <w:r>
+            <w:rPr>
+              <w:rFonts w:ascii="맑은 고딕" w:hAnsi="맑은 고딕" w:eastAsia="맑은 고딕" w:cs="맑은 고딕" w:hint="eastAsia"/>
+              <w:b/>
+              <w:color w:val="2E5496"/>
+              <w:sz w:val="17"/>
+            </w:rPr>
+            <w:t xml:space="preserve">⑤</w:t>
+          </w:r>
+          <w:r>
+            <w:rPr>
+              <w:b/>
+              <w:color w:val="2E5496"/>
+              <w:sz w:val="17"/>
+            </w:rPr>
+            <w:t xml:space="preserve">   </w:t>
+          </w:r>
+          <w:r>
+            <w:rPr>
+              <w:color w:val="666666"/>
+              <w:sz w:val="17"/>
+            </w:rPr>
+            <w:t xml:space="preserve">에코 챔버는 사회적 분열을 조장해 공통 문제에 대한 협력을 어렵게 만든다고 했으므로 반대 내용이다.</w:t>
+          </w:r>
+        </w:p>
+        <w:p>
+          <w:pPr>
+            <w:keepNext/>
+            <w:keepLines/>
+            <w:shd w:val="clear" w:color="auto" w:fill="E8EDF7"/>
+            <w:spacing w:before="240" w:after="50" w:line="272" w:lineRule="exact"/>
+          </w:pPr>
+          <w:r>
+            <w:rPr>
+              <w:b/>
+              <w:color w:val="1F3864"/>
+            </w:rPr>
+            <w:t xml:space="preserve">4. 구문 결합해서 해석하기</w:t>
+          </w:r>
+        </w:p>
+        <w:p>
+          <w:pPr>
+            <w:keepNext w:val="1"/>
+            <w:keepLines/>
+            <w:spacing w:before="30" w:after="40" w:line="276"/>
+            <w:ind w:left="170"/>
+          </w:pPr>
+          <w:r>
+            <w:rPr>
+              <w:color w:val="000000"/>
+              <w:sz w:val="18"/>
+            </w:rPr>
+            <w:t xml:space="preserve">1. 당신이 에코 챔버에 갇히게 만들 수 있다</w:t>
+          </w:r>
+        </w:p>
+        <w:p>
+          <w:pPr>
+            <w:keepNext w:val="1"/>
+            <w:keepLines/>
+            <w:spacing w:before="30" w:after="40" w:line="276"/>
+            <w:ind w:left="170"/>
+          </w:pPr>
+          <w:r>
+            <w:rPr>
+              <w:color w:val="000000"/>
+              <w:sz w:val="18"/>
+            </w:rPr>
+            <w:t xml:space="preserve">2. 당신이 의견들만 듣는 모든 상황</w:t>
+          </w:r>
+        </w:p>
+        <w:p>
+          <w:pPr>
+            <w:keepNext w:val="1"/>
+            <w:keepLines/>
+            <w:spacing w:before="30" w:after="40" w:line="276"/>
+            <w:ind w:left="170"/>
+          </w:pPr>
+          <w:r>
+            <w:rPr>
+              <w:color w:val="000000"/>
+              <w:sz w:val="18"/>
+            </w:rPr>
+            <w:t xml:space="preserve">3. 그것이 항상 그것이 사실이라는 것을 의미하는 것은 아니다</w:t>
+          </w:r>
+        </w:p>
+        <w:p>
+          <w:pPr>
+            <w:keepNext w:val="0"/>
+            <w:keepLines/>
+            <w:spacing w:before="30" w:after="40" w:line="276"/>
+            <w:ind w:left="170"/>
+          </w:pPr>
+          <w:r>
+            <w:rPr>
+              <w:color w:val="000000"/>
+              <w:sz w:val="18"/>
+            </w:rPr>
+            <w:t xml:space="preserve">4. ‘에코 챔버’라는 용어는 또한 사용된다</w:t>
+          </w:r>
+        </w:p>
+        <w:p>
+          <w:pPr>
+            <w:keepNext/>
+            <w:keepLines/>
+            <w:shd w:val="clear" w:color="auto" w:fill="E8EDF7"/>
+            <w:spacing w:before="240" w:after="50" w:line="272" w:lineRule="exact"/>
+          </w:pPr>
+          <w:r>
+            <w:rPr>
+              <w:b/>
+              <w:color w:val="1F3864"/>
+            </w:rPr>
+            <w:t xml:space="preserve">5. 핵심 문장 해석</w:t>
+          </w:r>
+        </w:p>
+        <w:p>
+          <w:pPr>
+            <w:keepNext w:val="1"/>
+            <w:keepLines/>
+            <w:spacing w:before="30" w:after="40" w:line="276"/>
+            <w:ind w:left="170"/>
+          </w:pPr>
+          <w:r>
+            <w:rPr>
+              <w:color w:val="000000"/>
+              <w:sz w:val="18"/>
+            </w:rPr>
+            <w:t xml:space="preserve">1. 하지만 대안적인 견해를 고려하지 않은 채 비슷한 관점만 계속 접하는 것은 당신을 ‘에코 챔버(반향실)’에 갇히게 만들 수 있다.</w:t>
+          </w:r>
+        </w:p>
+        <w:p>
+          <w:pPr>
+            <w:keepNext w:val="0"/>
+            <w:keepLines/>
+            <w:spacing w:before="30" w:after="40" w:line="276"/>
+            <w:ind w:left="170"/>
+          </w:pPr>
+          <w:r>
+            <w:rPr>
+              <w:color w:val="000000"/>
+              <w:sz w:val="18"/>
+            </w:rPr>
+            <w:t xml:space="preserve">2. 이러한 함정에 빠지지 않으려면, 당신은 다양한 정보 출처를 적극적으로 찾고 다른 견해를 가진 사람들과 교류해야 한다.</w:t>
+          </w:r>
+        </w:p>
+      </w:sdtContent>
+    </w:sdt>
+    <w:sdt>
+      <w:sdtPr>
+        <w:tag w:val="gyogwaseo:answers/mock1"/>
+      </w:sdtPr>
+      <w:sdtContent>
+        <w:p>
+          <w:pPr>
+            <w:keepNext/>
+            <w:keepLines/>
+            <w:pageBreakBefore w:val="1"/>
+            <w:spacing w:before="40" w:after="40" w:line="358" w:lineRule="exact"/>
+          </w:pPr>
+          <w:r>
+            <w:rPr>
+              <w:b/>
+              <w:color w:val="1F3864"/>
+              <w:sz w:val="25"/>
+              <w:szCs w:val="25"/>
+            </w:rPr>
+            <w:t xml:space="preserve">미니 모의고사 1회 정답과 해설</w:t>
+          </w:r>
+        </w:p>
+        <w:p>
+          <w:pPr>
+            <w:keepNext/>
+            <w:keepLines/>
+            <w:spacing w:before="30" w:after="40" w:line="276"/>
+          </w:pPr>
+          <w:r>
+            <w:rPr>
+              <w:b/>
+              <w:color w:val="000000"/>
+              <w:sz w:val="20"/>
+            </w:rPr>
+            <w:t xml:space="preserve">1.  </w:t>
+          </w:r>
+          <w:r>
+            <w:rPr>
+              <w:rFonts w:ascii="맑은 고딕" w:hAnsi="맑은 고딕" w:eastAsia="맑은 고딕" w:cs="맑은 고딕" w:hint="eastAsia"/>
+              <w:b/>
+              <w:color w:val="C00000"/>
+              <w:sz w:val="20"/>
+            </w:rPr>
+            <w:t xml:space="preserve">③</w:t>
+          </w:r>
+        </w:p>
+        <w:p>
+          <w:pPr>
+            <w:keepNext/>
+            <w:keepLines/>
+            <w:spacing w:after="40" w:before="30" w:line="276"/>
+            <w:ind w:left="170"/>
+          </w:pPr>
+          <w:r>
+            <w:rPr>
+              <w:b/>
+              <w:color w:val="666666"/>
+              <w:sz w:val="17"/>
+            </w:rPr>
+            <w:t xml:space="preserve">정답 근거</w:t>
+          </w:r>
+        </w:p>
+        <w:p>
+          <w:pPr>
+            <w:keepNext/>
+            <w:keepLines/>
+            <w:spacing w:before="30" w:after="40" w:line="276"/>
+            <w:ind w:left="170"/>
+          </w:pPr>
+          <w:r>
+            <w:rPr>
+              <w:color w:val="000000"/>
+              <w:sz w:val="18"/>
+            </w:rPr>
+            <w:t xml:space="preserve">(B) “However, … can lead you to be trapped in an “echo chamber.”” / (C) “An echo chamber refers to an enclosed space …” / (A) “The term “echo chamber” is also used to describe …”</w:t>
+          </w:r>
+        </w:p>
+        <w:p>
+          <w:pPr>
+            <w:keepNext w:val="0"/>
+            <w:keepLines/>
+            <w:spacing w:before="30" w:after="40" w:line="276"/>
+            <w:ind w:left="170"/>
+          </w:pPr>
+          <w:r>
+            <w:rPr>
+              <w:color w:val="000000"/>
+              <w:sz w:val="18"/>
+            </w:rPr>
+            <w:t xml:space="preserve">주어진 글은 요즘 사람들이 자신의 취향이나 신념에 맞는 정보만 골라 받아들인다고 말한다. (B) However로 이어 비슷한 관점만 접하면 ‘에코 챔버’에 갇힐 수 있다며 이 용어를 처음 꺼낸다. (C) 에코 챔버가 원래 소리가 새지 않고 메아리로 돌아오는 밀폐된 공간이라고 뜻을 풀이한다. (A) 이 용어가 also(또한) 이미 동의하는 의견만 듣는 상황에도 쓰인다고 뜻을 넓힌다. 따라서 (B)-(C)-(A)이다.</w:t>
+          </w:r>
+        </w:p>
+        <w:p>
+          <w:pPr>
+            <w:keepNext/>
+            <w:keepLines/>
+            <w:spacing w:after="40" w:before="30" w:line="276"/>
+            <w:ind w:left="170"/>
+          </w:pPr>
+          <w:r>
+            <w:rPr>
+              <w:b/>
+              <w:color w:val="666666"/>
+              <w:sz w:val="17"/>
+            </w:rPr>
+            <w:t xml:space="preserve">오답 정리</w:t>
+          </w:r>
+        </w:p>
+        <w:p>
+          <w:pPr>
+            <w:keepNext w:val="1"/>
+            <w:keepLines/>
+            <w:spacing w:after="40" w:before="30" w:line="276"/>
+            <w:ind w:left="300" w:hanging="130"/>
+          </w:pPr>
+          <w:r>
+            <w:rPr>
+              <w:rFonts w:ascii="맑은 고딕" w:hAnsi="맑은 고딕" w:eastAsia="맑은 고딕" w:cs="맑은 고딕" w:hint="eastAsia"/>
+              <w:b/>
+              <w:color w:val="2E5496"/>
+              <w:sz w:val="17"/>
+            </w:rPr>
+            <w:t xml:space="preserve">①</w:t>
+          </w:r>
+          <w:r>
+            <w:rPr>
+              <w:b/>
+              <w:color w:val="2E5496"/>
+              <w:sz w:val="17"/>
+            </w:rPr>
+            <w:t xml:space="preserve">   </w:t>
+          </w:r>
+          <w:r>
+            <w:rPr>
+              <w:color w:val="666666"/>
+              <w:sz w:val="17"/>
+            </w:rPr>
+            <w:t xml:space="preserve">(A)의 also(또한)는 에코 챔버의 원래 뜻을 먼저 말한 (C) 뒤라야 쓸 수 있고, 용어를 처음 꺼내는 (B)보다 앞설 수도 없다.</w:t>
+          </w:r>
+        </w:p>
+        <w:p>
+          <w:pPr>
+            <w:keepNext w:val="1"/>
+            <w:keepLines/>
+            <w:spacing w:after="40" w:before="30" w:line="276"/>
+            <w:ind w:left="300" w:hanging="130"/>
+          </w:pPr>
+          <w:r>
+            <w:rPr>
+              <w:rFonts w:ascii="맑은 고딕" w:hAnsi="맑은 고딕" w:eastAsia="맑은 고딕" w:cs="맑은 고딕" w:hint="eastAsia"/>
+              <w:b/>
+              <w:color w:val="2E5496"/>
+              <w:sz w:val="17"/>
+            </w:rPr>
+            <w:t xml:space="preserve">②</w:t>
+          </w:r>
+          <w:r>
+            <w:rPr>
+              <w:b/>
+              <w:color w:val="2E5496"/>
+              <w:sz w:val="17"/>
+            </w:rPr>
+            <w:t xml:space="preserve">   </w:t>
+          </w:r>
+          <w:r>
+            <w:rPr>
+              <w:color w:val="666666"/>
+              <w:sz w:val="17"/>
+            </w:rPr>
+            <w:t xml:space="preserve">(A)의 also는 에코 챔버의 원래 뜻을 설명하는 (C)보다 앞에 올 수 없다.</w:t>
+          </w:r>
+        </w:p>
+        <w:p>
+          <w:pPr>
+            <w:keepNext w:val="1"/>
+            <w:keepLines/>
+            <w:spacing w:after="40" w:before="30" w:line="276"/>
+            <w:ind w:left="300" w:hanging="130"/>
+          </w:pPr>
+          <w:r>
+            <w:rPr>
+              <w:rFonts w:ascii="맑은 고딕" w:hAnsi="맑은 고딕" w:eastAsia="맑은 고딕" w:cs="맑은 고딕" w:hint="eastAsia"/>
+              <w:b/>
+              <w:color w:val="2E5496"/>
+              <w:sz w:val="17"/>
+            </w:rPr>
+            <w:t xml:space="preserve">④</w:t>
+          </w:r>
+          <w:r>
+            <w:rPr>
+              <w:b/>
+              <w:color w:val="2E5496"/>
+              <w:sz w:val="17"/>
+            </w:rPr>
+            <w:t xml:space="preserve">   </w:t>
+          </w:r>
+          <w:r>
+            <w:rPr>
+              <w:color w:val="666666"/>
+              <w:sz w:val="17"/>
+            </w:rPr>
+            <w:t xml:space="preserve">(C)가 주어진 글 바로 뒤에서 에코 챔버를 설명하면, 아직 그 용어가 나오지 않았는데 뜻부터 풀이하게 되고 (B)의 However도 흐름이 어색해진다.</w:t>
+          </w:r>
+        </w:p>
+        <w:p>
+          <w:pPr>
+            <w:keepNext w:val="0"/>
+            <w:keepLines/>
+            <w:spacing w:after="40" w:before="30" w:line="276"/>
+            <w:ind w:left="300" w:hanging="130"/>
+          </w:pPr>
+          <w:r>
+            <w:rPr>
+              <w:rFonts w:ascii="맑은 고딕" w:hAnsi="맑은 고딕" w:eastAsia="맑은 고딕" w:cs="맑은 고딕" w:hint="eastAsia"/>
+              <w:b/>
+              <w:color w:val="2E5496"/>
+              <w:sz w:val="17"/>
+            </w:rPr>
+            <w:t xml:space="preserve">⑤</w:t>
+          </w:r>
+          <w:r>
+            <w:rPr>
+              <w:b/>
+              <w:color w:val="2E5496"/>
+              <w:sz w:val="17"/>
+            </w:rPr>
+            <w:t xml:space="preserve">   </w:t>
+          </w:r>
+          <w:r>
+            <w:rPr>
+              <w:color w:val="666666"/>
+              <w:sz w:val="17"/>
+            </w:rPr>
+            <w:t xml:space="preserve">(C)의 뜻풀이가 용어를 꺼내는 (B)보다 먼저 나오고, (A)의 also도 (B) 뒤에 떨어져 흐름이 끊긴다.</w:t>
+          </w:r>
+        </w:p>
+        <w:p>
+          <w:pPr>
+            <w:keepNext/>
+            <w:keepLines/>
+            <w:spacing w:before="30" w:after="40" w:line="276"/>
+          </w:pPr>
+          <w:r>
+            <w:rPr>
+              <w:b/>
+              <w:color w:val="000000"/>
+              <w:sz w:val="20"/>
+            </w:rPr>
+            <w:t xml:space="preserve">2.  </w:t>
+          </w:r>
+          <w:r>
+            <w:rPr>
+              <w:rFonts w:ascii="맑은 고딕" w:hAnsi="맑은 고딕" w:eastAsia="맑은 고딕" w:cs="맑은 고딕" w:hint="eastAsia"/>
+              <w:b/>
+              <w:color w:val="C00000"/>
+              <w:sz w:val="20"/>
+            </w:rPr>
+            <w:t xml:space="preserve">②</w:t>
+          </w:r>
+        </w:p>
+        <w:p>
+          <w:pPr>
+            <w:keepNext/>
+            <w:keepLines/>
+            <w:spacing w:after="40" w:before="30" w:line="276"/>
+            <w:ind w:left="170"/>
+          </w:pPr>
+          <w:r>
+            <w:rPr>
+              <w:b/>
+              <w:color w:val="666666"/>
+              <w:sz w:val="17"/>
+            </w:rPr>
+            <w:t xml:space="preserve">정답 근거</w:t>
+          </w:r>
+        </w:p>
+        <w:p>
+          <w:pPr>
+            <w:keepNext/>
+            <w:keepLines/>
+            <w:spacing w:before="30" w:after="40" w:line="276"/>
+            <w:ind w:left="170"/>
+          </w:pPr>
+          <w:r>
+            <w:rPr>
+              <w:color w:val="000000"/>
+              <w:sz w:val="18"/>
+            </w:rPr>
+            <w:t xml:space="preserve">This can distort your understanding of reality … / Worse still, an echo chamber may foster social division … / To avoid falling into this trap, you must actively seek diverse sources of information and engage with people who have different views.</w:t>
+          </w:r>
+        </w:p>
+        <w:p>
+          <w:pPr>
+            <w:keepNext w:val="0"/>
+            <w:keepLines/>
+            <w:spacing w:before="30" w:after="40" w:line="276"/>
+            <w:ind w:left="170"/>
+          </w:pPr>
+          <w:r>
+            <w:rPr>
+              <w:color w:val="000000"/>
+              <w:sz w:val="18"/>
+            </w:rPr>
+            <w:t xml:space="preserve">this trap은 앞에서 말한 에코 챔버, 곧 자신이 이미 동의하는 의견만 접하는 상황을 가리킨다. 그래서 이를 피하는 방법으로 다양한 정보 출처를 찾고 다른 견해를 가진 사람들과 교류하라고 한다. 따라서 자신이 이미 믿는 것과 맞는 견해에만 의존하는 것을 뜻하는 </w:t>
+          </w:r>
+          <w:r>
+            <w:rPr>
+              <w:rFonts w:ascii="맑은 고딕" w:hAnsi="맑은 고딕" w:eastAsia="맑은 고딕" w:cs="맑은 고딕" w:hint="eastAsia"/>
+              <w:color w:val="000000"/>
+              <w:sz w:val="18"/>
+            </w:rPr>
+            <w:t xml:space="preserve">②</w:t>
+          </w:r>
+          <w:r>
+            <w:rPr>
+              <w:color w:val="000000"/>
+              <w:sz w:val="18"/>
+            </w:rPr>
+            <w:t xml:space="preserve">가 알맞다.</w:t>
+          </w:r>
+        </w:p>
+        <w:p>
+          <w:pPr>
+            <w:keepNext/>
+            <w:keepLines/>
+            <w:spacing w:after="40" w:before="30" w:line="276"/>
+            <w:ind w:left="170"/>
+          </w:pPr>
+          <w:r>
+            <w:rPr>
+              <w:b/>
+              <w:color w:val="666666"/>
+              <w:sz w:val="17"/>
+            </w:rPr>
+            <w:t xml:space="preserve">선지 해석</w:t>
+          </w:r>
+        </w:p>
+        <w:p>
+          <w:pPr>
+            <w:keepNext w:val="1"/>
+            <w:keepLines/>
+            <w:spacing w:after="40" w:before="30" w:line="276"/>
+            <w:ind w:left="300" w:hanging="130"/>
+          </w:pPr>
+          <w:r>
+            <w:rPr>
+              <w:rFonts w:ascii="맑은 고딕" w:hAnsi="맑은 고딕" w:eastAsia="맑은 고딕" w:cs="맑은 고딕" w:hint="eastAsia"/>
+              <w:b/>
+              <w:color w:val="2E5496"/>
+              <w:sz w:val="17"/>
+              <w:szCs w:val="17"/>
+            </w:rPr>
+            <w:t xml:space="preserve">①</w:t>
+          </w:r>
+          <w:r>
+            <w:rPr>
+              <w:b/>
+              <w:color w:val="2E5496"/>
+              <w:sz w:val="17"/>
+              <w:szCs w:val="17"/>
+            </w:rPr>
+            <w:t xml:space="preserve">   </w:t>
+          </w:r>
+          <w:r>
+            <w:rPr>
+              <w:color w:val="000000"/>
+              <w:sz w:val="17"/>
+              <w:szCs w:val="17"/>
+              <w:b w:val="0"/>
+              <w:bCs w:val="0"/>
+            </w:rPr>
+            <w:t xml:space="preserve">being unable to find any news on the Internet   </w:t>
+          </w:r>
+          <w:r>
+            <w:rPr>
+              <w:color w:val="666666"/>
+              <w:sz w:val="17"/>
+              <w:szCs w:val="17"/>
+              <w:b w:val="0"/>
+              <w:bCs w:val="0"/>
+            </w:rPr>
+            <w:t xml:space="preserve">(인터넷에서 어떤 뉴스도 찾지 못하는 것)</w:t>
+          </w:r>
+        </w:p>
+        <w:p>
+          <w:pPr>
+            <w:keepNext w:val="1"/>
+            <w:keepLines/>
+            <w:spacing w:after="40" w:before="30" w:line="276"/>
+            <w:ind w:left="300" w:hanging="130"/>
+          </w:pPr>
+          <w:r>
+            <w:rPr>
+              <w:rFonts w:ascii="맑은 고딕" w:hAnsi="맑은 고딕" w:eastAsia="맑은 고딕" w:cs="맑은 고딕" w:hint="eastAsia"/>
+              <w:b/>
+              <w:color w:val="FF0000"/>
+              <w:sz w:val="17"/>
+              <w:szCs w:val="17"/>
+            </w:rPr>
+            <w:t xml:space="preserve">②</w:t>
+          </w:r>
+          <w:r>
+            <w:rPr>
+              <w:b/>
+              <w:color w:val="FF0000"/>
+              <w:sz w:val="17"/>
+              <w:szCs w:val="17"/>
+            </w:rPr>
+            <w:t xml:space="preserve">   </w:t>
+          </w:r>
+          <w:r>
+            <w:rPr>
+              <w:color w:val="000000"/>
+              <w:sz w:val="17"/>
+              <w:szCs w:val="17"/>
+              <w:b w:val="0"/>
+              <w:bCs w:val="0"/>
+            </w:rPr>
+            <w:t xml:space="preserve">relying only on views that match what you already believe   </w:t>
+          </w:r>
+          <w:r>
+            <w:rPr>
+              <w:color w:val="666666"/>
+              <w:sz w:val="17"/>
+              <w:szCs w:val="17"/>
+              <w:b w:val="0"/>
+              <w:bCs w:val="0"/>
+            </w:rPr>
+            <w:t xml:space="preserve">(자신이 이미 믿는 것과 맞는 견해에만 의존하는 것)</w:t>
+          </w:r>
+        </w:p>
+        <w:p>
+          <w:pPr>
+            <w:keepNext w:val="1"/>
+            <w:keepLines/>
+            <w:spacing w:after="40" w:before="30" w:line="276"/>
+            <w:ind w:left="300" w:hanging="130"/>
+          </w:pPr>
+          <w:r>
+            <w:rPr>
+              <w:rFonts w:ascii="맑은 고딕" w:hAnsi="맑은 고딕" w:eastAsia="맑은 고딕" w:cs="맑은 고딕" w:hint="eastAsia"/>
+              <w:b/>
+              <w:color w:val="2E5496"/>
+              <w:sz w:val="17"/>
+              <w:szCs w:val="17"/>
+            </w:rPr>
+            <w:t xml:space="preserve">③</w:t>
+          </w:r>
+          <w:r>
+            <w:rPr>
+              <w:b/>
+              <w:color w:val="2E5496"/>
+              <w:sz w:val="17"/>
+              <w:szCs w:val="17"/>
+            </w:rPr>
+            <w:t xml:space="preserve">   </w:t>
+          </w:r>
+          <w:r>
+            <w:rPr>
+              <w:color w:val="000000"/>
+              <w:sz w:val="17"/>
+              <w:szCs w:val="17"/>
+              <w:b w:val="0"/>
+              <w:bCs w:val="0"/>
+            </w:rPr>
+            <w:t xml:space="preserve">spending too much time debating with other people   </w:t>
+          </w:r>
+          <w:r>
+            <w:rPr>
+              <w:color w:val="666666"/>
+              <w:sz w:val="17"/>
+              <w:szCs w:val="17"/>
+              <w:b w:val="0"/>
+              <w:bCs w:val="0"/>
+            </w:rPr>
+            <w:t xml:space="preserve">(다른 사람들과 토론하는 데 너무 많은 시간을 쓰는 것)</w:t>
+          </w:r>
+        </w:p>
+        <w:p>
+          <w:pPr>
+            <w:keepNext w:val="1"/>
+            <w:keepLines/>
+            <w:spacing w:after="40" w:before="30" w:line="276"/>
+            <w:ind w:left="300" w:hanging="130"/>
+          </w:pPr>
+          <w:r>
+            <w:rPr>
+              <w:rFonts w:ascii="맑은 고딕" w:hAnsi="맑은 고딕" w:eastAsia="맑은 고딕" w:cs="맑은 고딕" w:hint="eastAsia"/>
+              <w:b/>
+              <w:color w:val="2E5496"/>
+              <w:sz w:val="17"/>
+              <w:szCs w:val="17"/>
+            </w:rPr>
+            <w:t xml:space="preserve">④</w:t>
+          </w:r>
+          <w:r>
+            <w:rPr>
+              <w:b/>
+              <w:color w:val="2E5496"/>
+              <w:sz w:val="17"/>
+              <w:szCs w:val="17"/>
+            </w:rPr>
+            <w:t xml:space="preserve">   </w:t>
+          </w:r>
+          <w:r>
+            <w:rPr>
+              <w:color w:val="000000"/>
+              <w:sz w:val="17"/>
+              <w:szCs w:val="17"/>
+              <w:b w:val="0"/>
+              <w:bCs w:val="0"/>
+            </w:rPr>
+            <w:t xml:space="preserve">trusting experts more than your own judgment   </w:t>
+          </w:r>
+          <w:r>
+            <w:rPr>
+              <w:color w:val="666666"/>
+              <w:sz w:val="17"/>
+              <w:szCs w:val="17"/>
+              <w:b w:val="0"/>
+              <w:bCs w:val="0"/>
+            </w:rPr>
+            <w:t xml:space="preserve">(자신의 판단보다 전문가를 더 믿는 것)</w:t>
+          </w:r>
+        </w:p>
+        <w:p>
+          <w:pPr>
+            <w:keepNext w:val="0"/>
+            <w:keepLines/>
+            <w:spacing w:after="40" w:before="30" w:line="276"/>
+            <w:ind w:left="300" w:hanging="130"/>
+          </w:pPr>
+          <w:r>
+            <w:rPr>
+              <w:rFonts w:ascii="맑은 고딕" w:hAnsi="맑은 고딕" w:eastAsia="맑은 고딕" w:cs="맑은 고딕" w:hint="eastAsia"/>
+              <w:b/>
+              <w:color w:val="2E5496"/>
+              <w:sz w:val="17"/>
+              <w:szCs w:val="17"/>
+            </w:rPr>
+            <w:t xml:space="preserve">⑤</w:t>
+          </w:r>
+          <w:r>
+            <w:rPr>
+              <w:b/>
+              <w:color w:val="2E5496"/>
+              <w:sz w:val="17"/>
+              <w:szCs w:val="17"/>
+            </w:rPr>
+            <w:t xml:space="preserve">   </w:t>
+          </w:r>
+          <w:r>
+            <w:rPr>
+              <w:color w:val="000000"/>
+              <w:sz w:val="17"/>
+              <w:szCs w:val="17"/>
+              <w:b w:val="0"/>
+              <w:bCs w:val="0"/>
+            </w:rPr>
+            <w:t xml:space="preserve">avoiding social media to protect your privacy   </w:t>
+          </w:r>
+          <w:r>
+            <w:rPr>
+              <w:color w:val="666666"/>
+              <w:sz w:val="17"/>
+              <w:szCs w:val="17"/>
+              <w:b w:val="0"/>
+              <w:bCs w:val="0"/>
+            </w:rPr>
+            <w:t xml:space="preserve">(사생활을 지키려고 소셜 미디어를 피하는 것)</w:t>
+          </w:r>
+        </w:p>
+        <w:p>
+          <w:pPr>
+            <w:keepNext/>
+            <w:keepLines/>
+            <w:spacing w:after="40" w:before="30" w:line="276"/>
+            <w:ind w:left="170"/>
+          </w:pPr>
+          <w:r>
+            <w:rPr>
+              <w:b/>
+              <w:color w:val="666666"/>
+              <w:sz w:val="17"/>
+            </w:rPr>
+            <w:t xml:space="preserve">오답 정리</w:t>
+          </w:r>
+        </w:p>
+        <w:p>
+          <w:pPr>
+            <w:keepNext w:val="1"/>
+            <w:keepLines/>
+            <w:spacing w:after="40" w:before="30" w:line="276"/>
+            <w:ind w:left="300" w:hanging="130"/>
+          </w:pPr>
+          <w:r>
+            <w:rPr>
+              <w:rFonts w:ascii="맑은 고딕" w:hAnsi="맑은 고딕" w:eastAsia="맑은 고딕" w:cs="맑은 고딕" w:hint="eastAsia"/>
+              <w:b/>
+              <w:color w:val="2E5496"/>
+              <w:sz w:val="17"/>
+            </w:rPr>
+            <w:t xml:space="preserve">①</w:t>
+          </w:r>
+          <w:r>
+            <w:rPr>
+              <w:b/>
+              <w:color w:val="2E5496"/>
+              <w:sz w:val="17"/>
+            </w:rPr>
+            <w:t xml:space="preserve">   </w:t>
+          </w:r>
+          <w:r>
+            <w:rPr>
+              <w:color w:val="666666"/>
+              <w:sz w:val="17"/>
+            </w:rPr>
+            <w:t xml:space="preserve">뉴스를 찾지 못하는 것이 아니라, 찾더라도 자기 생각과 같은 것만 접하는 것이 문제다.</w:t>
+          </w:r>
+        </w:p>
+        <w:p>
+          <w:pPr>
+            <w:keepNext w:val="1"/>
+            <w:keepLines/>
+            <w:spacing w:after="40" w:before="30" w:line="276"/>
+            <w:ind w:left="300" w:hanging="130"/>
+          </w:pPr>
+          <w:r>
+            <w:rPr>
+              <w:rFonts w:ascii="맑은 고딕" w:hAnsi="맑은 고딕" w:eastAsia="맑은 고딕" w:cs="맑은 고딕" w:hint="eastAsia"/>
+              <w:b/>
+              <w:color w:val="2E5496"/>
+              <w:sz w:val="17"/>
+            </w:rPr>
+            <w:t xml:space="preserve">③</w:t>
+          </w:r>
+          <w:r>
+            <w:rPr>
+              <w:b/>
+              <w:color w:val="2E5496"/>
+              <w:sz w:val="17"/>
+            </w:rPr>
+            <w:t xml:space="preserve">   </w:t>
+          </w:r>
+          <w:r>
+            <w:rPr>
+              <w:color w:val="666666"/>
+              <w:sz w:val="17"/>
+            </w:rPr>
+            <w:t xml:space="preserve">오히려 다른 견해를 가진 사람들과 교류하고 토론하라고 했으므로 반대 내용이다.</w:t>
+          </w:r>
+        </w:p>
+        <w:p>
+          <w:pPr>
+            <w:keepNext w:val="1"/>
+            <w:keepLines/>
+            <w:spacing w:after="40" w:before="30" w:line="276"/>
+            <w:ind w:left="300" w:hanging="130"/>
+          </w:pPr>
+          <w:r>
+            <w:rPr>
+              <w:rFonts w:ascii="맑은 고딕" w:hAnsi="맑은 고딕" w:eastAsia="맑은 고딕" w:cs="맑은 고딕" w:hint="eastAsia"/>
+              <w:b/>
+              <w:color w:val="2E5496"/>
+              <w:sz w:val="17"/>
+            </w:rPr>
+            <w:t xml:space="preserve">④</w:t>
+          </w:r>
+          <w:r>
+            <w:rPr>
+              <w:b/>
+              <w:color w:val="2E5496"/>
+              <w:sz w:val="17"/>
+            </w:rPr>
+            <w:t xml:space="preserve">   </w:t>
+          </w:r>
+          <w:r>
+            <w:rPr>
+              <w:color w:val="666666"/>
+              <w:sz w:val="17"/>
+            </w:rPr>
+            <w:t xml:space="preserve">전문가에 대한 믿음은 본문에서 다루지 않는다.</w:t>
+          </w:r>
+        </w:p>
+        <w:p>
+          <w:pPr>
+            <w:keepNext w:val="0"/>
+            <w:keepLines/>
+            <w:spacing w:after="40" w:before="30" w:line="276"/>
+            <w:ind w:left="300" w:hanging="130"/>
+          </w:pPr>
+          <w:r>
+            <w:rPr>
+              <w:rFonts w:ascii="맑은 고딕" w:hAnsi="맑은 고딕" w:eastAsia="맑은 고딕" w:cs="맑은 고딕" w:hint="eastAsia"/>
+              <w:b/>
+              <w:color w:val="2E5496"/>
+              <w:sz w:val="17"/>
+            </w:rPr>
+            <w:t xml:space="preserve">⑤</w:t>
+          </w:r>
+          <w:r>
+            <w:rPr>
+              <w:b/>
+              <w:color w:val="2E5496"/>
+              <w:sz w:val="17"/>
+            </w:rPr>
+            <w:t xml:space="preserve">   </w:t>
+          </w:r>
+          <w:r>
+            <w:rPr>
+              <w:color w:val="666666"/>
+              <w:sz w:val="17"/>
+            </w:rPr>
+            <w:t xml:space="preserve">소셜 미디어를 피하는 것이나 사생활 보호는 본문과 관계없다.</w:t>
+          </w:r>
+        </w:p>
+        <w:p>
+          <w:pPr>
+            <w:keepNext/>
+            <w:keepLines/>
+            <w:spacing w:before="30" w:after="40" w:line="276"/>
+          </w:pPr>
+          <w:r>
+            <w:rPr>
+              <w:b/>
+              <w:color w:val="000000"/>
+              <w:sz w:val="20"/>
+            </w:rPr>
+            <w:t xml:space="preserve">3.  </w:t>
+          </w:r>
+          <w:r>
+            <w:rPr>
+              <w:rFonts w:ascii="맑은 고딕" w:hAnsi="맑은 고딕" w:eastAsia="맑은 고딕" w:cs="맑은 고딕" w:hint="eastAsia"/>
+              <w:b/>
+              <w:color w:val="C00000"/>
+              <w:sz w:val="20"/>
+            </w:rPr>
+            <w:t xml:space="preserve">④</w:t>
+          </w:r>
+        </w:p>
+        <w:p>
+          <w:pPr>
+            <w:keepNext/>
+            <w:keepLines/>
+            <w:spacing w:after="40" w:before="30" w:line="276"/>
+            <w:ind w:left="170"/>
+          </w:pPr>
+          <w:r>
+            <w:rPr>
+              <w:b/>
+              <w:color w:val="666666"/>
+              <w:sz w:val="17"/>
+            </w:rPr>
+            <w:t xml:space="preserve">정답 근거</w:t>
+          </w:r>
+        </w:p>
+        <w:p>
+          <w:pPr>
+            <w:keepNext/>
+            <w:keepLines/>
+            <w:spacing w:before="30" w:after="40" w:line="276"/>
+            <w:ind w:left="170"/>
+          </w:pPr>
+          <w:r>
+            <w:rPr>
+              <w:color w:val="000000"/>
+              <w:sz w:val="18"/>
+            </w:rPr>
+            <w:t xml:space="preserve">This can distort your understanding of reality … / Worse still, an echo chamber may foster social division … / … you must actively seek diverse sources of information and engage with people who have different views.</w:t>
+          </w:r>
+        </w:p>
+        <w:p>
+          <w:pPr>
+            <w:keepNext w:val="0"/>
+            <w:keepLines/>
+            <w:spacing w:before="30" w:after="40" w:line="276"/>
+            <w:ind w:left="170"/>
+          </w:pPr>
+          <w:r>
+            <w:rPr>
+              <w:color w:val="000000"/>
+              <w:sz w:val="18"/>
+            </w:rPr>
+            <w:t xml:space="preserve">에코 챔버는 현실에 대한 이해를 왜곡하고(distort) 사회적 분열을 조장할 수 있으므로, 다양한 정보와 다른 견해를 적극적으로 찾아야(seek) 한다. 따라서 (A) twist(왜곡하다), (B) seek out(찾아 나서다)인 </w:t>
+          </w:r>
+          <w:r>
+            <w:rPr>
+              <w:rFonts w:ascii="맑은 고딕" w:hAnsi="맑은 고딕" w:eastAsia="맑은 고딕" w:cs="맑은 고딕" w:hint="eastAsia"/>
+              <w:color w:val="000000"/>
+              <w:sz w:val="18"/>
+            </w:rPr>
+            <w:t xml:space="preserve">④</w:t>
+          </w:r>
+          <w:r>
+            <w:rPr>
+              <w:color w:val="000000"/>
+              <w:sz w:val="18"/>
+            </w:rPr>
+            <w:t xml:space="preserve">가 알맞다.</w:t>
+          </w:r>
+        </w:p>
+        <w:p>
+          <w:pPr>
+            <w:keepNext/>
+            <w:keepLines/>
+            <w:spacing w:after="40" w:before="30" w:line="276"/>
+            <w:ind w:left="170"/>
+          </w:pPr>
+          <w:r>
+            <w:rPr>
+              <w:b/>
+              <w:color w:val="666666"/>
+              <w:sz w:val="17"/>
+            </w:rPr>
+            <w:t xml:space="preserve">선지 해석</w:t>
+          </w:r>
+        </w:p>
+        <w:p>
+          <w:pPr>
+            <w:keepNext w:val="1"/>
+            <w:keepLines/>
+            <w:spacing w:after="40" w:before="30" w:line="276"/>
+            <w:ind w:left="300" w:hanging="130"/>
+          </w:pPr>
+          <w:r>
+            <w:rPr>
+              <w:rFonts w:ascii="맑은 고딕" w:hAnsi="맑은 고딕" w:eastAsia="맑은 고딕" w:cs="맑은 고딕" w:hint="eastAsia"/>
+              <w:b/>
+              <w:color w:val="2E5496"/>
+              <w:sz w:val="17"/>
+              <w:szCs w:val="17"/>
+            </w:rPr>
+            <w:t xml:space="preserve">①</w:t>
+          </w:r>
+          <w:r>
+            <w:rPr>
+              <w:b/>
+              <w:color w:val="2E5496"/>
+              <w:sz w:val="17"/>
+              <w:szCs w:val="17"/>
+            </w:rPr>
+            <w:t xml:space="preserve">   </w:t>
+          </w:r>
+          <w:r>
+            <w:rPr>
+              <w:color w:val="000000"/>
+              <w:sz w:val="17"/>
+              <w:szCs w:val="17"/>
+              <w:b w:val="0"/>
+              <w:bCs w:val="0"/>
+            </w:rPr>
+            <w:t xml:space="preserve">improve …… seek out   </w:t>
+          </w:r>
+          <w:r>
+            <w:rPr>
+              <w:color w:val="666666"/>
+              <w:sz w:val="17"/>
+              <w:szCs w:val="17"/>
+              <w:b w:val="0"/>
+              <w:bCs w:val="0"/>
+            </w:rPr>
+            <w:t xml:space="preserve">(향상시키다 …… 찾아 나서다)</w:t>
+          </w:r>
+        </w:p>
+        <w:p>
+          <w:pPr>
+            <w:keepNext w:val="1"/>
+            <w:keepLines/>
+            <w:spacing w:after="40" w:before="30" w:line="276"/>
+            <w:ind w:left="300" w:hanging="130"/>
+          </w:pPr>
+          <w:r>
+            <w:rPr>
+              <w:rFonts w:ascii="맑은 고딕" w:hAnsi="맑은 고딕" w:eastAsia="맑은 고딕" w:cs="맑은 고딕" w:hint="eastAsia"/>
+              <w:b/>
+              <w:color w:val="2E5496"/>
+              <w:sz w:val="17"/>
+              <w:szCs w:val="17"/>
+            </w:rPr>
+            <w:t xml:space="preserve">②</w:t>
+          </w:r>
+          <w:r>
+            <w:rPr>
+              <w:b/>
+              <w:color w:val="2E5496"/>
+              <w:sz w:val="17"/>
+              <w:szCs w:val="17"/>
+            </w:rPr>
+            <w:t xml:space="preserve">   </w:t>
+          </w:r>
+          <w:r>
+            <w:rPr>
+              <w:color w:val="000000"/>
+              <w:sz w:val="17"/>
+              <w:szCs w:val="17"/>
+              <w:b w:val="0"/>
+              <w:bCs w:val="0"/>
+            </w:rPr>
+            <w:t xml:space="preserve">twist …… avoid   </w:t>
+          </w:r>
+          <w:r>
+            <w:rPr>
+              <w:color w:val="666666"/>
+              <w:sz w:val="17"/>
+              <w:szCs w:val="17"/>
+              <w:b w:val="0"/>
+              <w:bCs w:val="0"/>
+            </w:rPr>
+            <w:t xml:space="preserve">(왜곡하다 …… 피하다)</w:t>
+          </w:r>
+        </w:p>
+        <w:p>
+          <w:pPr>
+            <w:keepNext w:val="1"/>
+            <w:keepLines/>
+            <w:spacing w:after="40" w:before="30" w:line="276"/>
+            <w:ind w:left="300" w:hanging="130"/>
+          </w:pPr>
+          <w:r>
+            <w:rPr>
+              <w:rFonts w:ascii="맑은 고딕" w:hAnsi="맑은 고딕" w:eastAsia="맑은 고딕" w:cs="맑은 고딕" w:hint="eastAsia"/>
+              <w:b/>
+              <w:color w:val="2E5496"/>
+              <w:sz w:val="17"/>
+              <w:szCs w:val="17"/>
+            </w:rPr>
+            <w:t xml:space="preserve">③</w:t>
+          </w:r>
+          <w:r>
+            <w:rPr>
+              <w:b/>
+              <w:color w:val="2E5496"/>
+              <w:sz w:val="17"/>
+              <w:szCs w:val="17"/>
+            </w:rPr>
+            <w:t xml:space="preserve">   </w:t>
+          </w:r>
+          <w:r>
+            <w:rPr>
+              <w:color w:val="000000"/>
+              <w:sz w:val="17"/>
+              <w:szCs w:val="17"/>
+              <w:b w:val="0"/>
+              <w:bCs w:val="0"/>
+            </w:rPr>
+            <w:t xml:space="preserve">correct …… block   </w:t>
+          </w:r>
+          <w:r>
+            <w:rPr>
+              <w:color w:val="666666"/>
+              <w:sz w:val="17"/>
+              <w:szCs w:val="17"/>
+              <w:b w:val="0"/>
+              <w:bCs w:val="0"/>
+            </w:rPr>
+            <w:t xml:space="preserve">(바로잡다 …… 막다)</w:t>
+          </w:r>
+        </w:p>
+        <w:p>
+          <w:pPr>
+            <w:keepNext w:val="1"/>
+            <w:keepLines/>
+            <w:spacing w:after="40" w:before="30" w:line="276"/>
+            <w:ind w:left="300" w:hanging="130"/>
+          </w:pPr>
+          <w:r>
+            <w:rPr>
+              <w:rFonts w:ascii="맑은 고딕" w:hAnsi="맑은 고딕" w:eastAsia="맑은 고딕" w:cs="맑은 고딕" w:hint="eastAsia"/>
+              <w:b/>
+              <w:color w:val="FF0000"/>
+              <w:sz w:val="17"/>
+              <w:szCs w:val="17"/>
+            </w:rPr>
+            <w:t xml:space="preserve">④</w:t>
+          </w:r>
+          <w:r>
+            <w:rPr>
+              <w:b/>
+              <w:color w:val="FF0000"/>
+              <w:sz w:val="17"/>
+              <w:szCs w:val="17"/>
+            </w:rPr>
+            <w:t xml:space="preserve">   </w:t>
+          </w:r>
+          <w:r>
+            <w:rPr>
+              <w:color w:val="000000"/>
+              <w:sz w:val="17"/>
+              <w:szCs w:val="17"/>
+              <w:b w:val="0"/>
+              <w:bCs w:val="0"/>
+            </w:rPr>
+            <w:t xml:space="preserve">twist …… seek out   </w:t>
+          </w:r>
+          <w:r>
+            <w:rPr>
+              <w:color w:val="666666"/>
+              <w:sz w:val="17"/>
+              <w:szCs w:val="17"/>
+              <w:b w:val="0"/>
+              <w:bCs w:val="0"/>
+            </w:rPr>
+            <w:t xml:space="preserve">(왜곡하다 …… 찾아 나서다)</w:t>
+          </w:r>
+        </w:p>
+        <w:p>
+          <w:pPr>
+            <w:keepNext w:val="0"/>
+            <w:keepLines/>
+            <w:spacing w:after="40" w:before="30" w:line="276"/>
+            <w:ind w:left="300" w:hanging="130"/>
+          </w:pPr>
+          <w:r>
+            <w:rPr>
+              <w:rFonts w:ascii="맑은 고딕" w:hAnsi="맑은 고딕" w:eastAsia="맑은 고딕" w:cs="맑은 고딕" w:hint="eastAsia"/>
+              <w:b/>
+              <w:color w:val="2E5496"/>
+              <w:sz w:val="17"/>
+              <w:szCs w:val="17"/>
+            </w:rPr>
+            <w:t xml:space="preserve">⑤</w:t>
+          </w:r>
+          <w:r>
+            <w:rPr>
+              <w:b/>
+              <w:color w:val="2E5496"/>
+              <w:sz w:val="17"/>
+              <w:szCs w:val="17"/>
+            </w:rPr>
+            <w:t xml:space="preserve">   </w:t>
+          </w:r>
+          <w:r>
+            <w:rPr>
+              <w:color w:val="000000"/>
+              <w:sz w:val="17"/>
+              <w:szCs w:val="17"/>
+              <w:b w:val="0"/>
+              <w:bCs w:val="0"/>
+            </w:rPr>
+            <w:t xml:space="preserve">improve …… ignore   </w:t>
+          </w:r>
+          <w:r>
+            <w:rPr>
+              <w:color w:val="666666"/>
+              <w:sz w:val="17"/>
+              <w:szCs w:val="17"/>
+              <w:b w:val="0"/>
+              <w:bCs w:val="0"/>
+            </w:rPr>
+            <w:t xml:space="preserve">(향상시키다 …… 무시하다)</w:t>
+          </w:r>
+        </w:p>
+        <w:p>
+          <w:pPr>
+            <w:keepNext/>
+            <w:keepLines/>
+            <w:spacing w:after="40" w:before="30" w:line="276"/>
+            <w:ind w:left="170"/>
+          </w:pPr>
+          <w:r>
+            <w:rPr>
+              <w:b/>
+              <w:color w:val="666666"/>
+              <w:sz w:val="17"/>
+            </w:rPr>
+            <w:t xml:space="preserve">오답 정리</w:t>
+          </w:r>
+        </w:p>
+        <w:p>
+          <w:pPr>
+            <w:keepNext w:val="1"/>
+            <w:keepLines/>
+            <w:spacing w:after="40" w:before="30" w:line="276"/>
+            <w:ind w:left="300" w:hanging="130"/>
+          </w:pPr>
+          <w:r>
+            <w:rPr>
+              <w:rFonts w:ascii="맑은 고딕" w:hAnsi="맑은 고딕" w:eastAsia="맑은 고딕" w:cs="맑은 고딕" w:hint="eastAsia"/>
+              <w:b/>
+              <w:color w:val="2E5496"/>
+              <w:sz w:val="17"/>
+            </w:rPr>
+            <w:t xml:space="preserve">①</w:t>
+          </w:r>
+          <w:r>
+            <w:rPr>
+              <w:b/>
+              <w:color w:val="2E5496"/>
+              <w:sz w:val="17"/>
+            </w:rPr>
+            <w:t xml:space="preserve">   </w:t>
+          </w:r>
+          <w:r>
+            <w:rPr>
+              <w:color w:val="666666"/>
+              <w:sz w:val="17"/>
+            </w:rPr>
+            <w:t xml:space="preserve">(B)는 맞지만, 에코 챔버는 현실에 대한 이해를 향상시키는 것이 아니라 왜곡할 수 있다고 했다.</w:t>
+          </w:r>
+        </w:p>
+        <w:p>
+          <w:pPr>
+            <w:keepNext w:val="1"/>
+            <w:keepLines/>
+            <w:spacing w:after="40" w:before="30" w:line="276"/>
+            <w:ind w:left="300" w:hanging="130"/>
+          </w:pPr>
+          <w:r>
+            <w:rPr>
+              <w:rFonts w:ascii="맑은 고딕" w:hAnsi="맑은 고딕" w:eastAsia="맑은 고딕" w:cs="맑은 고딕" w:hint="eastAsia"/>
+              <w:b/>
+              <w:color w:val="2E5496"/>
+              <w:sz w:val="17"/>
+            </w:rPr>
+            <w:t xml:space="preserve">②</w:t>
+          </w:r>
+          <w:r>
+            <w:rPr>
+              <w:b/>
+              <w:color w:val="2E5496"/>
+              <w:sz w:val="17"/>
+            </w:rPr>
+            <w:t xml:space="preserve">   </w:t>
+          </w:r>
+          <w:r>
+            <w:rPr>
+              <w:color w:val="666666"/>
+              <w:sz w:val="17"/>
+            </w:rPr>
+            <w:t xml:space="preserve">(A)는 맞지만, 다양한 정보와 다른 견해를 피하는 것이 아니라 적극적으로 찾으라고 했다.</w:t>
+          </w:r>
+        </w:p>
+        <w:p>
+          <w:pPr>
+            <w:keepNext w:val="1"/>
+            <w:keepLines/>
+            <w:spacing w:after="40" w:before="30" w:line="276"/>
+            <w:ind w:left="300" w:hanging="130"/>
+          </w:pPr>
+          <w:r>
+            <w:rPr>
+              <w:rFonts w:ascii="맑은 고딕" w:hAnsi="맑은 고딕" w:eastAsia="맑은 고딕" w:cs="맑은 고딕" w:hint="eastAsia"/>
+              <w:b/>
+              <w:color w:val="2E5496"/>
+              <w:sz w:val="17"/>
+            </w:rPr>
+            <w:t xml:space="preserve">③</w:t>
+          </w:r>
+          <w:r>
+            <w:rPr>
+              <w:b/>
+              <w:color w:val="2E5496"/>
+              <w:sz w:val="17"/>
+            </w:rPr>
+            <w:t xml:space="preserve">   </w:t>
+          </w:r>
+          <w:r>
+            <w:rPr>
+              <w:color w:val="666666"/>
+              <w:sz w:val="17"/>
+            </w:rPr>
+            <w:t xml:space="preserve">에코 챔버가 이해를 바로잡는다는 내용은 없고, 다양한 정보를 막는 것이 아니라 찾아야 한다고 했다.</w:t>
+          </w:r>
+        </w:p>
+        <w:p>
+          <w:pPr>
+            <w:keepNext w:val="0"/>
+            <w:keepLines/>
+            <w:spacing w:after="40" w:before="30" w:line="276"/>
+            <w:ind w:left="300" w:hanging="130"/>
+          </w:pPr>
+          <w:r>
+            <w:rPr>
+              <w:rFonts w:ascii="맑은 고딕" w:hAnsi="맑은 고딕" w:eastAsia="맑은 고딕" w:cs="맑은 고딕" w:hint="eastAsia"/>
+              <w:b/>
+              <w:color w:val="2E5496"/>
+              <w:sz w:val="17"/>
+            </w:rPr>
+            <w:t xml:space="preserve">⑤</w:t>
+          </w:r>
+          <w:r>
+            <w:rPr>
+              <w:b/>
+              <w:color w:val="2E5496"/>
+              <w:sz w:val="17"/>
+            </w:rPr>
+            <w:t xml:space="preserve">   </w:t>
+          </w:r>
+          <w:r>
+            <w:rPr>
+              <w:color w:val="666666"/>
+              <w:sz w:val="17"/>
+            </w:rPr>
+            <w:t xml:space="preserve">에코 챔버는 이해를 왜곡한다고 했고, 다른 견해는 무시하는 것이 아니라 찾아야 한다고 했다.</w:t>
           </w:r>
         </w:p>
       </w:sdtContent>

--- a/결과물/혼공독해교재_공통영어2_YBM(박)_1과FurtherReading_전체통합본.docx
+++ b/결과물/혼공독해교재_공통영어2_YBM(박)_1과FurtherReading_전체통합본.docx
@@ -9079,7 +9079,7 @@
               <w:sz w:val="20"/>
               <w:szCs w:val="20"/>
             </w:rPr>
-            <w:t xml:space="preserve"> lead A to V: A(이/가) ~하게 만들다</w:t>
+            <w:t xml:space="preserve"> 전치사 + 관계대명사 in which: S′(이/가) V′하는 N</w:t>
           </w:r>
           <w:r>
             <w:rPr>
@@ -9089,7 +9089,7 @@
               <w:sz w:val="18"/>
               <w:szCs w:val="18"/>
             </w:rPr>
-            <w:t xml:space="preserve"> [2번 문장]</w:t>
+            <w:t xml:space="preserve"> [4번 문장]</w:t>
           </w:r>
           <w:r>
             <w:rPr>
@@ -9106,14 +9106,14 @@
               <w:sz w:val="20"/>
               <w:szCs w:val="20"/>
             </w:rPr>
-            <w:t xml:space="preserve">can lead you to be trapped in an “echo chamber.”</w:t>
-          </w:r>
-          <w:r>
-            <w:rPr>
-              <w:sz w:val="20"/>
-              <w:szCs w:val="20"/>
-            </w:rPr>
-            <w:t xml:space="preserve"> — 공식: lead A to V — A(이/가) ~하게 이끌다(만들다). can = ~할 수 있다, A = you(당신), to V = to be trapped(갇히게 되다: be p.p. 수동), in an “echo chamber” = 에코 챔버 안에. → 당신이 에코 챔버에 갇히게 만들 수 있다. 당신은 스스로 가두는 쪽이 아니라 ‘갇히는’ 쪽이라 to 뒤에 수동 be trapped를 쓴다.</w:t>
+            <w:t xml:space="preserve">any situation in which you only hear opinions</w:t>
+          </w:r>
+          <w:r>
+            <w:rPr>
+              <w:sz w:val="20"/>
+              <w:szCs w:val="20"/>
+            </w:rPr>
+            <w:t xml:space="preserve"> — 공식: N + in which S′ V′ — S′(이/가) V′하는 N(그 N 안에서). N = any situation(모든 상황), in which = 그 상황 안에서, S′ = you(당신), only = ~만(뒤의 opinions를 한정), V′ = hear(듣다), 목적어 = opinions(의견들). → 당신이 의견들만 듣는 모든 상황. in which 뒤에는 주어와 목적어를 모두 갖춘 완전한 절이 온다.</w:t>
           </w:r>
         </w:p>
         <w:p>
@@ -9139,7 +9139,7 @@
               <w:sz w:val="20"/>
               <w:szCs w:val="20"/>
             </w:rPr>
-            <w:t xml:space="preserve"> 전치사 + 관계대명사 in which: S′(이/가) V′하는 N</w:t>
+            <w:t xml:space="preserve"> not always: 항상 ~인 것은 아니다 (부분 부정)</w:t>
           </w:r>
           <w:r>
             <w:rPr>
@@ -9149,7 +9149,7 @@
               <w:sz w:val="18"/>
               <w:szCs w:val="18"/>
             </w:rPr>
-            <w:t xml:space="preserve"> [4번 문장]</w:t>
+            <w:t xml:space="preserve"> [9번 문장]</w:t>
           </w:r>
           <w:r>
             <w:rPr>
@@ -9166,14 +9166,14 @@
               <w:sz w:val="20"/>
               <w:szCs w:val="20"/>
             </w:rPr>
-            <w:t xml:space="preserve">any situation in which you only hear opinions</w:t>
-          </w:r>
-          <w:r>
-            <w:rPr>
-              <w:sz w:val="20"/>
-              <w:szCs w:val="20"/>
-            </w:rPr>
-            <w:t xml:space="preserve"> — 공식: N + in which S′ V′ — S′(이/가) V′하는 N(그 N 안에서). N = any situation(모든 상황), in which = 그 상황 안에서, S′ = you(당신), only = ~만(뒤의 opinions를 한정), V′ = hear(듣다), 목적어 = opinions(의견들). → 당신이 의견들만 듣는 모든 상황. in which 뒤에는 주어와 목적어를 모두 갖춘 완전한 절이 온다.</w:t>
+            <w:t xml:space="preserve">it doesn’t always mean that it is true</w:t>
+          </w:r>
+          <w:r>
+            <w:rPr>
+              <w:sz w:val="20"/>
+              <w:szCs w:val="20"/>
+            </w:rPr>
+            <w:t xml:space="preserve"> — 공식: not always — 항상 ~인 것은 아니다(부분 부정). it = 그것(어떤 것이 사실이기를 원하는 것), doesn’t always mean = 항상 의미하는 것은 아니다, that it is true = 그것(사실이기를 원하는 어떤 것)이 사실이라는 것. → 그것이 항상 그것이 사실이라는 것을 의미하는 것은 아니다. ‘절대 아니다’가 아니라 ‘늘 그런 것은 아니다’라는 뜻이다.</w:t>
           </w:r>
         </w:p>
         <w:p>
@@ -9191,66 +9191,6 @@
               <w:szCs w:val="20"/>
             </w:rPr>
             <w:t xml:space="preserve">③</w:t>
-          </w:r>
-          <w:r>
-            <w:rPr>
-              <w:b/>
-              <w:bCs/>
-              <w:sz w:val="20"/>
-              <w:szCs w:val="20"/>
-            </w:rPr>
-            <w:t xml:space="preserve"> not always: 항상 ~인 것은 아니다 (부분 부정)</w:t>
-          </w:r>
-          <w:r>
-            <w:rPr>
-              <w:b/>
-              <w:bCs/>
-              <w:color w:val="1F3864"/>
-              <w:sz w:val="18"/>
-              <w:szCs w:val="18"/>
-            </w:rPr>
-            <w:t xml:space="preserve"> [9번 문장]</w:t>
-          </w:r>
-          <w:r>
-            <w:rPr>
-              <w:b/>
-              <w:bCs/>
-              <w:sz w:val="20"/>
-              <w:szCs w:val="20"/>
-            </w:rPr>
-            <w:t xml:space="preserve">:  </w:t>
-          </w:r>
-          <w:r>
-            <w:rPr>
-              <w:rFonts w:ascii="Times New Roman" w:eastAsia="Times New Roman" w:hAnsi="Times New Roman" w:cs="Times New Roman"/>
-              <w:sz w:val="20"/>
-              <w:szCs w:val="20"/>
-            </w:rPr>
-            <w:t xml:space="preserve">it doesn’t always mean that it is true</w:t>
-          </w:r>
-          <w:r>
-            <w:rPr>
-              <w:sz w:val="20"/>
-              <w:szCs w:val="20"/>
-            </w:rPr>
-            <w:t xml:space="preserve"> — 공식: not always — 항상 ~인 것은 아니다(부분 부정). it = 그것(어떤 것이 사실이기를 원하는 것), doesn’t always mean = 항상 의미하는 것은 아니다, that it is true = 그것(사실이기를 원하는 어떤 것)이 사실이라는 것. → 그것이 항상 그것이 사실이라는 것을 의미하는 것은 아니다. ‘절대 아니다’가 아니라 ‘늘 그런 것은 아니다’라는 뜻이다.</w:t>
-          </w:r>
-        </w:p>
-        <w:p>
-          <w:pPr>
-            <w:keepNext w:val="0"/>
-            <w:keepLines/>
-            <w:spacing w:line="286" w:lineRule="exact" w:before="30" w:after="120"/>
-          </w:pPr>
-          <w:r>
-            <w:rPr>
-              <w:rFonts w:ascii="맑은 고딕" w:hAnsi="맑은 고딕" w:eastAsia="맑은 고딕" w:cs="맑은 고딕" w:hint="eastAsia"/>
-              <w:b/>
-              <w:bCs/>
-              <w:sz w:val="20"/>
-              <w:szCs w:val="20"/>
-            </w:rPr>
-            <w:t xml:space="preserve">④</w:t>
           </w:r>
           <w:r>
             <w:rPr>
@@ -10636,7 +10576,7 @@
               <w:b w:val="0"/>
               <w:bCs w:val="0"/>
             </w:rPr>
-            <w:t xml:space="preserve">can lead you to be trapped in an “echo chamber.” → ______________________________</w:t>
+            <w:t xml:space="preserve">any situation in which you only hear opinions → ______________________________</w:t>
           </w:r>
         </w:p>
         <w:p>
@@ -10663,7 +10603,7 @@
               <w:b w:val="0"/>
               <w:bCs w:val="0"/>
             </w:rPr>
-            <w:t xml:space="preserve">lead A to V</w:t>
+            <w:t xml:space="preserve">in which S′ V′</w:t>
           </w:r>
           <w:r>
             <w:rPr>
@@ -10673,7 +10613,7 @@
               <w:b w:val="0"/>
               <w:bCs w:val="0"/>
             </w:rPr>
-            <w:t xml:space="preserve"> — A(이/가) ~하게 만들다</w:t>
+            <w:t xml:space="preserve"> — S′(이/가) V′하는</w:t>
           </w:r>
           <w:r>
             <w:rPr>
@@ -10693,7 +10633,7 @@
               <w:b w:val="0"/>
               <w:bCs w:val="0"/>
             </w:rPr>
-            <w:t xml:space="preserve">can V</w:t>
+            <w:t xml:space="preserve">any</w:t>
           </w:r>
           <w:r>
             <w:rPr>
@@ -10703,7 +10643,7 @@
               <w:b w:val="0"/>
               <w:bCs w:val="0"/>
             </w:rPr>
-            <w:t xml:space="preserve"> — ~할 수 있다</w:t>
+            <w:t xml:space="preserve"> — 어떤 ~이든, 모든</w:t>
           </w:r>
           <w:r>
             <w:rPr>
@@ -10723,7 +10663,7 @@
               <w:b w:val="0"/>
               <w:bCs w:val="0"/>
             </w:rPr>
-            <w:t xml:space="preserve">be p.p.</w:t>
+            <w:t xml:space="preserve">situation</w:t>
           </w:r>
           <w:r>
             <w:rPr>
@@ -10733,7 +10673,7 @@
               <w:b w:val="0"/>
               <w:bCs w:val="0"/>
             </w:rPr>
-            <w:t xml:space="preserve"> — ~되다</w:t>
+            <w:t xml:space="preserve"> — 상황</w:t>
           </w:r>
           <w:r>
             <w:rPr>
@@ -10753,7 +10693,7 @@
               <w:b w:val="0"/>
               <w:bCs w:val="0"/>
             </w:rPr>
-            <w:t xml:space="preserve">trapped</w:t>
+            <w:t xml:space="preserve">only</w:t>
           </w:r>
           <w:r>
             <w:rPr>
@@ -10763,7 +10703,7 @@
               <w:b w:val="0"/>
               <w:bCs w:val="0"/>
             </w:rPr>
-            <w:t xml:space="preserve"> — 갇힌</w:t>
+            <w:t xml:space="preserve"> — 오직, ~만</w:t>
           </w:r>
           <w:r>
             <w:rPr>
@@ -10783,7 +10723,7 @@
               <w:b w:val="0"/>
               <w:bCs w:val="0"/>
             </w:rPr>
-            <w:t xml:space="preserve">in</w:t>
+            <w:t xml:space="preserve">hear</w:t>
           </w:r>
           <w:r>
             <w:rPr>
@@ -10793,7 +10733,7 @@
               <w:b w:val="0"/>
               <w:bCs w:val="0"/>
             </w:rPr>
-            <w:t xml:space="preserve"> — ~ 안에</w:t>
+            <w:t xml:space="preserve"> — 듣다</w:t>
           </w:r>
           <w:r>
             <w:rPr>
@@ -10813,7 +10753,7 @@
               <w:b w:val="0"/>
               <w:bCs w:val="0"/>
             </w:rPr>
-            <w:t xml:space="preserve">echo chamber</w:t>
+            <w:t xml:space="preserve">opinions</w:t>
           </w:r>
           <w:r>
             <w:rPr>
@@ -10823,7 +10763,7 @@
               <w:b w:val="0"/>
               <w:bCs w:val="0"/>
             </w:rPr>
-            <w:t xml:space="preserve"> — 에코 챔버, 반향실 (자기와 같은 의견만 되풀이해 듣게 되는 환경)</w:t>
+            <w:t xml:space="preserve"> — 의견들</w:t>
           </w:r>
         </w:p>
         <w:p>
@@ -10851,7 +10791,7 @@
               <w:b w:val="0"/>
               <w:bCs w:val="0"/>
             </w:rPr>
-            <w:t xml:space="preserve">any situation in which you only hear opinions → ______________________________</w:t>
+            <w:t xml:space="preserve">it doesn’t always mean that it is true → ______________________________</w:t>
           </w:r>
         </w:p>
         <w:p>
@@ -10878,7 +10818,7 @@
               <w:b w:val="0"/>
               <w:bCs w:val="0"/>
             </w:rPr>
-            <w:t xml:space="preserve">in which S′ V′</w:t>
+            <w:t xml:space="preserve">not always</w:t>
           </w:r>
           <w:r>
             <w:rPr>
@@ -10888,7 +10828,7 @@
               <w:b w:val="0"/>
               <w:bCs w:val="0"/>
             </w:rPr>
-            <w:t xml:space="preserve"> — S′(이/가) V′하는</w:t>
+            <w:t xml:space="preserve"> — 항상 ~인 것은 아니다</w:t>
           </w:r>
           <w:r>
             <w:rPr>
@@ -10908,7 +10848,7 @@
               <w:b w:val="0"/>
               <w:bCs w:val="0"/>
             </w:rPr>
-            <w:t xml:space="preserve">any</w:t>
+            <w:t xml:space="preserve">it</w:t>
           </w:r>
           <w:r>
             <w:rPr>
@@ -10918,7 +10858,7 @@
               <w:b w:val="0"/>
               <w:bCs w:val="0"/>
             </w:rPr>
-            <w:t xml:space="preserve"> — 어떤 ~이든, 모든</w:t>
+            <w:t xml:space="preserve"> — 그것은</w:t>
           </w:r>
           <w:r>
             <w:rPr>
@@ -10938,7 +10878,7 @@
               <w:b w:val="0"/>
               <w:bCs w:val="0"/>
             </w:rPr>
-            <w:t xml:space="preserve">situation</w:t>
+            <w:t xml:space="preserve">mean</w:t>
           </w:r>
           <w:r>
             <w:rPr>
@@ -10948,7 +10888,7 @@
               <w:b w:val="0"/>
               <w:bCs w:val="0"/>
             </w:rPr>
-            <w:t xml:space="preserve"> — 상황</w:t>
+            <w:t xml:space="preserve"> — 의미하다, 뜻하다</w:t>
           </w:r>
           <w:r>
             <w:rPr>
@@ -10968,7 +10908,7 @@
               <w:b w:val="0"/>
               <w:bCs w:val="0"/>
             </w:rPr>
-            <w:t xml:space="preserve">only</w:t>
+            <w:t xml:space="preserve">that S′ V′</w:t>
           </w:r>
           <w:r>
             <w:rPr>
@@ -10978,7 +10918,7 @@
               <w:b w:val="0"/>
               <w:bCs w:val="0"/>
             </w:rPr>
-            <w:t xml:space="preserve"> — 오직, ~만</w:t>
+            <w:t xml:space="preserve"> — S′(이/가) V′라는 것</w:t>
           </w:r>
           <w:r>
             <w:rPr>
@@ -10998,7 +10938,7 @@
               <w:b w:val="0"/>
               <w:bCs w:val="0"/>
             </w:rPr>
-            <w:t xml:space="preserve">hear</w:t>
+            <w:t xml:space="preserve">it</w:t>
           </w:r>
           <w:r>
             <w:rPr>
@@ -11008,7 +10948,7 @@
               <w:b w:val="0"/>
               <w:bCs w:val="0"/>
             </w:rPr>
-            <w:t xml:space="preserve"> — 듣다</w:t>
+            <w:t xml:space="preserve"> — 그것이</w:t>
           </w:r>
           <w:r>
             <w:rPr>
@@ -11028,7 +10968,7 @@
               <w:b w:val="0"/>
               <w:bCs w:val="0"/>
             </w:rPr>
-            <w:t xml:space="preserve">opinions</w:t>
+            <w:t xml:space="preserve">is</w:t>
           </w:r>
           <w:r>
             <w:rPr>
@@ -11038,7 +10978,37 @@
               <w:b w:val="0"/>
               <w:bCs w:val="0"/>
             </w:rPr>
-            <w:t xml:space="preserve"> — 의견들</w:t>
+            <w:t xml:space="preserve"> — ~이다</w:t>
+          </w:r>
+          <w:r>
+            <w:rPr>
+              <w:color w:val="666666"/>
+              <w:sz w:val="17"/>
+              <w:szCs w:val="17"/>
+              <w:b w:val="0"/>
+              <w:bCs w:val="0"/>
+            </w:rPr>
+            <w:t xml:space="preserve"> / </w:t>
+          </w:r>
+          <w:r>
+            <w:rPr>
+              <w:color w:val="000000"/>
+              <w:sz w:val="17"/>
+              <w:szCs w:val="17"/>
+              <w:b w:val="0"/>
+              <w:bCs w:val="0"/>
+            </w:rPr>
+            <w:t xml:space="preserve">true</w:t>
+          </w:r>
+          <w:r>
+            <w:rPr>
+              <w:color w:val="666666"/>
+              <w:sz w:val="17"/>
+              <w:szCs w:val="17"/>
+              <w:b w:val="0"/>
+              <w:bCs w:val="0"/>
+            </w:rPr>
+            <w:t xml:space="preserve"> — 사실인, 진실인</w:t>
           </w:r>
         </w:p>
         <w:p>
@@ -11056,251 +11026,6 @@
               <w:szCs w:val="20"/>
             </w:rPr>
             <w:t xml:space="preserve">3.   </w:t>
-          </w:r>
-          <w:r>
-            <w:rPr>
-              <w:rFonts w:ascii="Times New Roman" w:hAnsi="Times New Roman"/>
-              <w:color w:val="000000"/>
-              <w:sz w:val="20"/>
-              <w:szCs w:val="20"/>
-              <w:b w:val="0"/>
-              <w:bCs w:val="0"/>
-            </w:rPr>
-            <w:t xml:space="preserve">it doesn’t always mean that it is true → ______________________________</w:t>
-          </w:r>
-        </w:p>
-        <w:p>
-          <w:pPr>
-            <w:keepNext w:val="0"/>
-            <w:keepLines/>
-            <w:spacing w:after="40" w:before="30" w:line="276"/>
-            <w:ind w:left="300" w:hanging="130"/>
-          </w:pPr>
-          <w:r>
-            <w:rPr>
-              <w:b/>
-              <w:color w:val="2E5496"/>
-              <w:sz w:val="17"/>
-              <w:szCs w:val="17"/>
-            </w:rPr>
-            <w:t xml:space="preserve">도움말  </w:t>
-          </w:r>
-          <w:r>
-            <w:rPr>
-              <w:color w:val="000000"/>
-              <w:sz w:val="17"/>
-              <w:szCs w:val="17"/>
-              <w:b w:val="0"/>
-              <w:bCs w:val="0"/>
-            </w:rPr>
-            <w:t xml:space="preserve">not always</w:t>
-          </w:r>
-          <w:r>
-            <w:rPr>
-              <w:color w:val="666666"/>
-              <w:sz w:val="17"/>
-              <w:szCs w:val="17"/>
-              <w:b w:val="0"/>
-              <w:bCs w:val="0"/>
-            </w:rPr>
-            <w:t xml:space="preserve"> — 항상 ~인 것은 아니다</w:t>
-          </w:r>
-          <w:r>
-            <w:rPr>
-              <w:color w:val="666666"/>
-              <w:sz w:val="17"/>
-              <w:szCs w:val="17"/>
-              <w:b w:val="0"/>
-              <w:bCs w:val="0"/>
-            </w:rPr>
-            <w:t xml:space="preserve"> / </w:t>
-          </w:r>
-          <w:r>
-            <w:rPr>
-              <w:color w:val="000000"/>
-              <w:sz w:val="17"/>
-              <w:szCs w:val="17"/>
-              <w:b w:val="0"/>
-              <w:bCs w:val="0"/>
-            </w:rPr>
-            <w:t xml:space="preserve">it</w:t>
-          </w:r>
-          <w:r>
-            <w:rPr>
-              <w:color w:val="666666"/>
-              <w:sz w:val="17"/>
-              <w:szCs w:val="17"/>
-              <w:b w:val="0"/>
-              <w:bCs w:val="0"/>
-            </w:rPr>
-            <w:t xml:space="preserve"> — 그것은</w:t>
-          </w:r>
-          <w:r>
-            <w:rPr>
-              <w:color w:val="666666"/>
-              <w:sz w:val="17"/>
-              <w:szCs w:val="17"/>
-              <w:b w:val="0"/>
-              <w:bCs w:val="0"/>
-            </w:rPr>
-            <w:t xml:space="preserve"> / </w:t>
-          </w:r>
-          <w:r>
-            <w:rPr>
-              <w:color w:val="000000"/>
-              <w:sz w:val="17"/>
-              <w:szCs w:val="17"/>
-              <w:b w:val="0"/>
-              <w:bCs w:val="0"/>
-            </w:rPr>
-            <w:t xml:space="preserve">mean</w:t>
-          </w:r>
-          <w:r>
-            <w:rPr>
-              <w:color w:val="666666"/>
-              <w:sz w:val="17"/>
-              <w:szCs w:val="17"/>
-              <w:b w:val="0"/>
-              <w:bCs w:val="0"/>
-            </w:rPr>
-            <w:t xml:space="preserve"> — 의미하다, 뜻하다</w:t>
-          </w:r>
-          <w:r>
-            <w:rPr>
-              <w:color w:val="666666"/>
-              <w:sz w:val="17"/>
-              <w:szCs w:val="17"/>
-              <w:b w:val="0"/>
-              <w:bCs w:val="0"/>
-            </w:rPr>
-            <w:t xml:space="preserve"> / </w:t>
-          </w:r>
-          <w:r>
-            <w:rPr>
-              <w:color w:val="000000"/>
-              <w:sz w:val="17"/>
-              <w:szCs w:val="17"/>
-              <w:b w:val="0"/>
-              <w:bCs w:val="0"/>
-            </w:rPr>
-            <w:t xml:space="preserve">that S′ V′</w:t>
-          </w:r>
-          <w:r>
-            <w:rPr>
-              <w:color w:val="666666"/>
-              <w:sz w:val="17"/>
-              <w:szCs w:val="17"/>
-              <w:b w:val="0"/>
-              <w:bCs w:val="0"/>
-            </w:rPr>
-            <w:t xml:space="preserve"> — S′(이/가) V′라는 것</w:t>
-          </w:r>
-          <w:r>
-            <w:rPr>
-              <w:color w:val="666666"/>
-              <w:sz w:val="17"/>
-              <w:szCs w:val="17"/>
-              <w:b w:val="0"/>
-              <w:bCs w:val="0"/>
-            </w:rPr>
-            <w:t xml:space="preserve"> / </w:t>
-          </w:r>
-          <w:r>
-            <w:rPr>
-              <w:color w:val="000000"/>
-              <w:sz w:val="17"/>
-              <w:szCs w:val="17"/>
-              <w:b w:val="0"/>
-              <w:bCs w:val="0"/>
-            </w:rPr>
-            <w:t xml:space="preserve">it</w:t>
-          </w:r>
-          <w:r>
-            <w:rPr>
-              <w:color w:val="666666"/>
-              <w:sz w:val="17"/>
-              <w:szCs w:val="17"/>
-              <w:b w:val="0"/>
-              <w:bCs w:val="0"/>
-            </w:rPr>
-            <w:t xml:space="preserve"> — 그것이</w:t>
-          </w:r>
-          <w:r>
-            <w:rPr>
-              <w:color w:val="666666"/>
-              <w:sz w:val="17"/>
-              <w:szCs w:val="17"/>
-              <w:b w:val="0"/>
-              <w:bCs w:val="0"/>
-            </w:rPr>
-            <w:t xml:space="preserve"> / </w:t>
-          </w:r>
-          <w:r>
-            <w:rPr>
-              <w:color w:val="000000"/>
-              <w:sz w:val="17"/>
-              <w:szCs w:val="17"/>
-              <w:b w:val="0"/>
-              <w:bCs w:val="0"/>
-            </w:rPr>
-            <w:t xml:space="preserve">is</w:t>
-          </w:r>
-          <w:r>
-            <w:rPr>
-              <w:color w:val="666666"/>
-              <w:sz w:val="17"/>
-              <w:szCs w:val="17"/>
-              <w:b w:val="0"/>
-              <w:bCs w:val="0"/>
-            </w:rPr>
-            <w:t xml:space="preserve"> — ~이다</w:t>
-          </w:r>
-          <w:r>
-            <w:rPr>
-              <w:color w:val="666666"/>
-              <w:sz w:val="17"/>
-              <w:szCs w:val="17"/>
-              <w:b w:val="0"/>
-              <w:bCs w:val="0"/>
-            </w:rPr>
-            <w:t xml:space="preserve"> / </w:t>
-          </w:r>
-          <w:r>
-            <w:rPr>
-              <w:color w:val="000000"/>
-              <w:sz w:val="17"/>
-              <w:szCs w:val="17"/>
-              <w:b w:val="0"/>
-              <w:bCs w:val="0"/>
-            </w:rPr>
-            <w:t xml:space="preserve">true</w:t>
-          </w:r>
-          <w:r>
-            <w:rPr>
-              <w:color w:val="666666"/>
-              <w:sz w:val="17"/>
-              <w:szCs w:val="17"/>
-              <w:b w:val="0"/>
-              <w:bCs w:val="0"/>
-            </w:rPr>
-            <w:t xml:space="preserve"> — 사실인, 진실인</w:t>
-          </w:r>
-        </w:p>
-        <w:p>
-          <w:pPr>
-            <w:keepNext w:val="1"/>
-            <w:keepLines/>
-            <w:spacing w:after="120" w:line="288" w:lineRule="auto" w:before="160"/>
-            <w:ind w:left="120" w:right="100"/>
-          </w:pPr>
-          <w:r>
-            <w:rPr>
-              <w:b/>
-              <w:color w:val="1F3864"/>
-              <w:sz w:val="20"/>
-              <w:szCs w:val="20"/>
-            </w:rPr>
-            <w:t xml:space="preserve">4.   </w:t>
           </w:r>
           <w:r>
             <w:rPr>
@@ -13810,7 +13535,7 @@
               <w:color w:val="000000"/>
               <w:sz w:val="18"/>
             </w:rPr>
-            <w:t xml:space="preserve">1. 당신이 에코 챔버에 갇히게 만들 수 있다</w:t>
+            <w:t xml:space="preserve">1. 당신이 의견들만 듣는 모든 상황</w:t>
           </w:r>
         </w:p>
         <w:p>
@@ -13825,12 +13550,12 @@
               <w:color w:val="000000"/>
               <w:sz w:val="18"/>
             </w:rPr>
-            <w:t xml:space="preserve">2. 당신이 의견들만 듣는 모든 상황</w:t>
-          </w:r>
-        </w:p>
-        <w:p>
-          <w:pPr>
-            <w:keepNext w:val="1"/>
+            <w:t xml:space="preserve">2. 그것이 항상 그것이 사실이라는 것을 의미하는 것은 아니다</w:t>
+          </w:r>
+        </w:p>
+        <w:p>
+          <w:pPr>
+            <w:keepNext w:val="0"/>
             <w:keepLines/>
             <w:spacing w:before="30" w:after="40" w:line="276"/>
             <w:ind w:left="170"/>
@@ -13840,22 +13565,7 @@
               <w:color w:val="000000"/>
               <w:sz w:val="18"/>
             </w:rPr>
-            <w:t xml:space="preserve">3. 그것이 항상 그것이 사실이라는 것을 의미하는 것은 아니다</w:t>
-          </w:r>
-        </w:p>
-        <w:p>
-          <w:pPr>
-            <w:keepNext w:val="0"/>
-            <w:keepLines/>
-            <w:spacing w:before="30" w:after="40" w:line="276"/>
-            <w:ind w:left="170"/>
-          </w:pPr>
-          <w:r>
-            <w:rPr>
-              <w:color w:val="000000"/>
-              <w:sz w:val="18"/>
-            </w:rPr>
-            <w:t xml:space="preserve">4. ‘에코 챔버’라는 용어는 또한 사용된다</w:t>
+            <w:t xml:space="preserve">3. ‘에코 챔버’라는 용어는 또한 사용된다</w:t>
           </w:r>
         </w:p>
         <w:p>

--- a/결과물/혼공독해교재_공통영어2_YBM(박)_1과FurtherReading_전체통합본.docx
+++ b/결과물/혼공독해교재_공통영어2_YBM(박)_1과FurtherReading_전체통합본.docx
@@ -2839,7 +2839,7 @@
               <w:szCs w:val="15"/>
               <w:u w:val="none"/>
             </w:rPr>
-            <w:t xml:space="preserve"> 듣기만 하</w:t>
+            <w:t xml:space="preserve"> ~만 듣</w:t>
           </w:r>
           <w:r>
             <w:rPr>
@@ -3586,43 +3586,7 @@
               <w:sz w:val="20"/>
               <w:szCs w:val="20"/>
             </w:rPr>
-            <w:t xml:space="preserve">making collaboration</w:t>
-          </w:r>
-          <w:r>
-            <w:rPr>
-              <w:b/>
-              <w:bCs/>
-              <w:color w:val="C00000"/>
-              <w:sz w:val="20"/>
-              <w:szCs w:val="20"/>
-            </w:rPr>
-            <w:t xml:space="preserve">  /  </w:t>
-          </w:r>
-          <w:r>
-            <w:rPr>
-              <w:color w:val="000000"/>
-              <w:sz w:val="20"/>
-              <w:szCs w:val="20"/>
-            </w:rPr>
-            <w:t xml:space="preserve">on common issues</w:t>
-          </w:r>
-          <w:r>
-            <w:rPr>
-              <w:b/>
-              <w:bCs/>
-              <w:color w:val="C00000"/>
-              <w:sz w:val="20"/>
-              <w:szCs w:val="20"/>
-            </w:rPr>
-            <w:t xml:space="preserve">  /  </w:t>
-          </w:r>
-          <w:r>
-            <w:rPr>
-              <w:color w:val="000000"/>
-              <w:sz w:val="20"/>
-              <w:szCs w:val="20"/>
-            </w:rPr>
-            <w:t xml:space="preserve">challenging.</w:t>
+            <w:t xml:space="preserve">making collaboration on common issues challenging.</w:t>
           </w:r>
         </w:p>
         <w:p>
@@ -7512,71 +7476,7 @@
               <w:bCs w:val="0"/>
               <w:color w:val="000000"/>
             </w:rPr>
-            <w:t xml:space="preserve">making collaboration</w:t>
-          </w:r>
-          <w:r>
-            <w:rPr>
-              <w:rFonts w:ascii="Times New Roman" w:eastAsia="Times New Roman" w:hAnsi="Times New Roman" w:cs="Times New Roman"/>
-              <w:color w:val="BBBBBB"/>
-              <w:sz w:val="20"/>
-              <w:szCs w:val="20"/>
-            </w:rPr>
-            <w:t xml:space="preserve"> / </w:t>
-          </w:r>
-          <w:r>
-            <w:rPr>
-              <w:rFonts w:ascii="Times New Roman" w:eastAsia="Times New Roman" w:hAnsi="Times New Roman" w:cs="Times New Roman"/>
-              <w:b/>
-              <w:bCs/>
-              <w:color w:val="666666"/>
-              <w:sz w:val="20"/>
-              <w:szCs w:val="20"/>
-              <w:vertAlign w:val="superscript"/>
-            </w:rPr>
-            <w:t xml:space="preserve">4</w:t>
-          </w:r>
-          <w:r>
-            <w:rPr>
-              <w:rFonts w:ascii="Times New Roman" w:eastAsia="Times New Roman" w:hAnsi="Times New Roman" w:cs="Times New Roman"/>
-              <w:sz w:val="20"/>
-              <w:szCs w:val="20"/>
-              <w:b w:val="0"/>
-              <w:bCs w:val="0"/>
-              <w:color w:val="000000"/>
-            </w:rPr>
-            <w:t xml:space="preserve">on common issues</w:t>
-          </w:r>
-          <w:r>
-            <w:rPr>
-              <w:rFonts w:ascii="Times New Roman" w:eastAsia="Times New Roman" w:hAnsi="Times New Roman" w:cs="Times New Roman"/>
-              <w:color w:val="BBBBBB"/>
-              <w:sz w:val="20"/>
-              <w:szCs w:val="20"/>
-            </w:rPr>
-            <w:t xml:space="preserve"> / </w:t>
-          </w:r>
-          <w:r>
-            <w:rPr>
-              <w:rFonts w:ascii="Times New Roman" w:eastAsia="Times New Roman" w:hAnsi="Times New Roman" w:cs="Times New Roman"/>
-              <w:b/>
-              <w:bCs/>
-              <w:color w:val="666666"/>
-              <w:sz w:val="20"/>
-              <w:szCs w:val="20"/>
-              <w:vertAlign w:val="superscript"/>
-            </w:rPr>
-            <w:t xml:space="preserve">5</w:t>
-          </w:r>
-          <w:r>
-            <w:rPr>
-              <w:rFonts w:ascii="Times New Roman" w:eastAsia="Times New Roman" w:hAnsi="Times New Roman" w:cs="Times New Roman"/>
-              <w:sz w:val="20"/>
-              <w:szCs w:val="20"/>
-              <w:b w:val="0"/>
-              <w:bCs w:val="0"/>
-              <w:color w:val="000000"/>
-            </w:rPr>
-            <w:t xml:space="preserve">challenging.</w:t>
+            <w:t xml:space="preserve">making collaboration on common issues challenging.</w:t>
           </w:r>
         </w:p>
         <w:p>
@@ -7657,61 +7557,7 @@
               <w:sz w:val="17"/>
               <w:szCs w:val="17"/>
             </w:rPr>
-            <w:t xml:space="preserve">협력을 만들면서</w:t>
-          </w:r>
-          <w:r>
-            <w:rPr>
-              <w:color w:val="BBBBBB"/>
-              <w:sz w:val="17"/>
-              <w:szCs w:val="17"/>
-            </w:rPr>
-            <w:t xml:space="preserve"> / </w:t>
-          </w:r>
-          <w:r>
-            <w:rPr>
-              <w:b/>
-              <w:bCs/>
-              <w:color w:val="666666"/>
-              <w:sz w:val="18"/>
-              <w:szCs w:val="18"/>
-              <w:vertAlign w:val="superscript"/>
-            </w:rPr>
-            <w:t xml:space="preserve">4</w:t>
-          </w:r>
-          <w:r>
-            <w:rPr>
-              <w:color w:val="333333"/>
-              <w:sz w:val="17"/>
-              <w:szCs w:val="17"/>
-            </w:rPr>
-            <w:t xml:space="preserve">공통 문제들에 대한</w:t>
-          </w:r>
-          <w:r>
-            <w:rPr>
-              <w:color w:val="BBBBBB"/>
-              <w:sz w:val="17"/>
-              <w:szCs w:val="17"/>
-            </w:rPr>
-            <w:t xml:space="preserve"> / </w:t>
-          </w:r>
-          <w:r>
-            <w:rPr>
-              <w:b/>
-              <w:bCs/>
-              <w:color w:val="666666"/>
-              <w:sz w:val="18"/>
-              <w:szCs w:val="18"/>
-              <w:vertAlign w:val="superscript"/>
-            </w:rPr>
-            <w:t xml:space="preserve">5</w:t>
-          </w:r>
-          <w:r>
-            <w:rPr>
-              <w:color w:val="333333"/>
-              <w:sz w:val="17"/>
-              <w:szCs w:val="17"/>
-            </w:rPr>
-            <w:t xml:space="preserve">어렵게.</w:t>
+            <w:t xml:space="preserve">공통 문제들에 대한 협력을 어렵게 만들면서.</w:t>
           </w:r>
         </w:p>
         <w:p>
@@ -10265,12 +10111,18 @@
               </w:tcPr>
               <w:p>
                 <w:pPr>
-                  <w:pBdr>
-                    <w:bottom w:val="single" w:sz="6" w:space="2" w:color="808080"/>
-                  </w:pBdr>
-                  <w:spacing w:after="20" w:line="225" w:lineRule="exact"/>
-                  <w:ind w:right="240"/>
+                  <w:spacing w:after="80" w:line="288" w:lineRule="auto" w:before="80"/>
                 </w:pPr>
+                <w:r>
+                  <w:rPr>
+                    <w:rFonts w:ascii="Times New Roman" w:hAnsi="Times New Roman"/>
+                    <w:b/>
+                    <w:color w:val="000000"/>
+                    <w:sz w:val="20"/>
+                    <w:szCs w:val="20"/>
+                  </w:rPr>
+                  <w:t xml:space="preserve"/>
+                </w:r>
               </w:p>
             </w:tc>
           </w:tr>
@@ -10364,7 +10216,7 @@
               <w:b w:val="0"/>
               <w:bCs w:val="0"/>
             </w:rPr>
-            <w:t xml:space="preserve">Uniform news sources help people understand reality more accurately.</w:t>
+            <w:t xml:space="preserve">An echo chamber originally refers to an enclosed space where sound returns as an echo.</w:t>
           </w:r>
         </w:p>
         <w:p>
@@ -10478,7 +10330,7 @@
               <w:b w:val="0"/>
               <w:bCs w:val="0"/>
             </w:rPr>
-            <w:t xml:space="preserve">Hearing only familiar opinions can expand our ability to debate.</w:t>
+            <w:t xml:space="preserve">Social media has expanded the ways in which people can access the news.</w:t>
           </w:r>
         </w:p>
         <w:p>
@@ -10516,7 +10368,7 @@
               <w:b w:val="0"/>
               <w:bCs w:val="0"/>
             </w:rPr>
-            <w:t xml:space="preserve">An echo chamber can encourage people to work together on common issues.</w:t>
+            <w:t xml:space="preserve">People should be encouraged to share their opinions freely on social media.</w:t>
           </w:r>
         </w:p>
         <w:p>
@@ -11726,7 +11578,7 @@
               <w:szCs w:val="20"/>
               <w:u w:val="single"/>
             </w:rPr>
-            <w:t xml:space="preserve">it doesn’t always mean that it is true</w:t>
+            <w:t xml:space="preserve">falling into this trap</w:t>
           </w:r>
           <w:r>
             <w:rPr>
@@ -11735,7 +11587,7 @@
               <w:sz w:val="20"/>
               <w:szCs w:val="20"/>
             </w:rPr>
-            <w:t xml:space="preserve">가 다음 글에서 의미하는 바로 가장 적절한 것은?</w:t>
+            <w:t xml:space="preserve">이 다음 글에서 의미하는 바로 가장 적절한 것은?</w:t>
           </w:r>
         </w:p>
         <w:p>
@@ -11752,7 +11604,7 @@
               <w:sz w:val="20"/>
               <w:szCs w:val="20"/>
             </w:rPr>
-            <w:t xml:space="preserve">This can distort your understanding of reality, and limit your ability to think critically and engage in meaningful debates. Worse still, an echo chamber may foster social division, making collaboration on common issues challenging. To avoid falling into this trap, you must actively seek diverse sources of information and engage with people who have different views. Always remember to check the information you receive, and keep an open mind when discussing new ideas. Even if you really want something to be true, </w:t>
+            <w:t xml:space="preserve">This can distort your understanding of reality, and limit your ability to think critically and engage in meaningful debates. Worse still, an echo chamber may foster social division, making collaboration on common issues challenging. To avoid </w:t>
           </w:r>
           <w:r>
             <w:rPr>
@@ -11762,7 +11614,7 @@
               <w:szCs w:val="20"/>
               <w:u w:val="single"/>
             </w:rPr>
-            <w:t xml:space="preserve">it doesn’t always mean that it is true</w:t>
+            <w:t xml:space="preserve">falling into this trap</w:t>
           </w:r>
           <w:r>
             <w:rPr>
@@ -11771,7 +11623,7 @@
               <w:sz w:val="20"/>
               <w:szCs w:val="20"/>
             </w:rPr>
-            <w:t xml:space="preserve">.</w:t>
+            <w:t xml:space="preserve">, you must actively seek diverse sources of information and engage with people who have different views. Always remember to check the information you receive, and keep an open mind when discussing new ideas. Even if you really want something to be true, it doesn’t always mean that it is true.</w:t>
           </w:r>
         </w:p>
         <w:p>
@@ -11809,7 +11661,7 @@
               <w:b w:val="0"/>
               <w:bCs w:val="0"/>
             </w:rPr>
-            <w:t xml:space="preserve">Wishing that an idea is true does not make it a fact.</w:t>
+            <w:t xml:space="preserve">being surrounded only by views similar to your own</w:t>
           </w:r>
         </w:p>
         <w:p>
@@ -11847,7 +11699,7 @@
               <w:b w:val="0"/>
               <w:bCs w:val="0"/>
             </w:rPr>
-            <w:t xml:space="preserve">Most information on social media turns out to be false.</w:t>
+            <w:t xml:space="preserve">believing every piece of information you find online</w:t>
           </w:r>
         </w:p>
         <w:p>
@@ -11885,7 +11737,7 @@
               <w:b w:val="0"/>
               <w:bCs w:val="0"/>
             </w:rPr>
-            <w:t xml:space="preserve">You should never trust your own opinions.</w:t>
+            <w:t xml:space="preserve">arguing with people whose opinions differ from yours</w:t>
           </w:r>
         </w:p>
         <w:p>
@@ -11923,7 +11775,7 @@
               <w:b w:val="0"/>
               <w:bCs w:val="0"/>
             </w:rPr>
-            <w:t xml:space="preserve">Something becomes true when many people agree with it.</w:t>
+            <w:t xml:space="preserve">losing interest in social issues that affect everyone</w:t>
           </w:r>
         </w:p>
         <w:p>
@@ -11961,7 +11813,7 @@
               <w:b w:val="0"/>
               <w:bCs w:val="0"/>
             </w:rPr>
-            <w:t xml:space="preserve">New ideas are usually more accurate than old ones.</w:t>
+            <w:t xml:space="preserve">spreading false news without checking the facts</w:t>
           </w:r>
         </w:p>
         <w:p>
@@ -13163,7 +13015,7 @@
               <w:b w:val="0"/>
               <w:bCs w:val="0"/>
             </w:rPr>
-            <w:t xml:space="preserve">Uniform news sources help people understand reality more accurately.   </w:t>
+            <w:t xml:space="preserve">An echo chamber originally refers to an enclosed space where sound returns as an echo.   </w:t>
           </w:r>
           <w:r>
             <w:rPr>
@@ -13173,7 +13025,7 @@
               <w:b w:val="0"/>
               <w:bCs w:val="0"/>
             </w:rPr>
-            <w:t xml:space="preserve">(획일적인 뉴스 출처는 사람들이 현실을 더 정확하게 이해하도록 돕는다.)</w:t>
+            <w:t xml:space="preserve">(에코 챔버는 원래 소리가 메아리로 되돌아오는 밀폐된 공간을 가리킨다.)</w:t>
           </w:r>
         </w:p>
         <w:p>
@@ -13304,7 +13156,7 @@
               <w:b w:val="0"/>
               <w:bCs w:val="0"/>
             </w:rPr>
-            <w:t xml:space="preserve">Hearing only familiar opinions can expand our ability to debate.   </w:t>
+            <w:t xml:space="preserve">Social media has expanded the ways in which people can access the news.   </w:t>
           </w:r>
           <w:r>
             <w:rPr>
@@ -13314,7 +13166,7 @@
               <w:b w:val="0"/>
               <w:bCs w:val="0"/>
             </w:rPr>
-            <w:t xml:space="preserve">(익숙한 의견만 듣는 것은 우리의 토론 능력을 넓혀 줄 수 있다.)</w:t>
+            <w:t xml:space="preserve">(소셜 미디어는 사람들이 뉴스를 접하는 방법을 넓혔다.)</w:t>
           </w:r>
         </w:p>
         <w:p>
@@ -13351,7 +13203,7 @@
               <w:b w:val="0"/>
               <w:bCs w:val="0"/>
             </w:rPr>
-            <w:t xml:space="preserve">An echo chamber can encourage people to work together on common issues.   </w:t>
+            <w:t xml:space="preserve">People should be encouraged to share their opinions freely on social media.   </w:t>
           </w:r>
           <w:r>
             <w:rPr>
@@ -13361,7 +13213,7 @@
               <w:b w:val="0"/>
               <w:bCs w:val="0"/>
             </w:rPr>
-            <w:t xml:space="preserve">(에코 챔버는 사람들이 공통 문제에 함께 협력하도록 촉진할 수 있다.)</w:t>
+            <w:t xml:space="preserve">(사람들이 소셜 미디어에서 자유롭게 의견을 나누도록 장려해야 한다.)</w:t>
           </w:r>
         </w:p>
         <w:p>
@@ -13409,7 +13261,7 @@
               <w:color w:val="666666"/>
               <w:sz w:val="17"/>
             </w:rPr>
-            <w:t xml:space="preserve">다양한 정보 출처를 적극적으로 찾으라고 했으므로 획일적인 뉴스 출처가 도움이 된다는 것은 반대 내용이다.</w:t>
+            <w:t xml:space="preserve">본문에 나온 사실이지만 용어의 뜻풀이일 뿐, 글이 말하려는 중심 내용이 아니다.</w:t>
           </w:r>
         </w:p>
         <w:p>
@@ -13473,7 +13325,7 @@
               <w:color w:val="666666"/>
               <w:sz w:val="17"/>
             </w:rPr>
-            <w:t xml:space="preserve">에코 챔버는 비판적으로 생각하고 토론에 참여하는 능력을 제한할 수 있다고 했으므로 반대 내용이다.</w:t>
+            <w:t xml:space="preserve">본문은 사람들이 인터넷과 소셜 미디어로 뉴스를 접한다고 했을 뿐, 뉴스 접근 방법이 넓어졌다는 내용은 없고 요지도 아니다.</w:t>
           </w:r>
         </w:p>
         <w:p>
@@ -13505,7 +13357,7 @@
               <w:color w:val="666666"/>
               <w:sz w:val="17"/>
             </w:rPr>
-            <w:t xml:space="preserve">에코 챔버는 사회적 분열을 조장해 공통 문제에 대한 협력을 어렵게 만든다고 했으므로 반대 내용이다.</w:t>
+            <w:t xml:space="preserve">의견을 자유롭게 나누도록 장려하라는 내용은 본문에 없다. 글은 다양한 견해를 찾으라고 했다.</w:t>
           </w:r>
         </w:p>
         <w:p>
@@ -13903,7 +13755,7 @@
               <w:color w:val="000000"/>
               <w:sz w:val="18"/>
             </w:rPr>
-            <w:t xml:space="preserve">Always remember to check the information you receive, and keep an open mind when discussing new ideas. Even if you really want something to be true, it doesn’t always mean that it is true.</w:t>
+            <w:t xml:space="preserve">Worse still, an echo chamber may foster social division, making collaboration on common issues challenging. / To avoid falling into this trap, you must actively seek diverse sources of information and engage with people who have different views.</w:t>
           </w:r>
         </w:p>
         <w:p>
@@ -13918,7 +13770,7 @@
               <w:color w:val="000000"/>
               <w:sz w:val="18"/>
             </w:rPr>
-            <w:t xml:space="preserve">밑줄 친 부분은 어떤 것이 사실이기를 정말로 원하더라도 그렇다고 그것이 항상 사실인 것은 아니라는 뜻이다. 이는 바로 앞 문장에서 받은 정보를 확인하고 새로운 생각을 논의할 때 열린 마음을 유지하라고 한 이유가 된다. 따라서 어떤 생각이 사실이기를 바란다고 해서 그것이 사실이 되는 것은 아니라는 </w:t>
+            <w:t xml:space="preserve">밑줄 친 ‘이 함정에 빠지는 것’은 바로 앞 문장에서 사회적 분열까지 일으킨다고 한 에코 챔버에 갇히는 것을 가리킨다. 이를 피하려면 다양한 정보 출처를 찾고 다른 견해를 가진 사람들과 교류하라고 했으므로, 함정은 그 반대 상태, 곧 자신과 비슷한 견해에만 둘러싸이는 것이다. 따라서 </w:t>
           </w:r>
           <w:r>
             <w:rPr>
@@ -13986,7 +13838,7 @@
               <w:b w:val="0"/>
               <w:bCs w:val="0"/>
             </w:rPr>
-            <w:t xml:space="preserve">Wishing that an idea is true does not make it a fact.   </w:t>
+            <w:t xml:space="preserve">being surrounded only by views similar to your own   </w:t>
           </w:r>
           <w:r>
             <w:rPr>
@@ -13996,7 +13848,7 @@
               <w:b w:val="0"/>
               <w:bCs w:val="0"/>
             </w:rPr>
-            <w:t xml:space="preserve">(어떤 생각이 사실이기를 바란다고 해서 그것이 사실이 되는 것은 아니다.)</w:t>
+            <w:t xml:space="preserve">(자신과 비슷한 견해에만 둘러싸이는 것)</w:t>
           </w:r>
         </w:p>
         <w:p>
@@ -14033,7 +13885,7 @@
               <w:b w:val="0"/>
               <w:bCs w:val="0"/>
             </w:rPr>
-            <w:t xml:space="preserve">Most information on social media turns out to be false.   </w:t>
+            <w:t xml:space="preserve">believing every piece of information you find online   </w:t>
           </w:r>
           <w:r>
             <w:rPr>
@@ -14043,7 +13895,7 @@
               <w:b w:val="0"/>
               <w:bCs w:val="0"/>
             </w:rPr>
-            <w:t xml:space="preserve">(소셜 미디어의 정보 대부분은 거짓으로 드러난다.)</w:t>
+            <w:t xml:space="preserve">(온라인에서 찾은 모든 정보를 믿는 것)</w:t>
           </w:r>
         </w:p>
         <w:p>
@@ -14080,7 +13932,7 @@
               <w:b w:val="0"/>
               <w:bCs w:val="0"/>
             </w:rPr>
-            <w:t xml:space="preserve">You should never trust your own opinions.   </w:t>
+            <w:t xml:space="preserve">arguing with people whose opinions differ from yours   </w:t>
           </w:r>
           <w:r>
             <w:rPr>
@@ -14090,7 +13942,7 @@
               <w:b w:val="0"/>
               <w:bCs w:val="0"/>
             </w:rPr>
-            <w:t xml:space="preserve">(자신의 의견은 절대 믿어서는 안 된다.)</w:t>
+            <w:t xml:space="preserve">(자신과 의견이 다른 사람들과 다투는 것)</w:t>
           </w:r>
         </w:p>
         <w:p>
@@ -14127,7 +13979,7 @@
               <w:b w:val="0"/>
               <w:bCs w:val="0"/>
             </w:rPr>
-            <w:t xml:space="preserve">Something becomes true when many people agree with it.   </w:t>
+            <w:t xml:space="preserve">losing interest in social issues that affect everyone   </w:t>
           </w:r>
           <w:r>
             <w:rPr>
@@ -14137,7 +13989,7 @@
               <w:b w:val="0"/>
               <w:bCs w:val="0"/>
             </w:rPr>
-            <w:t xml:space="preserve">(많은 사람이 동의하면 어떤 것이 사실이 된다.)</w:t>
+            <w:t xml:space="preserve">(모두에게 영향을 미치는 사회 문제에 관심을 잃는 것)</w:t>
           </w:r>
         </w:p>
         <w:p>
@@ -14174,7 +14026,7 @@
               <w:b w:val="0"/>
               <w:bCs w:val="0"/>
             </w:rPr>
-            <w:t xml:space="preserve">New ideas are usually more accurate than old ones.   </w:t>
+            <w:t xml:space="preserve">spreading false news without checking the facts   </w:t>
           </w:r>
           <w:r>
             <w:rPr>
@@ -14184,7 +14036,7 @@
               <w:b w:val="0"/>
               <w:bCs w:val="0"/>
             </w:rPr>
-            <w:t xml:space="preserve">(새로운 생각이 대개 옛 생각보다 더 정확하다.)</w:t>
+            <w:t xml:space="preserve">(사실을 확인하지 않고 거짓 뉴스를 퍼뜨리는 것)</w:t>
           </w:r>
         </w:p>
         <w:p>
@@ -14232,7 +14084,7 @@
               <w:color w:val="666666"/>
               <w:sz w:val="17"/>
             </w:rPr>
-            <w:t xml:space="preserve">소셜 미디어 정보의 대부분이 거짓이라는 내용은 없으며, 받은 정보를 확인하라고 했을 뿐이다.</w:t>
+            <w:t xml:space="preserve">받은 정보를 확인하라는 말은 있지만, 글이 말하는 함정은 온라인 정보를 다 믿는 것이 아니라 에코 챔버에 갇히는 것이다.</w:t>
           </w:r>
         </w:p>
         <w:p>
@@ -14264,7 +14116,7 @@
               <w:color w:val="666666"/>
               <w:sz w:val="17"/>
             </w:rPr>
-            <w:t xml:space="preserve">자신의 의견을 절대 믿지 말라는 것이 아니라, 바란다고 해서 늘 사실은 아니니 정보를 확인하고 열린 마음을 가지라는 뜻이다.</w:t>
+            <w:t xml:space="preserve">다른 견해를 가진 사람들과 교류하라고 했을 뿐, 그들과 다투는 것을 함정이라고 하지 않았다.</w:t>
           </w:r>
         </w:p>
         <w:p>
@@ -14296,7 +14148,7 @@
               <w:color w:val="666666"/>
               <w:sz w:val="17"/>
             </w:rPr>
-            <w:t xml:space="preserve">많은 사람이 동의하면 사실이 된다는 내용은 본문에 없다.</w:t>
+            <w:t xml:space="preserve">에코 챔버가 공통 문제에 대한 협력을 어렵게 만든다고 했을 뿐, 사회 문제에 관심을 잃는 것이 함정은 아니다.</w:t>
           </w:r>
         </w:p>
         <w:p>
@@ -14328,13 +14180,14 @@
               <w:color w:val="666666"/>
               <w:sz w:val="17"/>
             </w:rPr>
-            <w:t xml:space="preserve">새로운 생각이 옛 생각보다 정확하다는 비교는 없고, 새로운 생각을 논의할 때 열린 마음을 유지하라고 했을 뿐이다.</w:t>
-          </w:r>
-        </w:p>
-        <w:p>
-          <w:pPr>
-            <w:keepNext/>
-            <w:keepLines/>
+            <w:t xml:space="preserve">거짓 뉴스를 퍼뜨리는 내용은 본문에 없다.</w:t>
+          </w:r>
+        </w:p>
+        <w:p>
+          <w:pPr>
+            <w:keepNext/>
+            <w:keepLines/>
+            <w:pageBreakBefore w:val="1"/>
             <w:spacing w:before="30" w:after="40" w:line="276"/>
           </w:pPr>
           <w:r>
